--- a/samples/Contoso_Brand_Guidelines.docx
+++ b/samples/Contoso_Brand_Guidelines.docx
@@ -4,82 +4,80 @@
   <w:body>
     <w:p>
       <w:pPr>
-        <w:pStyle w:val="Title"/>
-        <w:jc w:val="center"/>
+        <w:spacing w:after="120"/>
       </w:pPr>
       <w:r>
-        <w:t>CONTOSO HEALTHCARE</w:t>
+        <w:rPr>
+          <w:b/>
+          <w:i/>
+          <w:color w:val="856404"/>
+          <w:sz w:val="18"/>
+        </w:rPr>
+        <w:t>SAMPLE DATA  Contoso Healthcare  For workshop demonstration only</w:t>
+      </w:r>
+    </w:p>
+    <w:p>
+      <w:pPr>
+        <w:spacing w:after="80"/>
+      </w:pPr>
+      <w:r>
+        <w:rPr>
+          <w:i/>
+          <w:sz w:val="18"/>
+        </w:rPr>
+        <w:t>INTERNAL USE ONLY — NOT FOR EXTERNAL DISTRIBUTION. Version 3.1 | Approved: Group Marketing Director | Effective: 1 April 2025. These guidelines govern all brand touchpoints across Contoso Healthcare Group hospitals, digital platforms, publications, uniforms, and partner communications.</w:t>
       </w:r>
     </w:p>
     <w:p>
       <w:pPr>
         <w:pStyle w:val="Heading1"/>
-        <w:jc w:val="center"/>
-      </w:pPr>
-      <w:r>
-        <w:t>Brand Identity &amp; Communications Guidelines</w:t>
-      </w:r>
-    </w:p>
-    <w:p>
-      <w:pPr>
-        <w:jc w:val="center"/>
-      </w:pPr>
-      <w:r>
-        <w:t>Version 3.1 | Updated: January 2026 | Owner: Group Corporate Communications | Valid across all 11 markets</w:t>
-      </w:r>
-    </w:p>
-    <w:p>
-      <w:pPr>
-        <w:jc w:val="center"/>
-      </w:pPr>
-      <w:r>
-        <w:t>⚠️ SAMPLE DATA — For workshop demonstration only.</w:t>
-      </w:r>
-    </w:p>
-    <w:p>
-      <w:r>
-        <w:br w:type="page"/>
-      </w:r>
-    </w:p>
-    <w:p>
-      <w:pPr>
-        <w:pStyle w:val="Heading1"/>
+        <w:spacing w:before="280" w:after="120"/>
       </w:pPr>
       <w:r>
         <w:rPr>
           <w:color w:val="007B8A"/>
+          <w:sz w:val="30"/>
         </w:rPr>
-        <w:t>SECTION 1: BRAND IDENTITY &amp; LOGO</w:t>
+        <w:t>1. Brand Architecture and Hospital Portfolio</w:t>
       </w:r>
     </w:p>
     <w:p>
       <w:pPr>
         <w:pStyle w:val="Heading2"/>
+        <w:spacing w:before="200" w:after="80"/>
       </w:pPr>
       <w:r>
         <w:rPr>
           <w:color w:val="003050"/>
+          <w:sz w:val="24"/>
         </w:rPr>
-        <w:t>1.1 Brand Promise</w:t>
+        <w:t>1.1 Master Brand Strategy</w:t>
       </w:r>
     </w:p>
     <w:p>
+      <w:pPr>
+        <w:spacing w:after="120"/>
+      </w:pPr>
       <w:r>
         <w:rPr>
-          <w:sz w:val="22"/>
+          <w:b w:val="0"/>
+          <w:i w:val="0"/>
+          <w:sz w:val="20"/>
         </w:rPr>
-        <w:t>Contoso Healthcare's brand promise is 'Caring for Life' — reflecting our commitment to compassionate, expert healthcare that makes life better for patients, families, and communities across 11 countries. Every communication, visual, and interaction should reinforce this promise.</w:t>
+        <w:t>Contoso Healthcare Group operates a "Branded House" architecture. All hospital entities trade under the Contoso brand with a city/region descriptor. This strategy maximises group brand equity, cross-referral, and enables Group-level marketing investment while retaining local community identity.</w:t>
       </w:r>
     </w:p>
     <w:p>
       <w:pPr>
         <w:pStyle w:val="Heading2"/>
+        <w:spacing w:before="200" w:after="80"/>
       </w:pPr>
       <w:r>
         <w:rPr>
           <w:color w:val="003050"/>
+          <w:sz w:val="24"/>
         </w:rPr>
-        <w:t>1.2 Logo Versions</w:t>
+        <w:t>1.2 Hospital Portfolio and Brand Tier</w:t>
       </w:r>
     </w:p>
     <w:tbl>
@@ -89,75 +87,105 @@
         <w:tblLook w:firstColumn="1" w:firstRow="1" w:lastColumn="0" w:lastRow="0" w:noHBand="0" w:noVBand="1" w:val="04A0"/>
       </w:tblPr>
       <w:tblGrid>
-        <w:gridCol w:w="1728"/>
-        <w:gridCol w:w="1728"/>
-        <w:gridCol w:w="1728"/>
-        <w:gridCol w:w="1728"/>
-        <w:gridCol w:w="1728"/>
+        <w:gridCol w:w="1881"/>
+        <w:gridCol w:w="1881"/>
+        <w:gridCol w:w="1881"/>
+        <w:gridCol w:w="1881"/>
+        <w:gridCol w:w="1881"/>
       </w:tblGrid>
       <w:tr>
         <w:tc>
           <w:tcPr>
-            <w:tcW w:type="dxa" w:w="1728"/>
+            <w:tcW w:type="dxa" w:w="1881"/>
+            <w:shd w:val="clear" w:color="auto" w:fill="007B8A"/>
           </w:tcPr>
           <w:p>
+            <w:pPr>
+              <w:jc w:val="center"/>
+            </w:pPr>
             <w:r>
               <w:rPr>
                 <w:b/>
+                <w:color w:val="FFFFFF"/>
+                <w:sz w:val="18"/>
               </w:rPr>
-              <w:t>Version</w:t>
+              <w:t>Hospital</w:t>
             </w:r>
           </w:p>
         </w:tc>
         <w:tc>
           <w:tcPr>
-            <w:tcW w:type="dxa" w:w="1728"/>
+            <w:tcW w:type="dxa" w:w="1881"/>
+            <w:shd w:val="clear" w:color="auto" w:fill="007B8A"/>
           </w:tcPr>
           <w:p>
+            <w:pPr>
+              <w:jc w:val="center"/>
+            </w:pPr>
             <w:r>
               <w:rPr>
                 <w:b/>
+                <w:color w:val="FFFFFF"/>
+                <w:sz w:val="18"/>
               </w:rPr>
-              <w:t>Background</w:t>
+              <w:t>Tier</w:t>
             </w:r>
           </w:p>
         </w:tc>
         <w:tc>
           <w:tcPr>
-            <w:tcW w:type="dxa" w:w="1728"/>
+            <w:tcW w:type="dxa" w:w="1881"/>
+            <w:shd w:val="clear" w:color="auto" w:fill="007B8A"/>
           </w:tcPr>
           <w:p>
+            <w:pPr>
+              <w:jc w:val="center"/>
+            </w:pPr>
             <w:r>
               <w:rPr>
                 <w:b/>
+                <w:color w:val="FFFFFF"/>
+                <w:sz w:val="18"/>
               </w:rPr>
-              <w:t>Use Case</w:t>
+              <w:t>Positioning</w:t>
             </w:r>
           </w:p>
         </w:tc>
         <w:tc>
           <w:tcPr>
-            <w:tcW w:type="dxa" w:w="1728"/>
+            <w:tcW w:type="dxa" w:w="1881"/>
+            <w:shd w:val="clear" w:color="auto" w:fill="007B8A"/>
           </w:tcPr>
           <w:p>
+            <w:pPr>
+              <w:jc w:val="center"/>
+            </w:pPr>
             <w:r>
               <w:rPr>
                 <w:b/>
+                <w:color w:val="FFFFFF"/>
+                <w:sz w:val="18"/>
               </w:rPr>
-              <w:t>Minimum Size (Print)</w:t>
+              <w:t>Primary Catchment</w:t>
             </w:r>
           </w:p>
         </w:tc>
         <w:tc>
           <w:tcPr>
-            <w:tcW w:type="dxa" w:w="1728"/>
+            <w:tcW w:type="dxa" w:w="1881"/>
+            <w:shd w:val="clear" w:color="auto" w:fill="007B8A"/>
           </w:tcPr>
           <w:p>
+            <w:pPr>
+              <w:jc w:val="center"/>
+            </w:pPr>
             <w:r>
               <w:rPr>
                 <w:b/>
+                <w:color w:val="FFFFFF"/>
+                <w:sz w:val="18"/>
               </w:rPr>
-              <w:t>Minimum Size (Digital)</w:t>
+              <w:t>Key Clinical Differentiator</w:t>
             </w:r>
           </w:p>
         </w:tc>
@@ -165,51 +193,71 @@
       <w:tr>
         <w:tc>
           <w:tcPr>
-            <w:tcW w:type="dxa" w:w="1728"/>
+            <w:tcW w:type="dxa" w:w="1881"/>
+            <w:shd w:val="clear" w:color="auto" w:fill="E8F4F5"/>
           </w:tcPr>
           <w:p>
             <w:r>
-              <w:t>Full Colour (Primary)</w:t>
+              <w:rPr>
+                <w:sz w:val="18"/>
+              </w:rPr>
+              <w:t>Contoso General Hospital KL</w:t>
             </w:r>
           </w:p>
         </w:tc>
         <w:tc>
           <w:tcPr>
-            <w:tcW w:type="dxa" w:w="1728"/>
+            <w:tcW w:type="dxa" w:w="1881"/>
+            <w:shd w:val="clear" w:color="auto" w:fill="E8F4F5"/>
           </w:tcPr>
           <w:p>
             <w:r>
-              <w:t>White or light backgrounds</w:t>
+              <w:rPr>
+                <w:sz w:val="18"/>
+              </w:rPr>
+              <w:t>Flagship (Tertiary+)</w:t>
             </w:r>
           </w:p>
         </w:tc>
         <w:tc>
           <w:tcPr>
-            <w:tcW w:type="dxa" w:w="1728"/>
+            <w:tcW w:type="dxa" w:w="1881"/>
+            <w:shd w:val="clear" w:color="auto" w:fill="E8F4F5"/>
           </w:tcPr>
           <w:p>
             <w:r>
-              <w:t>All standard applications</w:t>
+              <w:rPr>
+                <w:sz w:val="18"/>
+              </w:rPr>
+              <w:t>Premium quaternary care; medical tourism hub</w:t>
             </w:r>
           </w:p>
         </w:tc>
         <w:tc>
           <w:tcPr>
-            <w:tcW w:type="dxa" w:w="1728"/>
+            <w:tcW w:type="dxa" w:w="1881"/>
+            <w:shd w:val="clear" w:color="auto" w:fill="E8F4F5"/>
           </w:tcPr>
           <w:p>
             <w:r>
-              <w:t>25mm wide</w:t>
+              <w:rPr>
+                <w:sz w:val="18"/>
+              </w:rPr>
+              <w:t>Greater KL; ASEAN Medical Tourism</w:t>
             </w:r>
           </w:p>
         </w:tc>
         <w:tc>
           <w:tcPr>
-            <w:tcW w:type="dxa" w:w="1728"/>
+            <w:tcW w:type="dxa" w:w="1881"/>
+            <w:shd w:val="clear" w:color="auto" w:fill="E8F4F5"/>
           </w:tcPr>
           <w:p>
             <w:r>
-              <w:t>100px wide</w:t>
+              <w:rPr>
+                <w:sz w:val="18"/>
+              </w:rPr>
+              <w:t>Oncology Centre of Excellence; Robotic Surgery; Level 1 Trauma</w:t>
             </w:r>
           </w:p>
         </w:tc>
@@ -217,51 +265,71 @@
       <w:tr>
         <w:tc>
           <w:tcPr>
-            <w:tcW w:type="dxa" w:w="1728"/>
+            <w:tcW w:type="dxa" w:w="1881"/>
+            <w:shd w:val="clear" w:color="auto" w:fill="FFFFFF"/>
           </w:tcPr>
           <w:p>
             <w:r>
-              <w:t>Reversed White</w:t>
+              <w:rPr>
+                <w:sz w:val="18"/>
+              </w:rPr>
+              <w:t>Contoso Specialist Centre PJ</w:t>
             </w:r>
           </w:p>
         </w:tc>
         <w:tc>
           <w:tcPr>
-            <w:tcW w:type="dxa" w:w="1728"/>
+            <w:tcW w:type="dxa" w:w="1881"/>
+            <w:shd w:val="clear" w:color="auto" w:fill="FFFFFF"/>
           </w:tcPr>
           <w:p>
             <w:r>
-              <w:t>Contoso Teal (#007B8A) background</w:t>
+              <w:rPr>
+                <w:sz w:val="18"/>
+              </w:rPr>
+              <w:t>Regional Hub (Tertiary)</w:t>
             </w:r>
           </w:p>
         </w:tc>
         <w:tc>
           <w:tcPr>
-            <w:tcW w:type="dxa" w:w="1728"/>
+            <w:tcW w:type="dxa" w:w="1881"/>
+            <w:shd w:val="clear" w:color="auto" w:fill="FFFFFF"/>
           </w:tcPr>
           <w:p>
             <w:r>
-              <w:t>Hero images, brand campaigns</w:t>
+              <w:rPr>
+                <w:sz w:val="18"/>
+              </w:rPr>
+              <w:t>Specialist-led; evidence-based medicine</w:t>
             </w:r>
           </w:p>
         </w:tc>
         <w:tc>
           <w:tcPr>
-            <w:tcW w:type="dxa" w:w="1728"/>
+            <w:tcW w:type="dxa" w:w="1881"/>
+            <w:shd w:val="clear" w:color="auto" w:fill="FFFFFF"/>
           </w:tcPr>
           <w:p>
             <w:r>
-              <w:t>25mm wide</w:t>
+              <w:rPr>
+                <w:sz w:val="18"/>
+              </w:rPr>
+              <w:t>Petaling Jaya; Subang; Shah Alam</w:t>
             </w:r>
           </w:p>
         </w:tc>
         <w:tc>
           <w:tcPr>
-            <w:tcW w:type="dxa" w:w="1728"/>
+            <w:tcW w:type="dxa" w:w="1881"/>
+            <w:shd w:val="clear" w:color="auto" w:fill="FFFFFF"/>
           </w:tcPr>
           <w:p>
             <w:r>
-              <w:t>100px wide</w:t>
+              <w:rPr>
+                <w:sz w:val="18"/>
+              </w:rPr>
+              <w:t>Cardiac Centre; Neurosurgery; Orthopaedic Centre of Excellence</w:t>
             </w:r>
           </w:p>
         </w:tc>
@@ -269,51 +337,71 @@
       <w:tr>
         <w:tc>
           <w:tcPr>
-            <w:tcW w:type="dxa" w:w="1728"/>
+            <w:tcW w:type="dxa" w:w="1881"/>
+            <w:shd w:val="clear" w:color="auto" w:fill="E8F4F5"/>
           </w:tcPr>
           <w:p>
             <w:r>
-              <w:t>Monochrome Black</w:t>
+              <w:rPr>
+                <w:sz w:val="18"/>
+              </w:rPr>
+              <w:t>Contoso Medical Centre Penang</w:t>
             </w:r>
           </w:p>
         </w:tc>
         <w:tc>
           <w:tcPr>
-            <w:tcW w:type="dxa" w:w="1728"/>
+            <w:tcW w:type="dxa" w:w="1881"/>
+            <w:shd w:val="clear" w:color="auto" w:fill="E8F4F5"/>
           </w:tcPr>
           <w:p>
             <w:r>
-              <w:t>White or very light grey</w:t>
+              <w:rPr>
+                <w:sz w:val="18"/>
+              </w:rPr>
+              <w:t>Regional Hub (Tertiary)</w:t>
             </w:r>
           </w:p>
         </w:tc>
         <w:tc>
           <w:tcPr>
-            <w:tcW w:type="dxa" w:w="1728"/>
+            <w:tcW w:type="dxa" w:w="1881"/>
+            <w:shd w:val="clear" w:color="auto" w:fill="E8F4F5"/>
           </w:tcPr>
           <w:p>
             <w:r>
-              <w:t>Black-and-white print</w:t>
+              <w:rPr>
+                <w:sz w:val="18"/>
+              </w:rPr>
+              <w:t>Gateway to Northern Malaysia; Penang Medical Tourism</w:t>
             </w:r>
           </w:p>
         </w:tc>
         <w:tc>
           <w:tcPr>
-            <w:tcW w:type="dxa" w:w="1728"/>
+            <w:tcW w:type="dxa" w:w="1881"/>
+            <w:shd w:val="clear" w:color="auto" w:fill="E8F4F5"/>
           </w:tcPr>
           <w:p>
             <w:r>
-              <w:t>20mm wide</w:t>
+              <w:rPr>
+                <w:sz w:val="18"/>
+              </w:rPr>
+              <w:t>Penang; Kedah; Northern Thailand referrals</w:t>
             </w:r>
           </w:p>
         </w:tc>
         <w:tc>
           <w:tcPr>
-            <w:tcW w:type="dxa" w:w="1728"/>
+            <w:tcW w:type="dxa" w:w="1881"/>
+            <w:shd w:val="clear" w:color="auto" w:fill="E8F4F5"/>
           </w:tcPr>
           <w:p>
             <w:r>
-              <w:t>80px wide</w:t>
+              <w:rPr>
+                <w:sz w:val="18"/>
+              </w:rPr>
+              <w:t>Oncology; Ophthalmology; Women &amp; Children Centre</w:t>
             </w:r>
           </w:p>
         </w:tc>
@@ -321,51 +409,71 @@
       <w:tr>
         <w:tc>
           <w:tcPr>
-            <w:tcW w:type="dxa" w:w="1728"/>
+            <w:tcW w:type="dxa" w:w="1881"/>
+            <w:shd w:val="clear" w:color="auto" w:fill="FFFFFF"/>
           </w:tcPr>
           <w:p>
             <w:r>
-              <w:t>Monochrome White</w:t>
+              <w:rPr>
+                <w:sz w:val="18"/>
+              </w:rPr>
+              <w:t>Contoso City Hospital JB</w:t>
             </w:r>
           </w:p>
         </w:tc>
         <w:tc>
           <w:tcPr>
-            <w:tcW w:type="dxa" w:w="1728"/>
+            <w:tcW w:type="dxa" w:w="1881"/>
+            <w:shd w:val="clear" w:color="auto" w:fill="FFFFFF"/>
           </w:tcPr>
           <w:p>
             <w:r>
-              <w:t>Dark backgrounds</w:t>
+              <w:rPr>
+                <w:sz w:val="18"/>
+              </w:rPr>
+              <w:t>Regional Hub (Secondary/Tertiary)</w:t>
             </w:r>
           </w:p>
         </w:tc>
         <w:tc>
           <w:tcPr>
-            <w:tcW w:type="dxa" w:w="1728"/>
+            <w:tcW w:type="dxa" w:w="1881"/>
+            <w:shd w:val="clear" w:color="auto" w:fill="FFFFFF"/>
           </w:tcPr>
           <w:p>
             <w:r>
-              <w:t>Dark mode digital, embossing</w:t>
+              <w:rPr>
+                <w:sz w:val="18"/>
+              </w:rPr>
+              <w:t>Serving the JB-Singapore healthcare corridor</w:t>
             </w:r>
           </w:p>
         </w:tc>
         <w:tc>
           <w:tcPr>
-            <w:tcW w:type="dxa" w:w="1728"/>
+            <w:tcW w:type="dxa" w:w="1881"/>
+            <w:shd w:val="clear" w:color="auto" w:fill="FFFFFF"/>
           </w:tcPr>
           <w:p>
             <w:r>
-              <w:t>20mm wide</w:t>
+              <w:rPr>
+                <w:sz w:val="18"/>
+              </w:rPr>
+              <w:t>Johor Bahru; Singapore overflow</w:t>
             </w:r>
           </w:p>
         </w:tc>
         <w:tc>
           <w:tcPr>
-            <w:tcW w:type="dxa" w:w="1728"/>
+            <w:tcW w:type="dxa" w:w="1881"/>
+            <w:shd w:val="clear" w:color="auto" w:fill="FFFFFF"/>
           </w:tcPr>
           <w:p>
             <w:r>
-              <w:t>80px wide</w:t>
+              <w:rPr>
+                <w:sz w:val="18"/>
+              </w:rPr>
+              <w:t>Emergency Medicine; Cross-border care protocols; Cardiac</w:t>
             </w:r>
           </w:p>
         </w:tc>
@@ -373,89 +481,264 @@
       <w:tr>
         <w:tc>
           <w:tcPr>
-            <w:tcW w:type="dxa" w:w="1728"/>
+            <w:tcW w:type="dxa" w:w="1881"/>
+            <w:shd w:val="clear" w:color="auto" w:fill="E8F4F5"/>
           </w:tcPr>
           <w:p>
             <w:r>
-              <w:t>Brandmark only (no wordmark)</w:t>
+              <w:rPr>
+                <w:sz w:val="18"/>
+              </w:rPr>
+              <w:t>Contoso Regional Hospital Ipoh</w:t>
             </w:r>
           </w:p>
         </w:tc>
         <w:tc>
           <w:tcPr>
-            <w:tcW w:type="dxa" w:w="1728"/>
+            <w:tcW w:type="dxa" w:w="1881"/>
+            <w:shd w:val="clear" w:color="auto" w:fill="E8F4F5"/>
           </w:tcPr>
           <w:p>
             <w:r>
-              <w:t>Any — with wordmark nearby</w:t>
+              <w:rPr>
+                <w:sz w:val="18"/>
+              </w:rPr>
+              <w:t>Secondary</w:t>
             </w:r>
           </w:p>
         </w:tc>
         <w:tc>
           <w:tcPr>
-            <w:tcW w:type="dxa" w:w="1728"/>
+            <w:tcW w:type="dxa" w:w="1881"/>
+            <w:shd w:val="clear" w:color="auto" w:fill="E8F4F5"/>
           </w:tcPr>
           <w:p>
             <w:r>
-              <w:t>Social media profile images, app icon</w:t>
+              <w:rPr>
+                <w:sz w:val="18"/>
+              </w:rPr>
+              <w:t>Community-anchored care for Perak</w:t>
             </w:r>
           </w:p>
         </w:tc>
         <w:tc>
           <w:tcPr>
-            <w:tcW w:type="dxa" w:w="1728"/>
+            <w:tcW w:type="dxa" w:w="1881"/>
+            <w:shd w:val="clear" w:color="auto" w:fill="E8F4F5"/>
           </w:tcPr>
           <w:p>
             <w:r>
-              <w:t>15mm wide</w:t>
+              <w:rPr>
+                <w:sz w:val="18"/>
+              </w:rPr>
+              <w:t>Ipoh; Perak region</w:t>
             </w:r>
           </w:p>
         </w:tc>
         <w:tc>
           <w:tcPr>
-            <w:tcW w:type="dxa" w:w="1728"/>
+            <w:tcW w:type="dxa" w:w="1881"/>
+            <w:shd w:val="clear" w:color="auto" w:fill="E8F4F5"/>
           </w:tcPr>
           <w:p>
             <w:r>
-              <w:t>60px wide</w:t>
+              <w:rPr>
+                <w:sz w:val="18"/>
+              </w:rPr>
+              <w:t>Dialysis Centre; Geriatrics; General Surgery</w:t>
+            </w:r>
+          </w:p>
+        </w:tc>
+      </w:tr>
+      <w:tr>
+        <w:tc>
+          <w:tcPr>
+            <w:tcW w:type="dxa" w:w="1881"/>
+            <w:shd w:val="clear" w:color="auto" w:fill="FFFFFF"/>
+          </w:tcPr>
+          <w:p>
+            <w:r>
+              <w:rPr>
+                <w:sz w:val="18"/>
+              </w:rPr>
+              <w:t>Contoso Community Hospital Subang</w:t>
+            </w:r>
+          </w:p>
+        </w:tc>
+        <w:tc>
+          <w:tcPr>
+            <w:tcW w:type="dxa" w:w="1881"/>
+            <w:shd w:val="clear" w:color="auto" w:fill="FFFFFF"/>
+          </w:tcPr>
+          <w:p>
+            <w:r>
+              <w:rPr>
+                <w:sz w:val="18"/>
+              </w:rPr>
+              <w:t>Community (Secondary — Ramp Up)</w:t>
+            </w:r>
+          </w:p>
+        </w:tc>
+        <w:tc>
+          <w:tcPr>
+            <w:tcW w:type="dxa" w:w="1881"/>
+            <w:shd w:val="clear" w:color="auto" w:fill="FFFFFF"/>
+          </w:tcPr>
+          <w:p>
+            <w:r>
+              <w:rPr>
+                <w:sz w:val="18"/>
+              </w:rPr>
+              <w:t>Accessible, affordable community care</w:t>
+            </w:r>
+          </w:p>
+        </w:tc>
+        <w:tc>
+          <w:tcPr>
+            <w:tcW w:type="dxa" w:w="1881"/>
+            <w:shd w:val="clear" w:color="auto" w:fill="FFFFFF"/>
+          </w:tcPr>
+          <w:p>
+            <w:r>
+              <w:rPr>
+                <w:sz w:val="18"/>
+              </w:rPr>
+              <w:t>Subang Jaya; USJ; Sunway (emerging)</w:t>
+            </w:r>
+          </w:p>
+        </w:tc>
+        <w:tc>
+          <w:tcPr>
+            <w:tcW w:type="dxa" w:w="1881"/>
+            <w:shd w:val="clear" w:color="auto" w:fill="FFFFFF"/>
+          </w:tcPr>
+          <w:p>
+            <w:r>
+              <w:rPr>
+                <w:sz w:val="18"/>
+              </w:rPr>
+              <w:t>General Practice; Maternity; Paediatrics</w:t>
             </w:r>
           </w:p>
         </w:tc>
       </w:tr>
     </w:tbl>
+    <w:p/>
     <w:p>
       <w:pPr>
         <w:pStyle w:val="Heading2"/>
+        <w:spacing w:before="200" w:after="80"/>
       </w:pPr>
       <w:r>
         <w:rPr>
           <w:color w:val="003050"/>
+          <w:sz w:val="24"/>
         </w:rPr>
-        <w:t>1.3 Clear Space &amp; Don'ts</w:t>
+        <w:t>1.3 Brand Tagline</w:t>
       </w:r>
     </w:p>
     <w:p>
+      <w:pPr>
+        <w:spacing w:after="120"/>
+      </w:pPr>
       <w:r>
         <w:rPr>
-          <w:sz w:val="22"/>
+          <w:b w:val="0"/>
+          <w:i w:val="0"/>
+          <w:sz w:val="20"/>
         </w:rPr>
-        <w:t>Clear space: minimum equal to the height of the 'C' in 'Contoso' on all sides. Never: distort, rotate, recolour, add effects (shadows/gradients), recreate in PowerPoint, combine with other logos without Group Comms approval, use on busy photographic backgrounds without container.</w:t>
+        <w:t>Group tagline: "Caring Beyond Boundaries" — emphasising clinical excellence, patient-centred care, and geographic reach across Malaysia.</w:t>
       </w:r>
     </w:p>
     <w:p>
+      <w:pPr>
+        <w:spacing w:after="120"/>
+      </w:pPr>
       <w:r>
-        <w:br w:type="page"/>
+        <w:rPr>
+          <w:b w:val="0"/>
+          <w:i w:val="0"/>
+          <w:sz w:val="20"/>
+        </w:rPr>
+        <w:t>Hospital-level straplines may be used in local campaigns with Group Marketing Director approval. Example: Contoso General Hospital KL — "Where Malaysia Comes for Complex Care".</w:t>
       </w:r>
     </w:p>
     <w:p>
       <w:pPr>
         <w:pStyle w:val="Heading1"/>
+        <w:spacing w:before="280" w:after="120"/>
       </w:pPr>
       <w:r>
         <w:rPr>
           <w:color w:val="007B8A"/>
+          <w:sz w:val="30"/>
         </w:rPr>
-        <w:t>SECTION 2: COLOUR PALETTE</w:t>
+        <w:t>2. Logo and Symbol Usage</w:t>
+      </w:r>
+    </w:p>
+    <w:p>
+      <w:pPr>
+        <w:pStyle w:val="Heading2"/>
+        <w:spacing w:before="200" w:after="80"/>
+      </w:pPr>
+      <w:r>
+        <w:rPr>
+          <w:color w:val="003050"/>
+          <w:sz w:val="24"/>
+        </w:rPr>
+        <w:t>2.1 Primary Logo Elements</w:t>
+      </w:r>
+    </w:p>
+    <w:p>
+      <w:pPr>
+        <w:spacing w:after="120"/>
+      </w:pPr>
+      <w:r>
+        <w:rPr>
+          <w:b w:val="0"/>
+          <w:i w:val="0"/>
+          <w:sz w:val="20"/>
+        </w:rPr>
+        <w:t>The Contoso Healthcare Group logo comprises three elements: (1) the Contoso Symbol (a stylised double-arc representing continuity of care and the letter C); (2) the Wordmark "Contoso Healthcare Group" in Graphik SemiBold; (3) the hospital name in Graphik Regular for hospital-level applications.</w:t>
+      </w:r>
+    </w:p>
+    <w:p>
+      <w:pPr>
+        <w:pStyle w:val="Heading2"/>
+        <w:spacing w:before="200" w:after="80"/>
+      </w:pPr>
+      <w:r>
+        <w:rPr>
+          <w:color w:val="003050"/>
+          <w:sz w:val="24"/>
+        </w:rPr>
+        <w:t>2.2 Minimum Clear Space</w:t>
+      </w:r>
+    </w:p>
+    <w:p>
+      <w:pPr>
+        <w:spacing w:after="120"/>
+      </w:pPr>
+      <w:r>
+        <w:rPr>
+          <w:b w:val="0"/>
+          <w:i w:val="0"/>
+          <w:sz w:val="20"/>
+        </w:rPr>
+        <w:t>The logo must always be surrounded by a minimum clear space equal to the height of the capital letter 'C' in the wordmark (referred to as 1x). No text, graphic, or design element may appear within this clear space.</w:t>
+      </w:r>
+    </w:p>
+    <w:p>
+      <w:pPr>
+        <w:pStyle w:val="Heading2"/>
+        <w:spacing w:before="200" w:after="80"/>
+      </w:pPr>
+      <w:r>
+        <w:rPr>
+          <w:color w:val="003050"/>
+          <w:sz w:val="24"/>
+        </w:rPr>
+        <w:t>2.3 Logo Placement Rules</w:t>
       </w:r>
     </w:p>
     <w:tbl>
@@ -465,103 +748,65 @@
         <w:tblLook w:firstColumn="1" w:firstRow="1" w:lastColumn="0" w:lastRow="0" w:noHBand="0" w:noVBand="1" w:val="04A0"/>
       </w:tblPr>
       <w:tblGrid>
-        <w:gridCol w:w="1234"/>
-        <w:gridCol w:w="1234"/>
-        <w:gridCol w:w="1234"/>
-        <w:gridCol w:w="1234"/>
-        <w:gridCol w:w="1234"/>
-        <w:gridCol w:w="1234"/>
-        <w:gridCol w:w="1234"/>
+        <w:gridCol w:w="3135"/>
+        <w:gridCol w:w="3135"/>
+        <w:gridCol w:w="3135"/>
       </w:tblGrid>
       <w:tr>
         <w:tc>
           <w:tcPr>
-            <w:tcW w:type="dxa" w:w="1234"/>
+            <w:tcW w:type="dxa" w:w="3135"/>
+            <w:shd w:val="clear" w:color="auto" w:fill="007B8A"/>
           </w:tcPr>
           <w:p>
+            <w:pPr>
+              <w:jc w:val="center"/>
+            </w:pPr>
             <w:r>
               <w:rPr>
                 <w:b/>
+                <w:color w:val="FFFFFF"/>
+                <w:sz w:val="18"/>
               </w:rPr>
-              <w:t>Colour Name</w:t>
+              <w:t>Medium</w:t>
             </w:r>
           </w:p>
         </w:tc>
         <w:tc>
           <w:tcPr>
-            <w:tcW w:type="dxa" w:w="1234"/>
+            <w:tcW w:type="dxa" w:w="3135"/>
+            <w:shd w:val="clear" w:color="auto" w:fill="007B8A"/>
           </w:tcPr>
           <w:p>
+            <w:pPr>
+              <w:jc w:val="center"/>
+            </w:pPr>
             <w:r>
               <w:rPr>
                 <w:b/>
+                <w:color w:val="FFFFFF"/>
+                <w:sz w:val="18"/>
               </w:rPr>
-              <w:t>Role</w:t>
+              <w:t>Approved Placement</w:t>
             </w:r>
           </w:p>
         </w:tc>
         <w:tc>
           <w:tcPr>
-            <w:tcW w:type="dxa" w:w="1234"/>
+            <w:tcW w:type="dxa" w:w="3135"/>
+            <w:shd w:val="clear" w:color="auto" w:fill="007B8A"/>
           </w:tcPr>
           <w:p>
+            <w:pPr>
+              <w:jc w:val="center"/>
+            </w:pPr>
             <w:r>
               <w:rPr>
                 <w:b/>
+                <w:color w:val="FFFFFF"/>
+                <w:sz w:val="18"/>
               </w:rPr>
-              <w:t>HEX</w:t>
-            </w:r>
-          </w:p>
-        </w:tc>
-        <w:tc>
-          <w:tcPr>
-            <w:tcW w:type="dxa" w:w="1234"/>
-          </w:tcPr>
-          <w:p>
-            <w:r>
-              <w:rPr>
-                <w:b/>
-              </w:rPr>
-              <w:t>RGB</w:t>
-            </w:r>
-          </w:p>
-        </w:tc>
-        <w:tc>
-          <w:tcPr>
-            <w:tcW w:type="dxa" w:w="1234"/>
-          </w:tcPr>
-          <w:p>
-            <w:r>
-              <w:rPr>
-                <w:b/>
-              </w:rPr>
-              <w:t>CMYK</w:t>
-            </w:r>
-          </w:p>
-        </w:tc>
-        <w:tc>
-          <w:tcPr>
-            <w:tcW w:type="dxa" w:w="1234"/>
-          </w:tcPr>
-          <w:p>
-            <w:r>
-              <w:rPr>
-                <w:b/>
-              </w:rPr>
-              <w:t>Pantone</w:t>
-            </w:r>
-          </w:p>
-        </w:tc>
-        <w:tc>
-          <w:tcPr>
-            <w:tcW w:type="dxa" w:w="1234"/>
-          </w:tcPr>
-          <w:p>
-            <w:r>
-              <w:rPr>
-                <w:b/>
-              </w:rPr>
-              <w:t>Use</w:t>
+              <w:t>Prohibited</w:t>
             </w:r>
           </w:p>
         </w:tc>
@@ -569,71 +814,43 @@
       <w:tr>
         <w:tc>
           <w:tcPr>
-            <w:tcW w:type="dxa" w:w="1234"/>
+            <w:tcW w:type="dxa" w:w="3135"/>
+            <w:shd w:val="clear" w:color="auto" w:fill="E8F4F5"/>
           </w:tcPr>
           <w:p>
             <w:r>
-              <w:t>Contoso Teal</w:t>
+              <w:rPr>
+                <w:sz w:val="18"/>
+              </w:rPr>
+              <w:t>Print (letterhead, brochures)</w:t>
             </w:r>
           </w:p>
         </w:tc>
         <w:tc>
           <w:tcPr>
-            <w:tcW w:type="dxa" w:w="1234"/>
+            <w:tcW w:type="dxa" w:w="3135"/>
+            <w:shd w:val="clear" w:color="auto" w:fill="E8F4F5"/>
           </w:tcPr>
           <w:p>
             <w:r>
-              <w:t>Primary</w:t>
+              <w:rPr>
+                <w:sz w:val="18"/>
+              </w:rPr>
+              <w:t>Top-left (primary); bottom-centre (co-branded)</w:t>
             </w:r>
           </w:p>
         </w:tc>
         <w:tc>
           <w:tcPr>
-            <w:tcW w:type="dxa" w:w="1234"/>
+            <w:tcW w:type="dxa" w:w="3135"/>
+            <w:shd w:val="clear" w:color="auto" w:fill="E8F4F5"/>
           </w:tcPr>
           <w:p>
             <w:r>
-              <w:t>#007B8A</w:t>
-            </w:r>
-          </w:p>
-        </w:tc>
-        <w:tc>
-          <w:tcPr>
-            <w:tcW w:type="dxa" w:w="1234"/>
-          </w:tcPr>
-          <w:p>
-            <w:r>
-              <w:t>0, 123, 138</w:t>
-            </w:r>
-          </w:p>
-        </w:tc>
-        <w:tc>
-          <w:tcPr>
-            <w:tcW w:type="dxa" w:w="1234"/>
-          </w:tcPr>
-          <w:p>
-            <w:r>
-              <w:t>85, 20, 25, 0</w:t>
-            </w:r>
-          </w:p>
-        </w:tc>
-        <w:tc>
-          <w:tcPr>
-            <w:tcW w:type="dxa" w:w="1234"/>
-          </w:tcPr>
-          <w:p>
-            <w:r>
-              <w:t>Pantone 7710 C</w:t>
-            </w:r>
-          </w:p>
-        </w:tc>
-        <w:tc>
-          <w:tcPr>
-            <w:tcW w:type="dxa" w:w="1234"/>
-          </w:tcPr>
-          <w:p>
-            <w:r>
-              <w:t>Logo, headings, primary CTAs, key UI elements</w:t>
+              <w:rPr>
+                <w:sz w:val="18"/>
+              </w:rPr>
+              <w:t>Rotating; stretching; recolouring; drop shadow</w:t>
             </w:r>
           </w:p>
         </w:tc>
@@ -641,71 +858,43 @@
       <w:tr>
         <w:tc>
           <w:tcPr>
-            <w:tcW w:type="dxa" w:w="1234"/>
+            <w:tcW w:type="dxa" w:w="3135"/>
+            <w:shd w:val="clear" w:color="auto" w:fill="FFFFFF"/>
           </w:tcPr>
           <w:p>
             <w:r>
-              <w:t>Contoso Navy</w:t>
+              <w:rPr>
+                <w:sz w:val="18"/>
+              </w:rPr>
+              <w:t>Digital (website header)</w:t>
             </w:r>
           </w:p>
         </w:tc>
         <w:tc>
           <w:tcPr>
-            <w:tcW w:type="dxa" w:w="1234"/>
+            <w:tcW w:type="dxa" w:w="3135"/>
+            <w:shd w:val="clear" w:color="auto" w:fill="FFFFFF"/>
           </w:tcPr>
           <w:p>
             <w:r>
-              <w:t>Secondary</w:t>
+              <w:rPr>
+                <w:sz w:val="18"/>
+              </w:rPr>
+              <w:t>Top-left; minimum 120px width</w:t>
             </w:r>
           </w:p>
         </w:tc>
         <w:tc>
           <w:tcPr>
-            <w:tcW w:type="dxa" w:w="1234"/>
+            <w:tcW w:type="dxa" w:w="3135"/>
+            <w:shd w:val="clear" w:color="auto" w:fill="FFFFFF"/>
           </w:tcPr>
           <w:p>
             <w:r>
-              <w:t>#003050</w:t>
-            </w:r>
-          </w:p>
-        </w:tc>
-        <w:tc>
-          <w:tcPr>
-            <w:tcW w:type="dxa" w:w="1234"/>
-          </w:tcPr>
-          <w:p>
-            <w:r>
-              <w:t>0, 48, 80</w:t>
-            </w:r>
-          </w:p>
-        </w:tc>
-        <w:tc>
-          <w:tcPr>
-            <w:tcW w:type="dxa" w:w="1234"/>
-          </w:tcPr>
-          <w:p>
-            <w:r>
-              <w:t>100, 65, 20, 50</w:t>
-            </w:r>
-          </w:p>
-        </w:tc>
-        <w:tc>
-          <w:tcPr>
-            <w:tcW w:type="dxa" w:w="1234"/>
-          </w:tcPr>
-          <w:p>
-            <w:r>
-              <w:t>Pantone 655 C</w:t>
-            </w:r>
-          </w:p>
-        </w:tc>
-        <w:tc>
-          <w:tcPr>
-            <w:tcW w:type="dxa" w:w="1234"/>
-          </w:tcPr>
-          <w:p>
-            <w:r>
-              <w:t>Subheadings, dark backgrounds, footer</w:t>
+              <w:rPr>
+                <w:sz w:val="18"/>
+              </w:rPr>
+              <w:t>Animated versions without approval; placing on busy photography</w:t>
             </w:r>
           </w:p>
         </w:tc>
@@ -713,71 +902,43 @@
       <w:tr>
         <w:tc>
           <w:tcPr>
-            <w:tcW w:type="dxa" w:w="1234"/>
+            <w:tcW w:type="dxa" w:w="3135"/>
+            <w:shd w:val="clear" w:color="auto" w:fill="E8F4F5"/>
           </w:tcPr>
           <w:p>
             <w:r>
-              <w:t>Teal Light</w:t>
+              <w:rPr>
+                <w:sz w:val="18"/>
+              </w:rPr>
+              <w:t>Uniforms</w:t>
             </w:r>
           </w:p>
         </w:tc>
         <w:tc>
           <w:tcPr>
-            <w:tcW w:type="dxa" w:w="1234"/>
+            <w:tcW w:type="dxa" w:w="3135"/>
+            <w:shd w:val="clear" w:color="auto" w:fill="E8F4F5"/>
           </w:tcPr>
           <w:p>
             <w:r>
-              <w:t>Tertiary</w:t>
+              <w:rPr>
+                <w:sz w:val="18"/>
+              </w:rPr>
+              <w:t>Left chest (embroidered); minimum badge size 30mm width</w:t>
             </w:r>
           </w:p>
         </w:tc>
         <w:tc>
           <w:tcPr>
-            <w:tcW w:type="dxa" w:w="1234"/>
+            <w:tcW w:type="dxa" w:w="3135"/>
+            <w:shd w:val="clear" w:color="auto" w:fill="E8F4F5"/>
           </w:tcPr>
           <w:p>
             <w:r>
-              <w:t>#E0F4F6</w:t>
-            </w:r>
-          </w:p>
-        </w:tc>
-        <w:tc>
-          <w:tcPr>
-            <w:tcW w:type="dxa" w:w="1234"/>
-          </w:tcPr>
-          <w:p>
-            <w:r>
-              <w:t>224, 244, 246</w:t>
-            </w:r>
-          </w:p>
-        </w:tc>
-        <w:tc>
-          <w:tcPr>
-            <w:tcW w:type="dxa" w:w="1234"/>
-          </w:tcPr>
-          <w:p>
-            <w:r>
-              <w:t>10, 0, 2, 0</w:t>
-            </w:r>
-          </w:p>
-        </w:tc>
-        <w:tc>
-          <w:tcPr>
-            <w:tcW w:type="dxa" w:w="1234"/>
-          </w:tcPr>
-          <w:p>
-            <w:r>
-              <w:t>—</w:t>
-            </w:r>
-          </w:p>
-        </w:tc>
-        <w:tc>
-          <w:tcPr>
-            <w:tcW w:type="dxa" w:w="1234"/>
-          </w:tcPr>
-          <w:p>
-            <w:r>
-              <w:t>Backgrounds, card fills, infographic base</w:t>
+              <w:rPr>
+                <w:sz w:val="18"/>
+              </w:rPr>
+              <w:t>Screen printing in non-approved colours</w:t>
             </w:r>
           </w:p>
         </w:tc>
@@ -785,71 +946,43 @@
       <w:tr>
         <w:tc>
           <w:tcPr>
-            <w:tcW w:type="dxa" w:w="1234"/>
+            <w:tcW w:type="dxa" w:w="3135"/>
+            <w:shd w:val="clear" w:color="auto" w:fill="FFFFFF"/>
           </w:tcPr>
           <w:p>
             <w:r>
-              <w:t>Warm White</w:t>
+              <w:rPr>
+                <w:sz w:val="18"/>
+              </w:rPr>
+              <w:t>Wayfinding signage</w:t>
             </w:r>
           </w:p>
         </w:tc>
         <w:tc>
           <w:tcPr>
-            <w:tcW w:type="dxa" w:w="1234"/>
+            <w:tcW w:type="dxa" w:w="3135"/>
+            <w:shd w:val="clear" w:color="auto" w:fill="FFFFFF"/>
           </w:tcPr>
           <w:p>
             <w:r>
-              <w:t>Neutral</w:t>
+              <w:rPr>
+                <w:sz w:val="18"/>
+              </w:rPr>
+              <w:t>Top or left panel; white reversed logo on teal panel</w:t>
             </w:r>
           </w:p>
         </w:tc>
         <w:tc>
           <w:tcPr>
-            <w:tcW w:type="dxa" w:w="1234"/>
+            <w:tcW w:type="dxa" w:w="3135"/>
+            <w:shd w:val="clear" w:color="auto" w:fill="FFFFFF"/>
           </w:tcPr>
           <w:p>
             <w:r>
-              <w:t>#F8F9FA</w:t>
-            </w:r>
-          </w:p>
-        </w:tc>
-        <w:tc>
-          <w:tcPr>
-            <w:tcW w:type="dxa" w:w="1234"/>
-          </w:tcPr>
-          <w:p>
-            <w:r>
-              <w:t>248, 249, 250</w:t>
-            </w:r>
-          </w:p>
-        </w:tc>
-        <w:tc>
-          <w:tcPr>
-            <w:tcW w:type="dxa" w:w="1234"/>
-          </w:tcPr>
-          <w:p>
-            <w:r>
-              <w:t>0, 0, 0, 2</w:t>
-            </w:r>
-          </w:p>
-        </w:tc>
-        <w:tc>
-          <w:tcPr>
-            <w:tcW w:type="dxa" w:w="1234"/>
-          </w:tcPr>
-          <w:p>
-            <w:r>
-              <w:t>—</w:t>
-            </w:r>
-          </w:p>
-        </w:tc>
-        <w:tc>
-          <w:tcPr>
-            <w:tcW w:type="dxa" w:w="1234"/>
-          </w:tcPr>
-          <w:p>
-            <w:r>
-              <w:t>Page backgrounds, content areas</w:t>
+              <w:rPr>
+                <w:sz w:val="18"/>
+              </w:rPr>
+              <w:t>Isolating the symbol without wordmark in public-facing contexts</w:t>
             </w:r>
           </w:p>
         </w:tc>
@@ -857,71 +990,43 @@
       <w:tr>
         <w:tc>
           <w:tcPr>
-            <w:tcW w:type="dxa" w:w="1234"/>
+            <w:tcW w:type="dxa" w:w="3135"/>
+            <w:shd w:val="clear" w:color="auto" w:fill="E8F4F5"/>
           </w:tcPr>
           <w:p>
             <w:r>
-              <w:t>Charcoal</w:t>
+              <w:rPr>
+                <w:sz w:val="18"/>
+              </w:rPr>
+              <w:t>Co-branded (partnerships, events)</w:t>
             </w:r>
           </w:p>
         </w:tc>
         <w:tc>
           <w:tcPr>
-            <w:tcW w:type="dxa" w:w="1234"/>
+            <w:tcW w:type="dxa" w:w="3135"/>
+            <w:shd w:val="clear" w:color="auto" w:fill="E8F4F5"/>
           </w:tcPr>
           <w:p>
             <w:r>
-              <w:t>Neutral Dark</w:t>
+              <w:rPr>
+                <w:sz w:val="18"/>
+              </w:rPr>
+              <w:t>Contoso logo left/top; partner right/below; equal sizing</w:t>
             </w:r>
           </w:p>
         </w:tc>
         <w:tc>
           <w:tcPr>
-            <w:tcW w:type="dxa" w:w="1234"/>
+            <w:tcW w:type="dxa" w:w="3135"/>
+            <w:shd w:val="clear" w:color="auto" w:fill="E8F4F5"/>
           </w:tcPr>
           <w:p>
             <w:r>
-              <w:t>#2D3748</w:t>
-            </w:r>
-          </w:p>
-        </w:tc>
-        <w:tc>
-          <w:tcPr>
-            <w:tcW w:type="dxa" w:w="1234"/>
-          </w:tcPr>
-          <w:p>
-            <w:r>
-              <w:t>45, 55, 72</w:t>
-            </w:r>
-          </w:p>
-        </w:tc>
-        <w:tc>
-          <w:tcPr>
-            <w:tcW w:type="dxa" w:w="1234"/>
-          </w:tcPr>
-          <w:p>
-            <w:r>
-              <w:t>0, 0, 0, 72</w:t>
-            </w:r>
-          </w:p>
-        </w:tc>
-        <w:tc>
-          <w:tcPr>
-            <w:tcW w:type="dxa" w:w="1234"/>
-          </w:tcPr>
-          <w:p>
-            <w:r>
-              <w:t>Pantone Cool Gray 11 C</w:t>
-            </w:r>
-          </w:p>
-        </w:tc>
-        <w:tc>
-          <w:tcPr>
-            <w:tcW w:type="dxa" w:w="1234"/>
-          </w:tcPr>
-          <w:p>
-            <w:r>
-              <w:t>Body copy, captions</w:t>
+              <w:rPr>
+                <w:sz w:val="18"/>
+              </w:rPr>
+              <w:t>Partner logo appearing more prominent than Contoso logo</w:t>
             </w:r>
           </w:p>
         </w:tc>
@@ -929,253 +1034,146 @@
       <w:tr>
         <w:tc>
           <w:tcPr>
-            <w:tcW w:type="dxa" w:w="1234"/>
+            <w:tcW w:type="dxa" w:w="3135"/>
+            <w:shd w:val="clear" w:color="auto" w:fill="FFFFFF"/>
           </w:tcPr>
           <w:p>
             <w:r>
-              <w:t>Success Green</w:t>
+              <w:rPr>
+                <w:sz w:val="18"/>
+              </w:rPr>
+              <w:t>Social media profile</w:t>
             </w:r>
           </w:p>
         </w:tc>
         <w:tc>
           <w:tcPr>
-            <w:tcW w:type="dxa" w:w="1234"/>
+            <w:tcW w:type="dxa" w:w="3135"/>
+            <w:shd w:val="clear" w:color="auto" w:fill="FFFFFF"/>
           </w:tcPr>
           <w:p>
             <w:r>
-              <w:t>Semantic</w:t>
+              <w:rPr>
+                <w:sz w:val="18"/>
+              </w:rPr>
+              <w:t>Square icon: Contoso symbol on teal background</w:t>
             </w:r>
           </w:p>
         </w:tc>
         <w:tc>
           <w:tcPr>
-            <w:tcW w:type="dxa" w:w="1234"/>
+            <w:tcW w:type="dxa" w:w="3135"/>
+            <w:shd w:val="clear" w:color="auto" w:fill="FFFFFF"/>
           </w:tcPr>
           <w:p>
             <w:r>
-              <w:t>#38A169</w:t>
-            </w:r>
-          </w:p>
-        </w:tc>
-        <w:tc>
-          <w:tcPr>
-            <w:tcW w:type="dxa" w:w="1234"/>
-          </w:tcPr>
-          <w:p>
-            <w:r>
-              <w:t>56, 161, 105</w:t>
-            </w:r>
-          </w:p>
-        </w:tc>
-        <w:tc>
-          <w:tcPr>
-            <w:tcW w:type="dxa" w:w="1234"/>
-          </w:tcPr>
-          <w:p>
-            <w:r>
-              <w:t>65, 0, 35, 37</w:t>
-            </w:r>
-          </w:p>
-        </w:tc>
-        <w:tc>
-          <w:tcPr>
-            <w:tcW w:type="dxa" w:w="1234"/>
-          </w:tcPr>
-          <w:p>
-            <w:r>
-              <w:t>Pantone 360 C</w:t>
-            </w:r>
-          </w:p>
-        </w:tc>
-        <w:tc>
-          <w:tcPr>
-            <w:tcW w:type="dxa" w:w="1234"/>
-          </w:tcPr>
-          <w:p>
-            <w:r>
-              <w:t>Positive indicators, ESG highlights, on-track status</w:t>
-            </w:r>
-          </w:p>
-        </w:tc>
-      </w:tr>
-      <w:tr>
-        <w:tc>
-          <w:tcPr>
-            <w:tcW w:type="dxa" w:w="1234"/>
-          </w:tcPr>
-          <w:p>
-            <w:r>
-              <w:t>Alert Amber</w:t>
-            </w:r>
-          </w:p>
-        </w:tc>
-        <w:tc>
-          <w:tcPr>
-            <w:tcW w:type="dxa" w:w="1234"/>
-          </w:tcPr>
-          <w:p>
-            <w:r>
-              <w:t>Semantic</w:t>
-            </w:r>
-          </w:p>
-        </w:tc>
-        <w:tc>
-          <w:tcPr>
-            <w:tcW w:type="dxa" w:w="1234"/>
-          </w:tcPr>
-          <w:p>
-            <w:r>
-              <w:t>#D97706</w:t>
-            </w:r>
-          </w:p>
-        </w:tc>
-        <w:tc>
-          <w:tcPr>
-            <w:tcW w:type="dxa" w:w="1234"/>
-          </w:tcPr>
-          <w:p>
-            <w:r>
-              <w:t>217, 119, 6</w:t>
-            </w:r>
-          </w:p>
-        </w:tc>
-        <w:tc>
-          <w:tcPr>
-            <w:tcW w:type="dxa" w:w="1234"/>
-          </w:tcPr>
-          <w:p>
-            <w:r>
-              <w:t>0, 45, 97, 15</w:t>
-            </w:r>
-          </w:p>
-        </w:tc>
-        <w:tc>
-          <w:tcPr>
-            <w:tcW w:type="dxa" w:w="1234"/>
-          </w:tcPr>
-          <w:p>
-            <w:r>
-              <w:t>Pantone 137 C</w:t>
-            </w:r>
-          </w:p>
-        </w:tc>
-        <w:tc>
-          <w:tcPr>
-            <w:tcW w:type="dxa" w:w="1234"/>
-          </w:tcPr>
-          <w:p>
-            <w:r>
-              <w:t>Warnings, at-risk indicators</w:t>
-            </w:r>
-          </w:p>
-        </w:tc>
-      </w:tr>
-      <w:tr>
-        <w:tc>
-          <w:tcPr>
-            <w:tcW w:type="dxa" w:w="1234"/>
-          </w:tcPr>
-          <w:p>
-            <w:r>
-              <w:t>Danger Red</w:t>
-            </w:r>
-          </w:p>
-        </w:tc>
-        <w:tc>
-          <w:tcPr>
-            <w:tcW w:type="dxa" w:w="1234"/>
-          </w:tcPr>
-          <w:p>
-            <w:r>
-              <w:t>Semantic</w:t>
-            </w:r>
-          </w:p>
-        </w:tc>
-        <w:tc>
-          <w:tcPr>
-            <w:tcW w:type="dxa" w:w="1234"/>
-          </w:tcPr>
-          <w:p>
-            <w:r>
-              <w:t>#C53030</w:t>
-            </w:r>
-          </w:p>
-        </w:tc>
-        <w:tc>
-          <w:tcPr>
-            <w:tcW w:type="dxa" w:w="1234"/>
-          </w:tcPr>
-          <w:p>
-            <w:r>
-              <w:t>197, 48, 48</w:t>
-            </w:r>
-          </w:p>
-        </w:tc>
-        <w:tc>
-          <w:tcPr>
-            <w:tcW w:type="dxa" w:w="1234"/>
-          </w:tcPr>
-          <w:p>
-            <w:r>
-              <w:t>0, 76, 76, 23</w:t>
-            </w:r>
-          </w:p>
-        </w:tc>
-        <w:tc>
-          <w:tcPr>
-            <w:tcW w:type="dxa" w:w="1234"/>
-          </w:tcPr>
-          <w:p>
-            <w:r>
-              <w:t>Pantone 200 C</w:t>
-            </w:r>
-          </w:p>
-        </w:tc>
-        <w:tc>
-          <w:tcPr>
-            <w:tcW w:type="dxa" w:w="1234"/>
-          </w:tcPr>
-          <w:p>
-            <w:r>
-              <w:t>Errors, critical alerts, off-track status</w:t>
+              <w:rPr>
+                <w:sz w:val="18"/>
+              </w:rPr>
+              <w:t>Wordmark-only without symbol in profile icon position</w:t>
             </w:r>
           </w:p>
         </w:tc>
       </w:tr>
     </w:tbl>
+    <w:p/>
     <w:p>
       <w:pPr>
         <w:pStyle w:val="Heading2"/>
+        <w:spacing w:before="200" w:after="80"/>
       </w:pPr>
       <w:r>
         <w:rPr>
           <w:color w:val="003050"/>
+          <w:sz w:val="24"/>
         </w:rPr>
-        <w:t>2.1 Colour Usage Rules</w:t>
+        <w:t>2.4 Prohibited Logo Modifications</w:t>
       </w:r>
     </w:p>
     <w:p>
+      <w:pPr>
+        <w:pStyle w:val="ListBullet"/>
+        <w:spacing w:after="40"/>
+      </w:pPr>
       <w:r>
         <w:rPr>
-          <w:sz w:val="22"/>
+          <w:sz w:val="20"/>
         </w:rPr>
-        <w:t>Never use Danger Red for branding or marketing — only for system/status indicators. Teal is the dominant brand colour — use it for maximum 40% of any design surface. Contoso Navy should anchor designs (headers, footers). Semantic colours must not be used decoratively. All digital designs must meet WCAG 2.1 AA contrast ratios (4.5:1 for body text, 3:1 for large text).</w:t>
+        <w:t>Do NOT alter proportions, spacing, or colours of any logo element.</w:t>
       </w:r>
     </w:p>
     <w:p>
+      <w:pPr>
+        <w:pStyle w:val="ListBullet"/>
+        <w:spacing w:after="40"/>
+      </w:pPr>
       <w:r>
-        <w:br w:type="page"/>
+        <w:rPr>
+          <w:sz w:val="20"/>
+        </w:rPr>
+        <w:t>Do NOT use drop shadows, gradients, outlines, or glows on the logo.</w:t>
+      </w:r>
+    </w:p>
+    <w:p>
+      <w:pPr>
+        <w:pStyle w:val="ListBullet"/>
+        <w:spacing w:after="40"/>
+      </w:pPr>
+      <w:r>
+        <w:rPr>
+          <w:sz w:val="20"/>
+        </w:rPr>
+        <w:t>Do NOT place the logo over a background that reduces contrast below WCAG AA ratio (4.5:1).</w:t>
+      </w:r>
+    </w:p>
+    <w:p>
+      <w:pPr>
+        <w:pStyle w:val="ListBullet"/>
+        <w:spacing w:after="40"/>
+      </w:pPr>
+      <w:r>
+        <w:rPr>
+          <w:sz w:val="20"/>
+        </w:rPr>
+        <w:t>Do NOT recreate the logo from scratch — only use approved master files from the Brand Asset Library on SharePoint.</w:t>
+      </w:r>
+    </w:p>
+    <w:p>
+      <w:pPr>
+        <w:pStyle w:val="ListBullet"/>
+        <w:spacing w:after="40"/>
+      </w:pPr>
+      <w:r>
+        <w:rPr>
+          <w:sz w:val="20"/>
+        </w:rPr>
+        <w:t>Do NOT use the logo on merchandise, external partnerships, or event materials without Group Marketing approval.</w:t>
       </w:r>
     </w:p>
     <w:p>
       <w:pPr>
         <w:pStyle w:val="Heading1"/>
+        <w:spacing w:before="280" w:after="120"/>
       </w:pPr>
       <w:r>
         <w:rPr>
           <w:color w:val="007B8A"/>
+          <w:sz w:val="30"/>
         </w:rPr>
-        <w:t>SECTION 3: TYPOGRAPHY</w:t>
+        <w:t>3. Colour Palette</w:t>
+      </w:r>
+    </w:p>
+    <w:p>
+      <w:pPr>
+        <w:pStyle w:val="Heading2"/>
+        <w:spacing w:before="200" w:after="80"/>
+      </w:pPr>
+      <w:r>
+        <w:rPr>
+          <w:color w:val="003050"/>
+          <w:sz w:val="24"/>
+        </w:rPr>
+        <w:t>3.1 Primary Brand Colours</w:t>
       </w:r>
     </w:p>
     <w:tbl>
@@ -1185,89 +1183,145 @@
         <w:tblLook w:firstColumn="1" w:firstRow="1" w:lastColumn="0" w:lastRow="0" w:noHBand="0" w:noVBand="1" w:val="04A0"/>
       </w:tblPr>
       <w:tblGrid>
-        <w:gridCol w:w="1440"/>
-        <w:gridCol w:w="1440"/>
-        <w:gridCol w:w="1440"/>
-        <w:gridCol w:w="1440"/>
-        <w:gridCol w:w="1440"/>
-        <w:gridCol w:w="1440"/>
+        <w:gridCol w:w="1344"/>
+        <w:gridCol w:w="1344"/>
+        <w:gridCol w:w="1344"/>
+        <w:gridCol w:w="1344"/>
+        <w:gridCol w:w="1344"/>
+        <w:gridCol w:w="1344"/>
+        <w:gridCol w:w="1344"/>
       </w:tblGrid>
       <w:tr>
         <w:tc>
           <w:tcPr>
-            <w:tcW w:type="dxa" w:w="1440"/>
+            <w:tcW w:type="dxa" w:w="1344"/>
+            <w:shd w:val="clear" w:color="auto" w:fill="007B8A"/>
           </w:tcPr>
           <w:p>
+            <w:pPr>
+              <w:jc w:val="center"/>
+            </w:pPr>
             <w:r>
               <w:rPr>
                 <w:b/>
+                <w:color w:val="FFFFFF"/>
+                <w:sz w:val="18"/>
               </w:rPr>
-              <w:t>Level</w:t>
+              <w:t>Colour Name</w:t>
             </w:r>
           </w:p>
         </w:tc>
         <w:tc>
           <w:tcPr>
-            <w:tcW w:type="dxa" w:w="1440"/>
+            <w:tcW w:type="dxa" w:w="1344"/>
+            <w:shd w:val="clear" w:color="auto" w:fill="007B8A"/>
           </w:tcPr>
           <w:p>
+            <w:pPr>
+              <w:jc w:val="center"/>
+            </w:pPr>
             <w:r>
               <w:rPr>
                 <w:b/>
+                <w:color w:val="FFFFFF"/>
+                <w:sz w:val="18"/>
               </w:rPr>
-              <w:t>Typeface</w:t>
+              <w:t>Role</w:t>
             </w:r>
           </w:p>
         </w:tc>
         <w:tc>
           <w:tcPr>
-            <w:tcW w:type="dxa" w:w="1440"/>
+            <w:tcW w:type="dxa" w:w="1344"/>
+            <w:shd w:val="clear" w:color="auto" w:fill="007B8A"/>
           </w:tcPr>
           <w:p>
+            <w:pPr>
+              <w:jc w:val="center"/>
+            </w:pPr>
             <w:r>
               <w:rPr>
                 <w:b/>
+                <w:color w:val="FFFFFF"/>
+                <w:sz w:val="18"/>
               </w:rPr>
-              <w:t>Weight</w:t>
+              <w:t>HEX</w:t>
             </w:r>
           </w:p>
         </w:tc>
         <w:tc>
           <w:tcPr>
-            <w:tcW w:type="dxa" w:w="1440"/>
+            <w:tcW w:type="dxa" w:w="1344"/>
+            <w:shd w:val="clear" w:color="auto" w:fill="007B8A"/>
           </w:tcPr>
           <w:p>
+            <w:pPr>
+              <w:jc w:val="center"/>
+            </w:pPr>
             <w:r>
               <w:rPr>
                 <w:b/>
+                <w:color w:val="FFFFFF"/>
+                <w:sz w:val="18"/>
               </w:rPr>
-              <w:t>Size (Print)</w:t>
+              <w:t>RGB</w:t>
             </w:r>
           </w:p>
         </w:tc>
         <w:tc>
           <w:tcPr>
-            <w:tcW w:type="dxa" w:w="1440"/>
+            <w:tcW w:type="dxa" w:w="1344"/>
+            <w:shd w:val="clear" w:color="auto" w:fill="007B8A"/>
           </w:tcPr>
           <w:p>
+            <w:pPr>
+              <w:jc w:val="center"/>
+            </w:pPr>
             <w:r>
               <w:rPr>
                 <w:b/>
+                <w:color w:val="FFFFFF"/>
+                <w:sz w:val="18"/>
               </w:rPr>
-              <w:t>Size (Digital)</w:t>
+              <w:t>CMYK</w:t>
             </w:r>
           </w:p>
         </w:tc>
         <w:tc>
           <w:tcPr>
-            <w:tcW w:type="dxa" w:w="1440"/>
+            <w:tcW w:type="dxa" w:w="1344"/>
+            <w:shd w:val="clear" w:color="auto" w:fill="007B8A"/>
           </w:tcPr>
           <w:p>
+            <w:pPr>
+              <w:jc w:val="center"/>
+            </w:pPr>
             <w:r>
               <w:rPr>
                 <w:b/>
+                <w:color w:val="FFFFFF"/>
+                <w:sz w:val="18"/>
               </w:rPr>
-              <w:t>Line Spacing</w:t>
+              <w:t>Pantone</w:t>
+            </w:r>
+          </w:p>
+        </w:tc>
+        <w:tc>
+          <w:tcPr>
+            <w:tcW w:type="dxa" w:w="1344"/>
+            <w:shd w:val="clear" w:color="auto" w:fill="007B8A"/>
+          </w:tcPr>
+          <w:p>
+            <w:pPr>
+              <w:jc w:val="center"/>
+            </w:pPr>
+            <w:r>
+              <w:rPr>
+                <w:b/>
+                <w:color w:val="FFFFFF"/>
+                <w:sz w:val="18"/>
+              </w:rPr>
+              <w:t>Usage</w:t>
             </w:r>
           </w:p>
         </w:tc>
@@ -1275,61 +1329,99 @@
       <w:tr>
         <w:tc>
           <w:tcPr>
-            <w:tcW w:type="dxa" w:w="1440"/>
+            <w:tcW w:type="dxa" w:w="1344"/>
+            <w:shd w:val="clear" w:color="auto" w:fill="E8F4F5"/>
           </w:tcPr>
           <w:p>
             <w:r>
-              <w:t>Display / H1</w:t>
+              <w:rPr>
+                <w:sz w:val="18"/>
+              </w:rPr>
+              <w:t>Contoso Teal</w:t>
             </w:r>
           </w:p>
         </w:tc>
         <w:tc>
           <w:tcPr>
-            <w:tcW w:type="dxa" w:w="1440"/>
+            <w:tcW w:type="dxa" w:w="1344"/>
+            <w:shd w:val="clear" w:color="auto" w:fill="E8F4F5"/>
           </w:tcPr>
           <w:p>
             <w:r>
-              <w:t>Source Sans Pro</w:t>
+              <w:rPr>
+                <w:sz w:val="18"/>
+              </w:rPr>
+              <w:t>Primary; trust; health</w:t>
             </w:r>
           </w:p>
         </w:tc>
         <w:tc>
           <w:tcPr>
-            <w:tcW w:type="dxa" w:w="1440"/>
+            <w:tcW w:type="dxa" w:w="1344"/>
+            <w:shd w:val="clear" w:color="auto" w:fill="E8F4F5"/>
           </w:tcPr>
           <w:p>
             <w:r>
-              <w:t>Bold (700)</w:t>
+              <w:rPr>
+                <w:sz w:val="18"/>
+              </w:rPr>
+              <w:t>#007B8A</w:t>
             </w:r>
           </w:p>
         </w:tc>
         <w:tc>
           <w:tcPr>
-            <w:tcW w:type="dxa" w:w="1440"/>
+            <w:tcW w:type="dxa" w:w="1344"/>
+            <w:shd w:val="clear" w:color="auto" w:fill="E8F4F5"/>
           </w:tcPr>
           <w:p>
             <w:r>
-              <w:t>42-56pt</w:t>
+              <w:rPr>
+                <w:sz w:val="18"/>
+              </w:rPr>
+              <w:t>R0 G123 B138</w:t>
             </w:r>
           </w:p>
         </w:tc>
         <w:tc>
           <w:tcPr>
-            <w:tcW w:type="dxa" w:w="1440"/>
+            <w:tcW w:type="dxa" w:w="1344"/>
+            <w:shd w:val="clear" w:color="auto" w:fill="E8F4F5"/>
           </w:tcPr>
           <w:p>
             <w:r>
-              <w:t>36-48px</w:t>
+              <w:rPr>
+                <w:sz w:val="18"/>
+              </w:rPr>
+              <w:t>C87 M12 Y28 K3</w:t>
             </w:r>
           </w:p>
         </w:tc>
         <w:tc>
           <w:tcPr>
-            <w:tcW w:type="dxa" w:w="1440"/>
+            <w:tcW w:type="dxa" w:w="1344"/>
+            <w:shd w:val="clear" w:color="auto" w:fill="E8F4F5"/>
           </w:tcPr>
           <w:p>
             <w:r>
-              <w:t>1.1</w:t>
+              <w:rPr>
+                <w:sz w:val="18"/>
+              </w:rPr>
+              <w:t>PMS 7474 C</w:t>
+            </w:r>
+          </w:p>
+        </w:tc>
+        <w:tc>
+          <w:tcPr>
+            <w:tcW w:type="dxa" w:w="1344"/>
+            <w:shd w:val="clear" w:color="auto" w:fill="E8F4F5"/>
+          </w:tcPr>
+          <w:p>
+            <w:r>
+              <w:rPr>
+                <w:sz w:val="18"/>
+              </w:rPr>
+              <w:t>Logo; headers; primary CTAs; wayfinding signage</w:t>
             </w:r>
           </w:p>
         </w:tc>
@@ -1337,61 +1429,99 @@
       <w:tr>
         <w:tc>
           <w:tcPr>
-            <w:tcW w:type="dxa" w:w="1440"/>
+            <w:tcW w:type="dxa" w:w="1344"/>
+            <w:shd w:val="clear" w:color="auto" w:fill="FFFFFF"/>
           </w:tcPr>
           <w:p>
             <w:r>
-              <w:t>H2</w:t>
+              <w:rPr>
+                <w:sz w:val="18"/>
+              </w:rPr>
+              <w:t>Contoso Navy</w:t>
             </w:r>
           </w:p>
         </w:tc>
         <w:tc>
           <w:tcPr>
-            <w:tcW w:type="dxa" w:w="1440"/>
+            <w:tcW w:type="dxa" w:w="1344"/>
+            <w:shd w:val="clear" w:color="auto" w:fill="FFFFFF"/>
           </w:tcPr>
           <w:p>
             <w:r>
-              <w:t>Source Sans Pro</w:t>
+              <w:rPr>
+                <w:sz w:val="18"/>
+              </w:rPr>
+              <w:t>Secondary; authority; depth</w:t>
             </w:r>
           </w:p>
         </w:tc>
         <w:tc>
           <w:tcPr>
-            <w:tcW w:type="dxa" w:w="1440"/>
+            <w:tcW w:type="dxa" w:w="1344"/>
+            <w:shd w:val="clear" w:color="auto" w:fill="FFFFFF"/>
           </w:tcPr>
           <w:p>
             <w:r>
-              <w:t>SemiBold (600)</w:t>
+              <w:rPr>
+                <w:sz w:val="18"/>
+              </w:rPr>
+              <w:t>#003050</w:t>
             </w:r>
           </w:p>
         </w:tc>
         <w:tc>
           <w:tcPr>
-            <w:tcW w:type="dxa" w:w="1440"/>
+            <w:tcW w:type="dxa" w:w="1344"/>
+            <w:shd w:val="clear" w:color="auto" w:fill="FFFFFF"/>
           </w:tcPr>
           <w:p>
             <w:r>
-              <w:t>28-36pt</w:t>
+              <w:rPr>
+                <w:sz w:val="18"/>
+              </w:rPr>
+              <w:t>R0 G48 B80</w:t>
             </w:r>
           </w:p>
         </w:tc>
         <w:tc>
           <w:tcPr>
-            <w:tcW w:type="dxa" w:w="1440"/>
+            <w:tcW w:type="dxa" w:w="1344"/>
+            <w:shd w:val="clear" w:color="auto" w:fill="FFFFFF"/>
           </w:tcPr>
           <w:p>
             <w:r>
-              <w:t>24-32px</w:t>
+              <w:rPr>
+                <w:sz w:val="18"/>
+              </w:rPr>
+              <w:t>C100 M70 Y20 K45</w:t>
             </w:r>
           </w:p>
         </w:tc>
         <w:tc>
           <w:tcPr>
-            <w:tcW w:type="dxa" w:w="1440"/>
+            <w:tcW w:type="dxa" w:w="1344"/>
+            <w:shd w:val="clear" w:color="auto" w:fill="FFFFFF"/>
           </w:tcPr>
           <w:p>
             <w:r>
-              <w:t>1.2</w:t>
+              <w:rPr>
+                <w:sz w:val="18"/>
+              </w:rPr>
+              <w:t>PMS 294 C</w:t>
+            </w:r>
+          </w:p>
+        </w:tc>
+        <w:tc>
+          <w:tcPr>
+            <w:tcW w:type="dxa" w:w="1344"/>
+            <w:shd w:val="clear" w:color="auto" w:fill="FFFFFF"/>
+          </w:tcPr>
+          <w:p>
+            <w:r>
+              <w:rPr>
+                <w:sz w:val="18"/>
+              </w:rPr>
+              <w:t>Body copy on light; formal documents; footer backgrounds</w:t>
             </w:r>
           </w:p>
         </w:tc>
@@ -1399,468 +1529,116 @@
       <w:tr>
         <w:tc>
           <w:tcPr>
-            <w:tcW w:type="dxa" w:w="1440"/>
+            <w:tcW w:type="dxa" w:w="1344"/>
+            <w:shd w:val="clear" w:color="auto" w:fill="E8F4F5"/>
           </w:tcPr>
           <w:p>
             <w:r>
-              <w:t>H3</w:t>
+              <w:rPr>
+                <w:sz w:val="18"/>
+              </w:rPr>
+              <w:t>Contoso White</w:t>
             </w:r>
           </w:p>
         </w:tc>
         <w:tc>
           <w:tcPr>
-            <w:tcW w:type="dxa" w:w="1440"/>
+            <w:tcW w:type="dxa" w:w="1344"/>
+            <w:shd w:val="clear" w:color="auto" w:fill="E8F4F5"/>
           </w:tcPr>
           <w:p>
             <w:r>
-              <w:t>Source Sans Pro</w:t>
+              <w:rPr>
+                <w:sz w:val="18"/>
+              </w:rPr>
+              <w:t>Clean; clinical; light</w:t>
             </w:r>
           </w:p>
         </w:tc>
         <w:tc>
           <w:tcPr>
-            <w:tcW w:type="dxa" w:w="1440"/>
+            <w:tcW w:type="dxa" w:w="1344"/>
+            <w:shd w:val="clear" w:color="auto" w:fill="E8F4F5"/>
           </w:tcPr>
           <w:p>
             <w:r>
-              <w:t>SemiBold (600)</w:t>
+              <w:rPr>
+                <w:sz w:val="18"/>
+              </w:rPr>
+              <w:t>#FFFFFF</w:t>
             </w:r>
           </w:p>
         </w:tc>
         <w:tc>
           <w:tcPr>
-            <w:tcW w:type="dxa" w:w="1440"/>
+            <w:tcW w:type="dxa" w:w="1344"/>
+            <w:shd w:val="clear" w:color="auto" w:fill="E8F4F5"/>
           </w:tcPr>
           <w:p>
             <w:r>
-              <w:t>20-24pt</w:t>
+              <w:rPr>
+                <w:sz w:val="18"/>
+              </w:rPr>
+              <w:t>R255 G255 B255</w:t>
             </w:r>
           </w:p>
         </w:tc>
         <w:tc>
           <w:tcPr>
-            <w:tcW w:type="dxa" w:w="1440"/>
+            <w:tcW w:type="dxa" w:w="1344"/>
+            <w:shd w:val="clear" w:color="auto" w:fill="E8F4F5"/>
           </w:tcPr>
           <w:p>
             <w:r>
-              <w:t>18-22px</w:t>
+              <w:rPr>
+                <w:sz w:val="18"/>
+              </w:rPr>
+              <w:t>C0 M0 Y0 K0</w:t>
             </w:r>
           </w:p>
         </w:tc>
         <w:tc>
           <w:tcPr>
-            <w:tcW w:type="dxa" w:w="1440"/>
+            <w:tcW w:type="dxa" w:w="1344"/>
+            <w:shd w:val="clear" w:color="auto" w:fill="E8F4F5"/>
           </w:tcPr>
           <w:p>
             <w:r>
-              <w:t>1.25</w:t>
-            </w:r>
-          </w:p>
-        </w:tc>
-      </w:tr>
-      <w:tr>
-        <w:tc>
-          <w:tcPr>
-            <w:tcW w:type="dxa" w:w="1440"/>
-          </w:tcPr>
-          <w:p>
-            <w:r>
-              <w:t>H4</w:t>
+              <w:rPr>
+                <w:sz w:val="18"/>
+              </w:rPr>
+              <w:t>N/A</w:t>
             </w:r>
           </w:p>
         </w:tc>
         <w:tc>
           <w:tcPr>
-            <w:tcW w:type="dxa" w:w="1440"/>
+            <w:tcW w:type="dxa" w:w="1344"/>
+            <w:shd w:val="clear" w:color="auto" w:fill="E8F4F5"/>
           </w:tcPr>
           <w:p>
             <w:r>
-              <w:t>Source Sans Pro</w:t>
-            </w:r>
-          </w:p>
-        </w:tc>
-        <w:tc>
-          <w:tcPr>
-            <w:tcW w:type="dxa" w:w="1440"/>
-          </w:tcPr>
-          <w:p>
-            <w:r>
-              <w:t>SemiBold (600)</w:t>
-            </w:r>
-          </w:p>
-        </w:tc>
-        <w:tc>
-          <w:tcPr>
-            <w:tcW w:type="dxa" w:w="1440"/>
-          </w:tcPr>
-          <w:p>
-            <w:r>
-              <w:t>16-18pt</w:t>
-            </w:r>
-          </w:p>
-        </w:tc>
-        <w:tc>
-          <w:tcPr>
-            <w:tcW w:type="dxa" w:w="1440"/>
-          </w:tcPr>
-          <w:p>
-            <w:r>
-              <w:t>15-17px</w:t>
-            </w:r>
-          </w:p>
-        </w:tc>
-        <w:tc>
-          <w:tcPr>
-            <w:tcW w:type="dxa" w:w="1440"/>
-          </w:tcPr>
-          <w:p>
-            <w:r>
-              <w:t>1.3</w:t>
-            </w:r>
-          </w:p>
-        </w:tc>
-      </w:tr>
-      <w:tr>
-        <w:tc>
-          <w:tcPr>
-            <w:tcW w:type="dxa" w:w="1440"/>
-          </w:tcPr>
-          <w:p>
-            <w:r>
-              <w:t>Body</w:t>
-            </w:r>
-          </w:p>
-        </w:tc>
-        <w:tc>
-          <w:tcPr>
-            <w:tcW w:type="dxa" w:w="1440"/>
-          </w:tcPr>
-          <w:p>
-            <w:r>
-              <w:t>Source Sans Pro</w:t>
-            </w:r>
-          </w:p>
-        </w:tc>
-        <w:tc>
-          <w:tcPr>
-            <w:tcW w:type="dxa" w:w="1440"/>
-          </w:tcPr>
-          <w:p>
-            <w:r>
-              <w:t>Regular (400)</w:t>
-            </w:r>
-          </w:p>
-        </w:tc>
-        <w:tc>
-          <w:tcPr>
-            <w:tcW w:type="dxa" w:w="1440"/>
-          </w:tcPr>
-          <w:p>
-            <w:r>
-              <w:t>11-12pt</w:t>
-            </w:r>
-          </w:p>
-        </w:tc>
-        <w:tc>
-          <w:tcPr>
-            <w:tcW w:type="dxa" w:w="1440"/>
-          </w:tcPr>
-          <w:p>
-            <w:r>
-              <w:t>16-18px</w:t>
-            </w:r>
-          </w:p>
-        </w:tc>
-        <w:tc>
-          <w:tcPr>
-            <w:tcW w:type="dxa" w:w="1440"/>
-          </w:tcPr>
-          <w:p>
-            <w:r>
-              <w:t>1.55</w:t>
-            </w:r>
-          </w:p>
-        </w:tc>
-      </w:tr>
-      <w:tr>
-        <w:tc>
-          <w:tcPr>
-            <w:tcW w:type="dxa" w:w="1440"/>
-          </w:tcPr>
-          <w:p>
-            <w:r>
-              <w:t>Caption</w:t>
-            </w:r>
-          </w:p>
-        </w:tc>
-        <w:tc>
-          <w:tcPr>
-            <w:tcW w:type="dxa" w:w="1440"/>
-          </w:tcPr>
-          <w:p>
-            <w:r>
-              <w:t>Source Sans Pro</w:t>
-            </w:r>
-          </w:p>
-        </w:tc>
-        <w:tc>
-          <w:tcPr>
-            <w:tcW w:type="dxa" w:w="1440"/>
-          </w:tcPr>
-          <w:p>
-            <w:r>
-              <w:t>Light (300)</w:t>
-            </w:r>
-          </w:p>
-        </w:tc>
-        <w:tc>
-          <w:tcPr>
-            <w:tcW w:type="dxa" w:w="1440"/>
-          </w:tcPr>
-          <w:p>
-            <w:r>
-              <w:t>9-10pt</w:t>
-            </w:r>
-          </w:p>
-        </w:tc>
-        <w:tc>
-          <w:tcPr>
-            <w:tcW w:type="dxa" w:w="1440"/>
-          </w:tcPr>
-          <w:p>
-            <w:r>
-              <w:t>13-14px</w:t>
-            </w:r>
-          </w:p>
-        </w:tc>
-        <w:tc>
-          <w:tcPr>
-            <w:tcW w:type="dxa" w:w="1440"/>
-          </w:tcPr>
-          <w:p>
-            <w:r>
-              <w:t>1.4</w:t>
-            </w:r>
-          </w:p>
-        </w:tc>
-      </w:tr>
-      <w:tr>
-        <w:tc>
-          <w:tcPr>
-            <w:tcW w:type="dxa" w:w="1440"/>
-          </w:tcPr>
-          <w:p>
-            <w:r>
-              <w:t>Microsoft Office Fallback — Headings</w:t>
-            </w:r>
-          </w:p>
-        </w:tc>
-        <w:tc>
-          <w:tcPr>
-            <w:tcW w:type="dxa" w:w="1440"/>
-          </w:tcPr>
-          <w:p>
-            <w:r>
-              <w:t>Calibri</w:t>
-            </w:r>
-          </w:p>
-        </w:tc>
-        <w:tc>
-          <w:tcPr>
-            <w:tcW w:type="dxa" w:w="1440"/>
-          </w:tcPr>
-          <w:p>
-            <w:r>
-              <w:t>Bold</w:t>
-            </w:r>
-          </w:p>
-        </w:tc>
-        <w:tc>
-          <w:tcPr>
-            <w:tcW w:type="dxa" w:w="1440"/>
-          </w:tcPr>
-          <w:p>
-            <w:r>
-              <w:t>Match above</w:t>
-            </w:r>
-          </w:p>
-        </w:tc>
-        <w:tc>
-          <w:tcPr>
-            <w:tcW w:type="dxa" w:w="1440"/>
-          </w:tcPr>
-          <w:p>
-            <w:r>
-              <w:t>Match above</w:t>
-            </w:r>
-          </w:p>
-        </w:tc>
-        <w:tc>
-          <w:tcPr>
-            <w:tcW w:type="dxa" w:w="1440"/>
-          </w:tcPr>
-          <w:p>
-            <w:r>
-              <w:t>Match above</w:t>
-            </w:r>
-          </w:p>
-        </w:tc>
-      </w:tr>
-      <w:tr>
-        <w:tc>
-          <w:tcPr>
-            <w:tcW w:type="dxa" w:w="1440"/>
-          </w:tcPr>
-          <w:p>
-            <w:r>
-              <w:t>Microsoft Office Fallback — Body</w:t>
-            </w:r>
-          </w:p>
-        </w:tc>
-        <w:tc>
-          <w:tcPr>
-            <w:tcW w:type="dxa" w:w="1440"/>
-          </w:tcPr>
-          <w:p>
-            <w:r>
-              <w:t>Calibri</w:t>
-            </w:r>
-          </w:p>
-        </w:tc>
-        <w:tc>
-          <w:tcPr>
-            <w:tcW w:type="dxa" w:w="1440"/>
-          </w:tcPr>
-          <w:p>
-            <w:r>
-              <w:t>Regular</w:t>
-            </w:r>
-          </w:p>
-        </w:tc>
-        <w:tc>
-          <w:tcPr>
-            <w:tcW w:type="dxa" w:w="1440"/>
-          </w:tcPr>
-          <w:p>
-            <w:r>
-              <w:t>Match above</w:t>
-            </w:r>
-          </w:p>
-        </w:tc>
-        <w:tc>
-          <w:tcPr>
-            <w:tcW w:type="dxa" w:w="1440"/>
-          </w:tcPr>
-          <w:p>
-            <w:r>
-              <w:t>Match above</w:t>
-            </w:r>
-          </w:p>
-        </w:tc>
-        <w:tc>
-          <w:tcPr>
-            <w:tcW w:type="dxa" w:w="1440"/>
-          </w:tcPr>
-          <w:p>
-            <w:r>
-              <w:t>Match above</w:t>
+              <w:rPr>
+                <w:sz w:val="18"/>
+              </w:rPr>
+              <w:t>Page backgrounds; reversed text on dark backgrounds</w:t>
             </w:r>
           </w:p>
         </w:tc>
       </w:tr>
     </w:tbl>
-    <w:p>
-      <w:r>
-        <w:rPr>
-          <w:sz w:val="22"/>
-        </w:rPr>
-        <w:t>Rules: Never use ALL CAPS for body text. Minimum body text: 11pt print, 14px digital (accessibility). Left-align body copy; centred headings allowed for hero sections. No justified text. Avoid more than 2 typefaces on any single piece. Bullet points: use Contoso Teal for bullet markers where possible.</w:t>
-      </w:r>
-    </w:p>
-    <w:p>
-      <w:r>
-        <w:br w:type="page"/>
-      </w:r>
-    </w:p>
-    <w:p>
-      <w:pPr>
-        <w:pStyle w:val="Heading1"/>
-      </w:pPr>
-      <w:r>
-        <w:rPr>
-          <w:color w:val="007B8A"/>
-        </w:rPr>
-        <w:t>SECTION 4: TONE OF VOICE</w:t>
-      </w:r>
-    </w:p>
+    <w:p/>
     <w:p>
       <w:pPr>
         <w:pStyle w:val="Heading2"/>
+        <w:spacing w:before="200" w:after="80"/>
       </w:pPr>
       <w:r>
         <w:rPr>
           <w:color w:val="003050"/>
+          <w:sz w:val="24"/>
         </w:rPr>
-        <w:t>4.1 Brand Personality — 4 Traits</w:t>
-      </w:r>
-    </w:p>
-    <w:p>
-      <w:r>
-        <w:rPr>
-          <w:b/>
-          <w:color w:val="007B8A"/>
-        </w:rPr>
-        <w:t xml:space="preserve">Caring: </w:t>
-      </w:r>
-      <w:r>
-        <w:t>We lead with empathy. Healthcare is deeply personal — people come to us at their most vulnerable. Our language should reflect warmth, respect, and genuine concern. We speak to people, not at them.</w:t>
-      </w:r>
-    </w:p>
-    <w:p>
-      <w:r>
-        <w:rPr>
-          <w:b/>
-          <w:color w:val="007B8A"/>
-        </w:rPr>
-        <w:t xml:space="preserve">Expert: </w:t>
-      </w:r>
-      <w:r>
-        <w:t>We are a world-class healthcare group. We speak with confidence, grounded in evidence and clinical excellence. We don't hedge unnecessarily, but we're never arrogant or dismissive of patient concerns.</w:t>
-      </w:r>
-    </w:p>
-    <w:p>
-      <w:r>
-        <w:rPr>
-          <w:b/>
-          <w:color w:val="007B8A"/>
-        </w:rPr>
-        <w:t xml:space="preserve">Accessible: </w:t>
-      </w:r>
-      <w:r>
-        <w:t>We serve patients from every walk of life across 11 countries and multiple languages. Our language must be clear, jargon-free, and understandable to a non-medical audience. We explain, we don't lecture.</w:t>
-      </w:r>
-    </w:p>
-    <w:p>
-      <w:r>
-        <w:rPr>
-          <w:b/>
-          <w:color w:val="007B8A"/>
-        </w:rPr>
-        <w:t xml:space="preserve">Progressive: </w:t>
-      </w:r>
-      <w:r>
-        <w:t>We embrace innovation, technology, and continuous improvement. We speak with optimism about the future of healthcare — AI, precision medicine, digital health — while keeping humanity at the centre.</w:t>
-      </w:r>
-    </w:p>
-    <w:p>
-      <w:pPr>
-        <w:pStyle w:val="Heading2"/>
-      </w:pPr>
-      <w:r>
-        <w:rPr>
-          <w:color w:val="003050"/>
-        </w:rPr>
-        <w:t>4.2 Do Say / Don't Say — 10 Key Examples</w:t>
+        <w:t>3.2 Secondary and Accent Colours</w:t>
       </w:r>
     </w:p>
     <w:tbl>
@@ -1870,61 +1648,85 @@
         <w:tblLook w:firstColumn="1" w:firstRow="1" w:lastColumn="0" w:lastRow="0" w:noHBand="0" w:noVBand="1" w:val="04A0"/>
       </w:tblPr>
       <w:tblGrid>
-        <w:gridCol w:w="2160"/>
-        <w:gridCol w:w="2160"/>
-        <w:gridCol w:w="2160"/>
-        <w:gridCol w:w="2160"/>
+        <w:gridCol w:w="2351"/>
+        <w:gridCol w:w="2351"/>
+        <w:gridCol w:w="2351"/>
+        <w:gridCol w:w="2351"/>
       </w:tblGrid>
       <w:tr>
         <w:tc>
           <w:tcPr>
-            <w:tcW w:type="dxa" w:w="2160"/>
+            <w:tcW w:type="dxa" w:w="2351"/>
+            <w:shd w:val="clear" w:color="auto" w:fill="007B8A"/>
           </w:tcPr>
           <w:p>
+            <w:pPr>
+              <w:jc w:val="center"/>
+            </w:pPr>
             <w:r>
               <w:rPr>
                 <w:b/>
+                <w:color w:val="FFFFFF"/>
+                <w:sz w:val="18"/>
               </w:rPr>
-              <w:t>Topic</w:t>
+              <w:t>Colour Name</w:t>
             </w:r>
           </w:p>
         </w:tc>
         <w:tc>
           <w:tcPr>
-            <w:tcW w:type="dxa" w:w="2160"/>
+            <w:tcW w:type="dxa" w:w="2351"/>
+            <w:shd w:val="clear" w:color="auto" w:fill="007B8A"/>
           </w:tcPr>
           <w:p>
+            <w:pPr>
+              <w:jc w:val="center"/>
+            </w:pPr>
             <w:r>
               <w:rPr>
                 <w:b/>
+                <w:color w:val="FFFFFF"/>
+                <w:sz w:val="18"/>
               </w:rPr>
-              <w:t>✅ Do Say</w:t>
+              <w:t>HEX</w:t>
             </w:r>
           </w:p>
         </w:tc>
         <w:tc>
           <w:tcPr>
-            <w:tcW w:type="dxa" w:w="2160"/>
+            <w:tcW w:type="dxa" w:w="2351"/>
+            <w:shd w:val="clear" w:color="auto" w:fill="007B8A"/>
           </w:tcPr>
           <w:p>
+            <w:pPr>
+              <w:jc w:val="center"/>
+            </w:pPr>
             <w:r>
               <w:rPr>
                 <w:b/>
+                <w:color w:val="FFFFFF"/>
+                <w:sz w:val="18"/>
               </w:rPr>
-              <w:t>❌ Don't Say</w:t>
+              <w:t>RGB</w:t>
             </w:r>
           </w:p>
         </w:tc>
         <w:tc>
           <w:tcPr>
-            <w:tcW w:type="dxa" w:w="2160"/>
+            <w:tcW w:type="dxa" w:w="2351"/>
+            <w:shd w:val="clear" w:color="auto" w:fill="007B8A"/>
           </w:tcPr>
           <w:p>
+            <w:pPr>
+              <w:jc w:val="center"/>
+            </w:pPr>
             <w:r>
               <w:rPr>
                 <w:b/>
+                <w:color w:val="FFFFFF"/>
+                <w:sz w:val="18"/>
               </w:rPr>
-              <w:t>Why It Matters</w:t>
+              <w:t>Usage</w:t>
             </w:r>
           </w:p>
         </w:tc>
@@ -1932,41 +1734,57 @@
       <w:tr>
         <w:tc>
           <w:tcPr>
-            <w:tcW w:type="dxa" w:w="2160"/>
+            <w:tcW w:type="dxa" w:w="2351"/>
+            <w:shd w:val="clear" w:color="auto" w:fill="E8F4F5"/>
           </w:tcPr>
           <w:p>
             <w:r>
-              <w:t>Medical outcomes</w:t>
+              <w:rPr>
+                <w:sz w:val="18"/>
+              </w:rPr>
+              <w:t>Light Teal</w:t>
             </w:r>
           </w:p>
         </w:tc>
         <w:tc>
           <w:tcPr>
-            <w:tcW w:type="dxa" w:w="2160"/>
+            <w:tcW w:type="dxa" w:w="2351"/>
+            <w:shd w:val="clear" w:color="auto" w:fill="E8F4F5"/>
           </w:tcPr>
           <w:p>
             <w:r>
-              <w:t>'Our clinical teams support better patient outcomes'</w:t>
+              <w:rPr>
+                <w:sz w:val="18"/>
+              </w:rPr>
+              <w:t>#E8F4F5</w:t>
             </w:r>
           </w:p>
         </w:tc>
         <w:tc>
           <w:tcPr>
-            <w:tcW w:type="dxa" w:w="2160"/>
+            <w:tcW w:type="dxa" w:w="2351"/>
+            <w:shd w:val="clear" w:color="auto" w:fill="E8F4F5"/>
           </w:tcPr>
           <w:p>
             <w:r>
-              <w:t>'We guarantee full recovery'</w:t>
+              <w:rPr>
+                <w:sz w:val="18"/>
+              </w:rPr>
+              <w:t>R232 G244 B245</w:t>
             </w:r>
           </w:p>
         </w:tc>
         <w:tc>
           <w:tcPr>
-            <w:tcW w:type="dxa" w:w="2160"/>
+            <w:tcW w:type="dxa" w:w="2351"/>
+            <w:shd w:val="clear" w:color="auto" w:fill="E8F4F5"/>
           </w:tcPr>
           <w:p>
             <w:r>
-              <w:t>Medical outcome claims are legally sensitive and ethically problematic</w:t>
+              <w:rPr>
+                <w:sz w:val="18"/>
+              </w:rPr>
+              <w:t>Table alternating rows; info panels; form backgrounds</w:t>
             </w:r>
           </w:p>
         </w:tc>
@@ -1974,41 +1792,57 @@
       <w:tr>
         <w:tc>
           <w:tcPr>
-            <w:tcW w:type="dxa" w:w="2160"/>
+            <w:tcW w:type="dxa" w:w="2351"/>
+            <w:shd w:val="clear" w:color="auto" w:fill="FFFFFF"/>
           </w:tcPr>
           <w:p>
             <w:r>
-              <w:t>Technology &amp; AI</w:t>
+              <w:rPr>
+                <w:sz w:val="18"/>
+              </w:rPr>
+              <w:t>Warm Amber</w:t>
             </w:r>
           </w:p>
         </w:tc>
         <w:tc>
           <w:tcPr>
-            <w:tcW w:type="dxa" w:w="2160"/>
+            <w:tcW w:type="dxa" w:w="2351"/>
+            <w:shd w:val="clear" w:color="auto" w:fill="FFFFFF"/>
           </w:tcPr>
           <w:p>
             <w:r>
-              <w:t>'AI-assisted tools support our clinicians in delivering better care'</w:t>
+              <w:rPr>
+                <w:sz w:val="18"/>
+              </w:rPr>
+              <w:t>#F5A623</w:t>
             </w:r>
           </w:p>
         </w:tc>
         <w:tc>
           <w:tcPr>
-            <w:tcW w:type="dxa" w:w="2160"/>
+            <w:tcW w:type="dxa" w:w="2351"/>
+            <w:shd w:val="clear" w:color="auto" w:fill="FFFFFF"/>
           </w:tcPr>
           <w:p>
             <w:r>
-              <w:t>'AI replaces the need for doctors'</w:t>
+              <w:rPr>
+                <w:sz w:val="18"/>
+              </w:rPr>
+              <w:t>R245 G166 B35</w:t>
             </w:r>
           </w:p>
         </w:tc>
         <w:tc>
           <w:tcPr>
-            <w:tcW w:type="dxa" w:w="2160"/>
+            <w:tcW w:type="dxa" w:w="2351"/>
+            <w:shd w:val="clear" w:color="auto" w:fill="FFFFFF"/>
           </w:tcPr>
           <w:p>
             <w:r>
-              <w:t>Maintains trust; clinical decisions remain with doctors</w:t>
+              <w:rPr>
+                <w:sz w:val="18"/>
+              </w:rPr>
+              <w:t>Alerts; promotional highlights; call-out boxes — use sparingly</w:t>
             </w:r>
           </w:p>
         </w:tc>
@@ -2016,41 +1850,57 @@
       <w:tr>
         <w:tc>
           <w:tcPr>
-            <w:tcW w:type="dxa" w:w="2160"/>
+            <w:tcW w:type="dxa" w:w="2351"/>
+            <w:shd w:val="clear" w:color="auto" w:fill="E8F4F5"/>
           </w:tcPr>
           <w:p>
             <w:r>
-              <w:t>Competitors</w:t>
+              <w:rPr>
+                <w:sz w:val="18"/>
+              </w:rPr>
+              <w:t>Soft Green</w:t>
             </w:r>
           </w:p>
         </w:tc>
         <w:tc>
           <w:tcPr>
-            <w:tcW w:type="dxa" w:w="2160"/>
+            <w:tcW w:type="dxa" w:w="2351"/>
+            <w:shd w:val="clear" w:color="auto" w:fill="E8F4F5"/>
           </w:tcPr>
           <w:p>
             <w:r>
-              <w:t>Silence, or 'Contoso Healthcare is committed to...'</w:t>
+              <w:rPr>
+                <w:sz w:val="18"/>
+              </w:rPr>
+              <w:t>#4CAF50</w:t>
             </w:r>
           </w:p>
         </w:tc>
         <w:tc>
           <w:tcPr>
-            <w:tcW w:type="dxa" w:w="2160"/>
+            <w:tcW w:type="dxa" w:w="2351"/>
+            <w:shd w:val="clear" w:color="auto" w:fill="E8F4F5"/>
           </w:tcPr>
           <w:p>
             <w:r>
-              <w:t>Any competitor naming or negative comparison</w:t>
+              <w:rPr>
+                <w:sz w:val="18"/>
+              </w:rPr>
+              <w:t>R76 G175 B80</w:t>
             </w:r>
           </w:p>
         </w:tc>
         <w:tc>
           <w:tcPr>
-            <w:tcW w:type="dxa" w:w="2160"/>
+            <w:tcW w:type="dxa" w:w="2351"/>
+            <w:shd w:val="clear" w:color="auto" w:fill="E8F4F5"/>
           </w:tcPr>
           <w:p>
             <w:r>
-              <w:t>Brand standards; potential defamation risk</w:t>
+              <w:rPr>
+                <w:sz w:val="18"/>
+              </w:rPr>
+              <w:t>Positive indicators; RAG Green status; sustainability icons</w:t>
             </w:r>
           </w:p>
         </w:tc>
@@ -2058,41 +1908,57 @@
       <w:tr>
         <w:tc>
           <w:tcPr>
-            <w:tcW w:type="dxa" w:w="2160"/>
+            <w:tcW w:type="dxa" w:w="2351"/>
+            <w:shd w:val="clear" w:color="auto" w:fill="FFFFFF"/>
           </w:tcPr>
           <w:p>
             <w:r>
-              <w:t>Pricing / fees</w:t>
+              <w:rPr>
+                <w:sz w:val="18"/>
+              </w:rPr>
+              <w:t>Alert Red</w:t>
             </w:r>
           </w:p>
         </w:tc>
         <w:tc>
           <w:tcPr>
-            <w:tcW w:type="dxa" w:w="2160"/>
+            <w:tcW w:type="dxa" w:w="2351"/>
+            <w:shd w:val="clear" w:color="auto" w:fill="FFFFFF"/>
           </w:tcPr>
           <w:p>
             <w:r>
-              <w:t>'Contact us for a personalised treatment estimate'</w:t>
+              <w:rPr>
+                <w:sz w:val="18"/>
+              </w:rPr>
+              <w:t>#D32F2F</w:t>
             </w:r>
           </w:p>
         </w:tc>
         <w:tc>
           <w:tcPr>
-            <w:tcW w:type="dxa" w:w="2160"/>
+            <w:tcW w:type="dxa" w:w="2351"/>
+            <w:shd w:val="clear" w:color="auto" w:fill="FFFFFF"/>
           </w:tcPr>
           <w:p>
             <w:r>
-              <w:t>Any specific price claim without regulated disclaimer</w:t>
+              <w:rPr>
+                <w:sz w:val="18"/>
+              </w:rPr>
+              <w:t>R211 G47 B47</w:t>
             </w:r>
           </w:p>
         </w:tc>
         <w:tc>
           <w:tcPr>
-            <w:tcW w:type="dxa" w:w="2160"/>
+            <w:tcW w:type="dxa" w:w="2351"/>
+            <w:shd w:val="clear" w:color="auto" w:fill="FFFFFF"/>
           </w:tcPr>
           <w:p>
             <w:r>
-              <w:t>Regulatory compliance; pricing varies by market and case</w:t>
+              <w:rPr>
+                <w:sz w:val="18"/>
+              </w:rPr>
+              <w:t>Warnings; RAG Red status; critical alerts; error states</w:t>
             </w:r>
           </w:p>
         </w:tc>
@@ -2100,41 +1966,57 @@
       <w:tr>
         <w:tc>
           <w:tcPr>
-            <w:tcW w:type="dxa" w:w="2160"/>
+            <w:tcW w:type="dxa" w:w="2351"/>
+            <w:shd w:val="clear" w:color="auto" w:fill="E8F4F5"/>
           </w:tcPr>
           <w:p>
             <w:r>
-              <w:t>Clinical staff</w:t>
+              <w:rPr>
+                <w:sz w:val="18"/>
+              </w:rPr>
+              <w:t>Mid Grey</w:t>
             </w:r>
           </w:p>
         </w:tc>
         <w:tc>
           <w:tcPr>
-            <w:tcW w:type="dxa" w:w="2160"/>
+            <w:tcW w:type="dxa" w:w="2351"/>
+            <w:shd w:val="clear" w:color="auto" w:fill="E8F4F5"/>
           </w:tcPr>
           <w:p>
             <w:r>
-              <w:t>'Our dedicated and experienced clinical team'</w:t>
+              <w:rPr>
+                <w:sz w:val="18"/>
+              </w:rPr>
+              <w:t>#6B7280</w:t>
             </w:r>
           </w:p>
         </w:tc>
         <w:tc>
           <w:tcPr>
-            <w:tcW w:type="dxa" w:w="2160"/>
+            <w:tcW w:type="dxa" w:w="2351"/>
+            <w:shd w:val="clear" w:color="auto" w:fill="E8F4F5"/>
           </w:tcPr>
           <w:p>
             <w:r>
-              <w:t>'World-class / award-winning' without specific evidence</w:t>
+              <w:rPr>
+                <w:sz w:val="18"/>
+              </w:rPr>
+              <w:t>R107 G114 B128</w:t>
             </w:r>
           </w:p>
         </w:tc>
         <w:tc>
           <w:tcPr>
-            <w:tcW w:type="dxa" w:w="2160"/>
+            <w:tcW w:type="dxa" w:w="2351"/>
+            <w:shd w:val="clear" w:color="auto" w:fill="E8F4F5"/>
           </w:tcPr>
           <w:p>
             <w:r>
-              <w:t>Unsubstantiated superlatives erode trust</w:t>
+              <w:rPr>
+                <w:sz w:val="18"/>
+              </w:rPr>
+              <w:t>Secondary body copy; captions; metadata; table grid lines</w:t>
             </w:r>
           </w:p>
         </w:tc>
@@ -2142,41 +2024,57 @@
       <w:tr>
         <w:tc>
           <w:tcPr>
-            <w:tcW w:type="dxa" w:w="2160"/>
+            <w:tcW w:type="dxa" w:w="2351"/>
+            <w:shd w:val="clear" w:color="auto" w:fill="FFFFFF"/>
           </w:tcPr>
           <w:p>
             <w:r>
-              <w:t>Sustainability</w:t>
+              <w:rPr>
+                <w:sz w:val="18"/>
+              </w:rPr>
+              <w:t>Light Grey</w:t>
             </w:r>
           </w:p>
         </w:tc>
         <w:tc>
           <w:tcPr>
-            <w:tcW w:type="dxa" w:w="2160"/>
+            <w:tcW w:type="dxa" w:w="2351"/>
+            <w:shd w:val="clear" w:color="auto" w:fill="FFFFFF"/>
           </w:tcPr>
           <w:p>
             <w:r>
-              <w:t>'Progressing toward our science-based Net Zero 2050 commitment'</w:t>
+              <w:rPr>
+                <w:sz w:val="18"/>
+              </w:rPr>
+              <w:t>#F3F4F6</w:t>
             </w:r>
           </w:p>
         </w:tc>
         <w:tc>
           <w:tcPr>
-            <w:tcW w:type="dxa" w:w="2160"/>
+            <w:tcW w:type="dxa" w:w="2351"/>
+            <w:shd w:val="clear" w:color="auto" w:fill="FFFFFF"/>
           </w:tcPr>
           <w:p>
             <w:r>
-              <w:t>'We are green / eco-friendly' (vague)</w:t>
+              <w:rPr>
+                <w:sz w:val="18"/>
+              </w:rPr>
+              <w:t>R243 G244 B246</w:t>
             </w:r>
           </w:p>
         </w:tc>
         <w:tc>
           <w:tcPr>
-            <w:tcW w:type="dxa" w:w="2160"/>
+            <w:tcW w:type="dxa" w:w="2351"/>
+            <w:shd w:val="clear" w:color="auto" w:fill="FFFFFF"/>
           </w:tcPr>
           <w:p>
             <w:r>
-              <w:t>Greenwashing risk; specificity builds credibility</w:t>
+              <w:rPr>
+                <w:sz w:val="18"/>
+              </w:rPr>
+              <w:t>Alternate row; disabled states; background fill</w:t>
             </w:r>
           </w:p>
         </w:tc>
@@ -2184,181 +2082,136 @@
       <w:tr>
         <w:tc>
           <w:tcPr>
-            <w:tcW w:type="dxa" w:w="2160"/>
+            <w:tcW w:type="dxa" w:w="2351"/>
+            <w:shd w:val="clear" w:color="auto" w:fill="E8F4F5"/>
           </w:tcPr>
           <w:p>
             <w:r>
-              <w:t>Patient stories</w:t>
+              <w:rPr>
+                <w:sz w:val="18"/>
+              </w:rPr>
+              <w:t>Dark Charcoal</w:t>
             </w:r>
           </w:p>
         </w:tc>
         <w:tc>
           <w:tcPr>
-            <w:tcW w:type="dxa" w:w="2160"/>
+            <w:tcW w:type="dxa" w:w="2351"/>
+            <w:shd w:val="clear" w:color="auto" w:fill="E8F4F5"/>
           </w:tcPr>
           <w:p>
             <w:r>
-              <w:t>'[Patient Name], who kindly shared their experience...' (with consent)</w:t>
+              <w:rPr>
+                <w:sz w:val="18"/>
+              </w:rPr>
+              <w:t>#1F2937</w:t>
             </w:r>
           </w:p>
         </w:tc>
         <w:tc>
           <w:tcPr>
-            <w:tcW w:type="dxa" w:w="2160"/>
+            <w:tcW w:type="dxa" w:w="2351"/>
+            <w:shd w:val="clear" w:color="auto" w:fill="E8F4F5"/>
           </w:tcPr>
           <w:p>
             <w:r>
-              <w:t>Any patient detail without signed consent form COMMS-T01</w:t>
+              <w:rPr>
+                <w:sz w:val="18"/>
+              </w:rPr>
+              <w:t>R31 G41 B55</w:t>
             </w:r>
           </w:p>
         </w:tc>
         <w:tc>
           <w:tcPr>
-            <w:tcW w:type="dxa" w:w="2160"/>
+            <w:tcW w:type="dxa" w:w="2351"/>
+            <w:shd w:val="clear" w:color="auto" w:fill="E8F4F5"/>
           </w:tcPr>
           <w:p>
             <w:r>
-              <w:t>PDPA / data protection; patient rights</w:t>
-            </w:r>
-          </w:p>
-        </w:tc>
-      </w:tr>
-      <w:tr>
-        <w:tc>
-          <w:tcPr>
-            <w:tcW w:type="dxa" w:w="2160"/>
-          </w:tcPr>
-          <w:p>
-            <w:r>
-              <w:t>Difficult topics (safety events)</w:t>
-            </w:r>
-          </w:p>
-        </w:tc>
-        <w:tc>
-          <w:tcPr>
-            <w:tcW w:type="dxa" w:w="2160"/>
-          </w:tcPr>
-          <w:p>
-            <w:r>
-              <w:t>'We are investigating this thoroughly and will share findings'</w:t>
-            </w:r>
-          </w:p>
-        </w:tc>
-        <w:tc>
-          <w:tcPr>
-            <w:tcW w:type="dxa" w:w="2160"/>
-          </w:tcPr>
-          <w:p>
-            <w:r>
-              <w:t>'This was an isolated incident' or premature conclusions</w:t>
-            </w:r>
-          </w:p>
-        </w:tc>
-        <w:tc>
-          <w:tcPr>
-            <w:tcW w:type="dxa" w:w="2160"/>
-          </w:tcPr>
-          <w:p>
-            <w:r>
-              <w:t>Crisis credibility; legal exposure</w:t>
-            </w:r>
-          </w:p>
-        </w:tc>
-      </w:tr>
-      <w:tr>
-        <w:tc>
-          <w:tcPr>
-            <w:tcW w:type="dxa" w:w="2160"/>
-          </w:tcPr>
-          <w:p>
-            <w:r>
-              <w:t>Community impact</w:t>
-            </w:r>
-          </w:p>
-        </w:tc>
-        <w:tc>
-          <w:tcPr>
-            <w:tcW w:type="dxa" w:w="2160"/>
-          </w:tcPr>
-          <w:p>
-            <w:r>
-              <w:t>'Contoso invested USD 12.4M in community health programmes in FY2025'</w:t>
-            </w:r>
-          </w:p>
-        </w:tc>
-        <w:tc>
-          <w:tcPr>
-            <w:tcW w:type="dxa" w:w="2160"/>
-          </w:tcPr>
-          <w:p>
-            <w:r>
-              <w:t>'We give back a lot / we're very charitable'</w:t>
-            </w:r>
-          </w:p>
-        </w:tc>
-        <w:tc>
-          <w:tcPr>
-            <w:tcW w:type="dxa" w:w="2160"/>
-          </w:tcPr>
-          <w:p>
-            <w:r>
-              <w:t>Specificity is credible; vagueness is not</w:t>
-            </w:r>
-          </w:p>
-        </w:tc>
-      </w:tr>
-      <w:tr>
-        <w:tc>
-          <w:tcPr>
-            <w:tcW w:type="dxa" w:w="2160"/>
-          </w:tcPr>
-          <w:p>
-            <w:r>
-              <w:t>Digital health</w:t>
-            </w:r>
-          </w:p>
-        </w:tc>
-        <w:tc>
-          <w:tcPr>
-            <w:tcW w:type="dxa" w:w="2160"/>
-          </w:tcPr>
-          <w:p>
-            <w:r>
-              <w:t>'Our digital platforms extend access to quality care'</w:t>
-            </w:r>
-          </w:p>
-        </w:tc>
-        <w:tc>
-          <w:tcPr>
-            <w:tcW w:type="dxa" w:w="2160"/>
-          </w:tcPr>
-          <w:p>
-            <w:r>
-              <w:t>'Our app cures / diagnoses / replaces clinical consultation'</w:t>
-            </w:r>
-          </w:p>
-        </w:tc>
-        <w:tc>
-          <w:tcPr>
-            <w:tcW w:type="dxa" w:w="2160"/>
-          </w:tcPr>
-          <w:p>
-            <w:r>
-              <w:t>Regulatory risk; clinical claims rules apply to digital too</w:t>
+              <w:rPr>
+                <w:sz w:val="18"/>
+              </w:rPr>
+              <w:t>Primary body copy; high-contrast text on white backgrounds</w:t>
             </w:r>
           </w:p>
         </w:tc>
       </w:tr>
     </w:tbl>
+    <w:p/>
     <w:p>
       <w:pPr>
         <w:pStyle w:val="Heading2"/>
+        <w:spacing w:before="200" w:after="80"/>
       </w:pPr>
       <w:r>
         <w:rPr>
           <w:color w:val="003050"/>
+          <w:sz w:val="24"/>
         </w:rPr>
-        <w:t>4.3 Market-Specific Guidance</w:t>
+        <w:t>3.3 Accessibility Requirements</w:t>
+      </w:r>
+    </w:p>
+    <w:p>
+      <w:pPr>
+        <w:pStyle w:val="ListBullet"/>
+        <w:spacing w:after="40"/>
+      </w:pPr>
+      <w:r>
+        <w:rPr>
+          <w:sz w:val="20"/>
+        </w:rPr>
+        <w:t>All text and background colour combinations must meet WCAG 2.1 Level AA (4.5:1 for normal text; 3:1 for large text/UI components).</w:t>
+      </w:r>
+    </w:p>
+    <w:p>
+      <w:pPr>
+        <w:pStyle w:val="ListBullet"/>
+        <w:spacing w:after="40"/>
+      </w:pPr>
+      <w:r>
+        <w:rPr>
+          <w:sz w:val="20"/>
+        </w:rPr>
+        <w:t>Colour alone must not be used to convey information — always supplement with text label, icon, or pattern (important for RAG indicators in reports).</w:t>
+      </w:r>
+    </w:p>
+    <w:p>
+      <w:pPr>
+        <w:pStyle w:val="ListBullet"/>
+        <w:spacing w:after="40"/>
+      </w:pPr>
+      <w:r>
+        <w:rPr>
+          <w:sz w:val="20"/>
+        </w:rPr>
+        <w:t>Colour Blindness Check: All designs must be reviewed using Contoso's approved accessibility checker or Figma Colour Blind plugin before publication.</w:t>
+      </w:r>
+    </w:p>
+    <w:p>
+      <w:pPr>
+        <w:pStyle w:val="Heading1"/>
+        <w:spacing w:before="280" w:after="120"/>
+      </w:pPr>
+      <w:r>
+        <w:rPr>
+          <w:color w:val="007B8A"/>
+          <w:sz w:val="30"/>
+        </w:rPr>
+        <w:t>4. Typography</w:t>
+      </w:r>
+    </w:p>
+    <w:p>
+      <w:pPr>
+        <w:pStyle w:val="Heading2"/>
+        <w:spacing w:before="200" w:after="80"/>
+      </w:pPr>
+      <w:r>
+        <w:rPr>
+          <w:color w:val="003050"/>
+          <w:sz w:val="24"/>
+        </w:rPr>
+        <w:t>4.1 Primary Typeface: Graphik (Commercial)</w:t>
       </w:r>
     </w:p>
     <w:tbl>
@@ -2368,75 +2221,65 @@
         <w:tblLook w:firstColumn="1" w:firstRow="1" w:lastColumn="0" w:lastRow="0" w:noHBand="0" w:noVBand="1" w:val="04A0"/>
       </w:tblPr>
       <w:tblGrid>
-        <w:gridCol w:w="1728"/>
-        <w:gridCol w:w="1728"/>
-        <w:gridCol w:w="1728"/>
-        <w:gridCol w:w="1728"/>
-        <w:gridCol w:w="1728"/>
+        <w:gridCol w:w="3135"/>
+        <w:gridCol w:w="3135"/>
+        <w:gridCol w:w="3135"/>
       </w:tblGrid>
       <w:tr>
         <w:tc>
           <w:tcPr>
-            <w:tcW w:type="dxa" w:w="1728"/>
+            <w:tcW w:type="dxa" w:w="3135"/>
+            <w:shd w:val="clear" w:color="auto" w:fill="007B8A"/>
           </w:tcPr>
           <w:p>
+            <w:pPr>
+              <w:jc w:val="center"/>
+            </w:pPr>
             <w:r>
               <w:rPr>
                 <w:b/>
+                <w:color w:val="FFFFFF"/>
+                <w:sz w:val="18"/>
               </w:rPr>
-              <w:t>Market</w:t>
+              <w:t>Weight</w:t>
             </w:r>
           </w:p>
         </w:tc>
         <w:tc>
           <w:tcPr>
-            <w:tcW w:type="dxa" w:w="1728"/>
+            <w:tcW w:type="dxa" w:w="3135"/>
+            <w:shd w:val="clear" w:color="auto" w:fill="007B8A"/>
           </w:tcPr>
           <w:p>
+            <w:pPr>
+              <w:jc w:val="center"/>
+            </w:pPr>
             <w:r>
               <w:rPr>
                 <w:b/>
+                <w:color w:val="FFFFFF"/>
+                <w:sz w:val="18"/>
               </w:rPr>
-              <w:t>Primary Language(s)</w:t>
+              <w:t>Use Case</w:t>
             </w:r>
           </w:p>
         </w:tc>
         <w:tc>
           <w:tcPr>
-            <w:tcW w:type="dxa" w:w="1728"/>
+            <w:tcW w:type="dxa" w:w="3135"/>
+            <w:shd w:val="clear" w:color="auto" w:fill="007B8A"/>
           </w:tcPr>
           <w:p>
+            <w:pPr>
+              <w:jc w:val="center"/>
+            </w:pPr>
             <w:r>
               <w:rPr>
                 <w:b/>
+                <w:color w:val="FFFFFF"/>
+                <w:sz w:val="18"/>
               </w:rPr>
-              <w:t>Formality Level</w:t>
-            </w:r>
-          </w:p>
-        </w:tc>
-        <w:tc>
-          <w:tcPr>
-            <w:tcW w:type="dxa" w:w="1728"/>
-          </w:tcPr>
-          <w:p>
-            <w:r>
-              <w:rPr>
-                <w:b/>
-              </w:rPr>
-              <w:t>Cultural Notes</w:t>
-            </w:r>
-          </w:p>
-        </w:tc>
-        <w:tc>
-          <w:tcPr>
-            <w:tcW w:type="dxa" w:w="1728"/>
-          </w:tcPr>
-          <w:p>
-            <w:r>
-              <w:rPr>
-                <w:b/>
-              </w:rPr>
-              <w:t>Local Compliance</w:t>
+              <w:t>Size Guidance</w:t>
             </w:r>
           </w:p>
         </w:tc>
@@ -2444,51 +2287,43 @@
       <w:tr>
         <w:tc>
           <w:tcPr>
-            <w:tcW w:type="dxa" w:w="1728"/>
+            <w:tcW w:type="dxa" w:w="3135"/>
+            <w:shd w:val="clear" w:color="auto" w:fill="E8F4F5"/>
           </w:tcPr>
           <w:p>
             <w:r>
-              <w:t>Malaysia</w:t>
+              <w:rPr>
+                <w:sz w:val="18"/>
+              </w:rPr>
+              <w:t>Graphik SemiBold</w:t>
             </w:r>
           </w:p>
         </w:tc>
         <w:tc>
           <w:tcPr>
-            <w:tcW w:type="dxa" w:w="1728"/>
+            <w:tcW w:type="dxa" w:w="3135"/>
+            <w:shd w:val="clear" w:color="auto" w:fill="E8F4F5"/>
           </w:tcPr>
           <w:p>
             <w:r>
-              <w:t>English + Bahasa Malaysia</w:t>
+              <w:rPr>
+                <w:sz w:val="18"/>
+              </w:rPr>
+              <w:t>Headlines, logo wordmark, section headings</w:t>
             </w:r>
           </w:p>
         </w:tc>
         <w:tc>
           <w:tcPr>
-            <w:tcW w:type="dxa" w:w="1728"/>
+            <w:tcW w:type="dxa" w:w="3135"/>
+            <w:shd w:val="clear" w:color="auto" w:fill="E8F4F5"/>
           </w:tcPr>
           <w:p>
             <w:r>
-              <w:t>Semi-formal (EN), Formal (BM)</w:t>
-            </w:r>
-          </w:p>
-        </w:tc>
-        <w:tc>
-          <w:tcPr>
-            <w:tcW w:type="dxa" w:w="1728"/>
-          </w:tcPr>
-          <w:p>
-            <w:r>
-              <w:t>Multi-ethnic sensitivity; avoid race/religion references; halal certification relevant for F&amp;B</w:t>
-            </w:r>
-          </w:p>
-        </w:tc>
-        <w:tc>
-          <w:tcPr>
-            <w:tcW w:type="dxa" w:w="1728"/>
-          </w:tcPr>
-          <w:p>
-            <w:r>
-              <w:t>Private Healthcare Facilities Act; MOH Malaysia advertising guidelines</w:t>
+              <w:rPr>
+                <w:sz w:val="18"/>
+              </w:rPr>
+              <w:t>H1: 28–36pt; H2: 20–24pt; H3: 16–18pt</w:t>
             </w:r>
           </w:p>
         </w:tc>
@@ -2496,51 +2331,43 @@
       <w:tr>
         <w:tc>
           <w:tcPr>
-            <w:tcW w:type="dxa" w:w="1728"/>
+            <w:tcW w:type="dxa" w:w="3135"/>
+            <w:shd w:val="clear" w:color="auto" w:fill="FFFFFF"/>
           </w:tcPr>
           <w:p>
             <w:r>
-              <w:t>Singapore</w:t>
+              <w:rPr>
+                <w:sz w:val="18"/>
+              </w:rPr>
+              <w:t>Graphik Medium</w:t>
             </w:r>
           </w:p>
         </w:tc>
         <w:tc>
           <w:tcPr>
-            <w:tcW w:type="dxa" w:w="1728"/>
+            <w:tcW w:type="dxa" w:w="3135"/>
+            <w:shd w:val="clear" w:color="auto" w:fill="FFFFFF"/>
           </w:tcPr>
           <w:p>
             <w:r>
-              <w:t>English</w:t>
+              <w:rPr>
+                <w:sz w:val="18"/>
+              </w:rPr>
+              <w:t>Sub-headings, callout text, table headers</w:t>
             </w:r>
           </w:p>
         </w:tc>
         <w:tc>
           <w:tcPr>
-            <w:tcW w:type="dxa" w:w="1728"/>
+            <w:tcW w:type="dxa" w:w="3135"/>
+            <w:shd w:val="clear" w:color="auto" w:fill="FFFFFF"/>
           </w:tcPr>
           <w:p>
             <w:r>
-              <w:t>Formal-professional</w:t>
-            </w:r>
-          </w:p>
-        </w:tc>
-        <w:tc>
-          <w:tcPr>
-            <w:tcW w:type="dxa" w:w="1728"/>
-          </w:tcPr>
-          <w:p>
-            <w:r>
-              <w:t>Multicultural; high health literacy; data privacy (PDPA SG) strictly enforced</w:t>
-            </w:r>
-          </w:p>
-        </w:tc>
-        <w:tc>
-          <w:tcPr>
-            <w:tcW w:type="dxa" w:w="1728"/>
-          </w:tcPr>
-          <w:p>
-            <w:r>
-              <w:t>MOH Singapore advertising guidelines; Healthcare Services Act</w:t>
+              <w:rPr>
+                <w:sz w:val="18"/>
+              </w:rPr>
+              <w:t>14–16pt</w:t>
             </w:r>
           </w:p>
         </w:tc>
@@ -2548,51 +2375,43 @@
       <w:tr>
         <w:tc>
           <w:tcPr>
-            <w:tcW w:type="dxa" w:w="1728"/>
+            <w:tcW w:type="dxa" w:w="3135"/>
+            <w:shd w:val="clear" w:color="auto" w:fill="E8F4F5"/>
           </w:tcPr>
           <w:p>
             <w:r>
-              <w:t>Turkey</w:t>
+              <w:rPr>
+                <w:sz w:val="18"/>
+              </w:rPr>
+              <w:t>Graphik Regular</w:t>
             </w:r>
           </w:p>
         </w:tc>
         <w:tc>
           <w:tcPr>
-            <w:tcW w:type="dxa" w:w="1728"/>
+            <w:tcW w:type="dxa" w:w="3135"/>
+            <w:shd w:val="clear" w:color="auto" w:fill="E8F4F5"/>
           </w:tcPr>
           <w:p>
             <w:r>
-              <w:t>Turkish (primary) + English (medical tourism)</w:t>
+              <w:rPr>
+                <w:sz w:val="18"/>
+              </w:rPr>
+              <w:t>Body copy, captions, data tables</w:t>
             </w:r>
           </w:p>
         </w:tc>
         <w:tc>
           <w:tcPr>
-            <w:tcW w:type="dxa" w:w="1728"/>
+            <w:tcW w:type="dxa" w:w="3135"/>
+            <w:shd w:val="clear" w:color="auto" w:fill="E8F4F5"/>
           </w:tcPr>
           <w:p>
             <w:r>
-              <w:t>Formal</w:t>
-            </w:r>
-          </w:p>
-        </w:tc>
-        <w:tc>
-          <w:tcPr>
-            <w:tcW w:type="dxa" w:w="1728"/>
-          </w:tcPr>
-          <w:p>
-            <w:r>
-              <w:t>Strong national identity; medical tourism from Middle East and Europe; Ramadan sensitivity</w:t>
-            </w:r>
-          </w:p>
-        </w:tc>
-        <w:tc>
-          <w:tcPr>
-            <w:tcW w:type="dxa" w:w="1728"/>
-          </w:tcPr>
-          <w:p>
-            <w:r>
-              <w:t>Turkish Ministry of Health advertising regulations</w:t>
+              <w:rPr>
+                <w:sz w:val="18"/>
+              </w:rPr>
+              <w:t>10–12pt; line spacing 1.4</w:t>
             </w:r>
           </w:p>
         </w:tc>
@@ -2600,385 +2419,283 @@
       <w:tr>
         <w:tc>
           <w:tcPr>
-            <w:tcW w:type="dxa" w:w="1728"/>
+            <w:tcW w:type="dxa" w:w="3135"/>
+            <w:shd w:val="clear" w:color="auto" w:fill="FFFFFF"/>
           </w:tcPr>
           <w:p>
             <w:r>
-              <w:t>India</w:t>
+              <w:rPr>
+                <w:sz w:val="18"/>
+              </w:rPr>
+              <w:t>Graphik Light</w:t>
             </w:r>
           </w:p>
         </w:tc>
         <w:tc>
           <w:tcPr>
-            <w:tcW w:type="dxa" w:w="1728"/>
+            <w:tcW w:type="dxa" w:w="3135"/>
+            <w:shd w:val="clear" w:color="auto" w:fill="FFFFFF"/>
           </w:tcPr>
           <w:p>
             <w:r>
-              <w:t>English + Hindi (regional varies)</w:t>
+              <w:rPr>
+                <w:sz w:val="18"/>
+              </w:rPr>
+              <w:t>Large-scale display text, infographics</w:t>
             </w:r>
           </w:p>
         </w:tc>
         <w:tc>
           <w:tcPr>
-            <w:tcW w:type="dxa" w:w="1728"/>
+            <w:tcW w:type="dxa" w:w="3135"/>
+            <w:shd w:val="clear" w:color="auto" w:fill="FFFFFF"/>
           </w:tcPr>
           <w:p>
             <w:r>
-              <w:t>Formal-professional</w:t>
-            </w:r>
-          </w:p>
-        </w:tc>
-        <w:tc>
-          <w:tcPr>
-            <w:tcW w:type="dxa" w:w="1728"/>
-          </w:tcPr>
-          <w:p>
-            <w:r>
-              <w:t>Diverse markets (Tier 1 city focus for Fortis/Gleneagles); avoid generic 'India' — city/state specificity</w:t>
-            </w:r>
-          </w:p>
-        </w:tc>
-        <w:tc>
-          <w:tcPr>
-            <w:tcW w:type="dxa" w:w="1728"/>
-          </w:tcPr>
-          <w:p>
-            <w:r>
-              <w:t>CDSCO / MCI guidelines; state-specific health advertising rules</w:t>
-            </w:r>
-          </w:p>
-        </w:tc>
-      </w:tr>
-      <w:tr>
-        <w:tc>
-          <w:tcPr>
-            <w:tcW w:type="dxa" w:w="1728"/>
-          </w:tcPr>
-          <w:p>
-            <w:r>
-              <w:t>Hong Kong</w:t>
-            </w:r>
-          </w:p>
-        </w:tc>
-        <w:tc>
-          <w:tcPr>
-            <w:tcW w:type="dxa" w:w="1728"/>
-          </w:tcPr>
-          <w:p>
-            <w:r>
-              <w:t>English + Cantonese</w:t>
-            </w:r>
-          </w:p>
-        </w:tc>
-        <w:tc>
-          <w:tcPr>
-            <w:tcW w:type="dxa" w:w="1728"/>
-          </w:tcPr>
-          <w:p>
-            <w:r>
-              <w:t>Formal</w:t>
-            </w:r>
-          </w:p>
-        </w:tc>
-        <w:tc>
-          <w:tcPr>
-            <w:tcW w:type="dxa" w:w="1728"/>
-          </w:tcPr>
-          <w:p>
-            <w:r>
-              <w:t>High health literacy; international patient community; sensitive to mainland China political context</w:t>
-            </w:r>
-          </w:p>
-        </w:tc>
-        <w:tc>
-          <w:tcPr>
-            <w:tcW w:type="dxa" w:w="1728"/>
-          </w:tcPr>
-          <w:p>
-            <w:r>
-              <w:t>HA HK guidelines; DH licensing requirements</w:t>
-            </w:r>
-          </w:p>
-        </w:tc>
-      </w:tr>
-      <w:tr>
-        <w:tc>
-          <w:tcPr>
-            <w:tcW w:type="dxa" w:w="1728"/>
-          </w:tcPr>
-          <w:p>
-            <w:r>
-              <w:t>European markets (BG, NL, RS)</w:t>
-            </w:r>
-          </w:p>
-        </w:tc>
-        <w:tc>
-          <w:tcPr>
-            <w:tcW w:type="dxa" w:w="1728"/>
-          </w:tcPr>
-          <w:p>
-            <w:r>
-              <w:t>Local language + English</w:t>
-            </w:r>
-          </w:p>
-        </w:tc>
-        <w:tc>
-          <w:tcPr>
-            <w:tcW w:type="dxa" w:w="1728"/>
-          </w:tcPr>
-          <w:p>
-            <w:r>
-              <w:t>Formal</w:t>
-            </w:r>
-          </w:p>
-        </w:tc>
-        <w:tc>
-          <w:tcPr>
-            <w:tcW w:type="dxa" w:w="1728"/>
-          </w:tcPr>
-          <w:p>
-            <w:r>
-              <w:t>GDPR applies strictly; EU medical device and advertising regulations</w:t>
-            </w:r>
-          </w:p>
-        </w:tc>
-        <w:tc>
-          <w:tcPr>
-            <w:tcW w:type="dxa" w:w="1728"/>
-          </w:tcPr>
-          <w:p>
-            <w:r>
-              <w:t>GDPR; EU medical claims regulations</w:t>
+              <w:rPr>
+                <w:sz w:val="18"/>
+              </w:rPr>
+              <w:t>30pt+; use sparingly</w:t>
             </w:r>
           </w:p>
         </w:tc>
       </w:tr>
     </w:tbl>
+    <w:p/>
     <w:p>
+      <w:pPr>
+        <w:pStyle w:val="Heading2"/>
+        <w:spacing w:before="200" w:after="80"/>
+      </w:pPr>
       <w:r>
-        <w:br w:type="page"/>
+        <w:rPr>
+          <w:color w:val="003050"/>
+          <w:sz w:val="24"/>
+        </w:rPr>
+        <w:t>4.2 Web / Digital Fallback: Inter (Google Fonts, Open License)</w:t>
+      </w:r>
+    </w:p>
+    <w:p>
+      <w:pPr>
+        <w:spacing w:after="120"/>
+      </w:pPr>
+      <w:r>
+        <w:rPr>
+          <w:b w:val="0"/>
+          <w:i w:val="0"/>
+          <w:sz w:val="20"/>
+        </w:rPr>
+        <w:t>Where Graphik is unavailable (external emails, web pages, third-party platforms), use Inter (Regular, SemiBold, Bold). Inter is approved for all digital-first content including patient portal, app, and intranet. Do not use Arial, Helvetica, or Times New Roman as substitutes.</w:t>
+      </w:r>
+    </w:p>
+    <w:p>
+      <w:pPr>
+        <w:pStyle w:val="Heading2"/>
+        <w:spacing w:before="200" w:after="80"/>
+      </w:pPr>
+      <w:r>
+        <w:rPr>
+          <w:color w:val="003050"/>
+          <w:sz w:val="24"/>
+        </w:rPr>
+        <w:t>4.3 Microsoft 365 Documents</w:t>
+      </w:r>
+    </w:p>
+    <w:p>
+      <w:pPr>
+        <w:spacing w:after="120"/>
+      </w:pPr>
+      <w:r>
+        <w:rPr>
+          <w:b w:val="0"/>
+          <w:i w:val="0"/>
+          <w:sz w:val="20"/>
+        </w:rPr>
+        <w:t>For internal Microsoft Word, Excel, and PowerPoint documents, use Calibri (Microsoft default). The Group PowerPoint template and Word letterhead template pre-set the correct fonts. Do not override fonts in official report templates.</w:t>
+      </w:r>
+    </w:p>
+    <w:p>
+      <w:pPr>
+        <w:pStyle w:val="ListBullet"/>
+        <w:spacing w:after="40"/>
+      </w:pPr>
+      <w:r>
+        <w:rPr>
+          <w:sz w:val="20"/>
+        </w:rPr>
+        <w:t>Heading 1: Calibri 15pt, Teal (#007B8A), bold</w:t>
+      </w:r>
+    </w:p>
+    <w:p>
+      <w:pPr>
+        <w:pStyle w:val="ListBullet"/>
+        <w:spacing w:after="40"/>
+      </w:pPr>
+      <w:r>
+        <w:rPr>
+          <w:sz w:val="20"/>
+        </w:rPr>
+        <w:t>Heading 2: Calibri 12pt, Navy (#003050), bold</w:t>
+      </w:r>
+    </w:p>
+    <w:p>
+      <w:pPr>
+        <w:pStyle w:val="ListBullet"/>
+        <w:spacing w:after="40"/>
+      </w:pPr>
+      <w:r>
+        <w:rPr>
+          <w:sz w:val="20"/>
+        </w:rPr>
+        <w:t>Body text: Calibri 11pt, Charcoal (#1F2937)</w:t>
+      </w:r>
+    </w:p>
+    <w:p>
+      <w:pPr>
+        <w:pStyle w:val="ListBullet"/>
+        <w:spacing w:after="40"/>
+      </w:pPr>
+      <w:r>
+        <w:rPr>
+          <w:sz w:val="20"/>
+        </w:rPr>
+        <w:t>Table header: Calibri 10pt, White on Teal, bold</w:t>
+      </w:r>
+    </w:p>
+    <w:p>
+      <w:pPr>
+        <w:pStyle w:val="ListBullet"/>
+        <w:spacing w:after="40"/>
+      </w:pPr>
+      <w:r>
+        <w:rPr>
+          <w:sz w:val="20"/>
+        </w:rPr>
+        <w:t>Table data: Calibri 10pt, alternating Light Teal / White rows</w:t>
       </w:r>
     </w:p>
     <w:p>
       <w:pPr>
         <w:pStyle w:val="Heading1"/>
+        <w:spacing w:before="280" w:after="120"/>
       </w:pPr>
       <w:r>
         <w:rPr>
           <w:color w:val="007B8A"/>
+          <w:sz w:val="30"/>
         </w:rPr>
-        <w:t>SECTION 5: APPROVED MESSAGING FRAMEWORKS</w:t>
+        <w:t>5. Photography and Imagery Guidelines</w:t>
       </w:r>
     </w:p>
     <w:p>
+      <w:pPr>
+        <w:pStyle w:val="Heading2"/>
+        <w:spacing w:before="200" w:after="80"/>
+      </w:pPr>
       <w:r>
         <w:rPr>
-          <w:b/>
+          <w:color w:val="003050"/>
+          <w:sz w:val="24"/>
         </w:rPr>
-        <w:t>Framework: Patient Care Excellence</w:t>
-      </w:r>
-    </w:p>
-    <w:p>
-      <w:r>
-        <w:rPr>
-          <w:sz w:val="22"/>
-        </w:rPr>
-        <w:t>Core message: We deliver compassionate, expert healthcare that puts patients first at every step of their journey.</w:t>
+        <w:t>5.1 Approved Photography Styles</w:t>
       </w:r>
     </w:p>
     <w:p>
       <w:pPr>
         <w:pStyle w:val="ListBullet"/>
+        <w:spacing w:after="40"/>
       </w:pPr>
       <w:r>
-        <w:t>Proof points:</w:t>
-      </w:r>
-    </w:p>
-    <w:p>
-      <w:pPr>
-        <w:pStyle w:val="ListBullet2"/>
-      </w:pPr>
-      <w:r>
-        <w:t>JCI-accredited hospitals across 11 countries</w:t>
-      </w:r>
-    </w:p>
-    <w:p>
-      <w:pPr>
-        <w:pStyle w:val="ListBullet2"/>
-      </w:pPr>
-      <w:r>
-        <w:t>Over 1 million patients treated annually</w:t>
-      </w:r>
-    </w:p>
-    <w:p>
-      <w:pPr>
-        <w:pStyle w:val="ListBullet2"/>
-      </w:pPr>
-      <w:r>
-        <w:t>Patient NPS of 73.5 (industry avg 64)</w:t>
-      </w:r>
-    </w:p>
-    <w:p>
-      <w:r>
         <w:rPr>
-          <w:sz w:val="22"/>
+          <w:sz w:val="20"/>
         </w:rPr>
-        <w:t>Approved tone: Caring expertise; patient-centred language</w:t>
-      </w:r>
-    </w:p>
-    <w:p>
-      <w:r>
-        <w:rPr>
-          <w:sz w:val="22"/>
-        </w:rPr>
-        <w:t>Language to avoid: Claims about specific treatments, cure rates, guarantees</w:t>
-      </w:r>
-    </w:p>
-    <w:p/>
-    <w:p>
-      <w:r>
-        <w:rPr>
-          <w:b/>
-        </w:rPr>
-        <w:t>Framework: Innovation &amp; Digital Health</w:t>
-      </w:r>
-    </w:p>
-    <w:p>
-      <w:r>
-        <w:rPr>
-          <w:sz w:val="22"/>
-        </w:rPr>
-        <w:t>Core message: We harness the power of technology to make quality healthcare more accessible, efficient, and personalised.</w:t>
+        <w:t>Clinical photography: natural light preferred; clean, uncluttered clinical environments; professional attire; patient privacy protected (no identifiable patient faces without signed consent form MKT-CONSENT-01).</w:t>
       </w:r>
     </w:p>
     <w:p>
       <w:pPr>
         <w:pStyle w:val="ListBullet"/>
+        <w:spacing w:after="40"/>
       </w:pPr>
       <w:r>
-        <w:t>Proof points:</w:t>
-      </w:r>
-    </w:p>
-    <w:p>
-      <w:pPr>
-        <w:pStyle w:val="ListBullet2"/>
-      </w:pPr>
-      <w:r>
-        <w:t>AI-assisted clinical decision support</w:t>
-      </w:r>
-    </w:p>
-    <w:p>
-      <w:pPr>
-        <w:pStyle w:val="ListBullet2"/>
-      </w:pPr>
-      <w:r>
-        <w:t>Microsoft 365 Copilot across administrative and clinical teams</w:t>
-      </w:r>
-    </w:p>
-    <w:p>
-      <w:pPr>
-        <w:pStyle w:val="ListBullet2"/>
-      </w:pPr>
-      <w:r>
-        <w:t>Telehealth and digital patient journey across all markets</w:t>
-      </w:r>
-    </w:p>
-    <w:p>
-      <w:r>
         <w:rPr>
-          <w:sz w:val="22"/>
+          <w:sz w:val="20"/>
         </w:rPr>
-        <w:t>Approved tone: Progressive, accessible; technology serves people</w:t>
-      </w:r>
-    </w:p>
-    <w:p>
-      <w:r>
-        <w:rPr>
-          <w:sz w:val="22"/>
-        </w:rPr>
-        <w:t>Language to avoid: AI replaces doctors; specific AI diagnostic claims without regulatory clearance</w:t>
-      </w:r>
-    </w:p>
-    <w:p/>
-    <w:p>
-      <w:r>
-        <w:rPr>
-          <w:b/>
-        </w:rPr>
-        <w:t>Framework: Sustainability &amp; Responsibility</w:t>
-      </w:r>
-    </w:p>
-    <w:p>
-      <w:r>
-        <w:rPr>
-          <w:sz w:val="22"/>
-        </w:rPr>
-        <w:t>Core message: We are committed to delivering healthcare that is good for patients, communities, and the planet.</w:t>
+        <w:t>Staff photography: warm, approachable; consistent backgrounds (Contoso Teal or neutral medical setting); representative of our diverse workforce (target: 50% female, 40% non-Malay, 10% international expertise).</w:t>
       </w:r>
     </w:p>
     <w:p>
       <w:pPr>
         <w:pStyle w:val="ListBullet"/>
+        <w:spacing w:after="40"/>
       </w:pPr>
       <w:r>
-        <w:t>Proof points:</w:t>
+        <w:rPr>
+          <w:sz w:val="20"/>
+        </w:rPr>
+        <w:t>Facility photography: architectural; bright; modern; clean — showcasing Contoso's contemporary facilities.</w:t>
       </w:r>
     </w:p>
     <w:p>
       <w:pPr>
-        <w:pStyle w:val="ListBullet2"/>
+        <w:pStyle w:val="Heading2"/>
+        <w:spacing w:before="200" w:after="80"/>
       </w:pPr>
       <w:r>
-        <w:t>Net Zero 2050 commitment, SBTi-aligned</w:t>
+        <w:rPr>
+          <w:color w:val="003050"/>
+          <w:sz w:val="24"/>
+        </w:rPr>
+        <w:t>5.2 Photography Restrictions</w:t>
       </w:r>
     </w:p>
     <w:p>
       <w:pPr>
-        <w:pStyle w:val="ListBullet2"/>
+        <w:pStyle w:val="ListBullet"/>
+        <w:spacing w:after="40"/>
       </w:pPr>
       <w:r>
-        <w:t>USD 12.4M community investment in FY2025</w:t>
+        <w:rPr>
+          <w:sz w:val="20"/>
+        </w:rPr>
+        <w:t>No stock photography of patients in clinical settings. Use Contoso-commissioned photography only for clinical marketing materials.</w:t>
       </w:r>
     </w:p>
     <w:p>
       <w:pPr>
-        <w:pStyle w:val="ListBullet2"/>
+        <w:pStyle w:val="ListBullet"/>
+        <w:spacing w:after="40"/>
       </w:pPr>
       <w:r>
-        <w:t>30% renewable energy target by 2030</w:t>
-      </w:r>
-    </w:p>
-    <w:p>
-      <w:r>
         <w:rPr>
-          <w:sz w:val="22"/>
+          <w:sz w:val="20"/>
         </w:rPr>
-        <w:t>Approved tone: Specific, evidence-grounded; avoid vague 'green' claims</w:t>
-      </w:r>
-    </w:p>
-    <w:p>
-      <w:r>
-        <w:rPr>
-          <w:sz w:val="22"/>
-        </w:rPr>
-        <w:t>Language to avoid: Unverified environmental claims; greenwashing language</w:t>
-      </w:r>
-    </w:p>
-    <w:p/>
-    <w:p>
-      <w:r>
-        <w:br w:type="page"/>
+        <w:t>No photography inside operating theatres, ICU, or high-dependency units without explicit Medical Director approval and signed patient consent.</w:t>
       </w:r>
     </w:p>
     <w:p>
       <w:pPr>
-        <w:pStyle w:val="Heading1"/>
+        <w:pStyle w:val="ListBullet"/>
+        <w:spacing w:after="40"/>
       </w:pPr>
       <w:r>
         <w:rPr>
-          <w:color w:val="007B8A"/>
+          <w:sz w:val="20"/>
         </w:rPr>
-        <w:t>SECTION 6: SOCIAL MEDIA GUIDELINES</w:t>
+        <w:t>All photography used in external communications must be approved by the Group Marketing Director before publication.</w:t>
+      </w:r>
+    </w:p>
+    <w:p>
+      <w:pPr>
+        <w:pStyle w:val="Heading2"/>
+        <w:spacing w:before="200" w:after="80"/>
+      </w:pPr>
+      <w:r>
+        <w:rPr>
+          <w:color w:val="003050"/>
+          <w:sz w:val="24"/>
+        </w:rPr>
+        <w:t>5.3 Image Quality Standards</w:t>
       </w:r>
     </w:p>
     <w:tbl>
@@ -2988,22 +2705,874 @@
         <w:tblLook w:firstColumn="1" w:firstRow="1" w:lastColumn="0" w:lastRow="0" w:noHBand="0" w:noVBand="1" w:val="04A0"/>
       </w:tblPr>
       <w:tblGrid>
-        <w:gridCol w:w="1440"/>
-        <w:gridCol w:w="1440"/>
-        <w:gridCol w:w="1440"/>
-        <w:gridCol w:w="1440"/>
-        <w:gridCol w:w="1440"/>
-        <w:gridCol w:w="1440"/>
+        <w:gridCol w:w="2351"/>
+        <w:gridCol w:w="2351"/>
+        <w:gridCol w:w="2351"/>
+        <w:gridCol w:w="2351"/>
       </w:tblGrid>
       <w:tr>
         <w:tc>
           <w:tcPr>
-            <w:tcW w:type="dxa" w:w="1440"/>
+            <w:tcW w:type="dxa" w:w="2351"/>
+            <w:shd w:val="clear" w:color="auto" w:fill="007B8A"/>
+          </w:tcPr>
+          <w:p>
+            <w:pPr>
+              <w:jc w:val="center"/>
+            </w:pPr>
+            <w:r>
+              <w:rPr>
+                <w:b/>
+                <w:color w:val="FFFFFF"/>
+                <w:sz w:val="18"/>
+              </w:rPr>
+              <w:t>Usage</w:t>
+            </w:r>
+          </w:p>
+        </w:tc>
+        <w:tc>
+          <w:tcPr>
+            <w:tcW w:type="dxa" w:w="2351"/>
+            <w:shd w:val="clear" w:color="auto" w:fill="007B8A"/>
+          </w:tcPr>
+          <w:p>
+            <w:pPr>
+              <w:jc w:val="center"/>
+            </w:pPr>
+            <w:r>
+              <w:rPr>
+                <w:b/>
+                <w:color w:val="FFFFFF"/>
+                <w:sz w:val="18"/>
+              </w:rPr>
+              <w:t>Minimum Resolution</w:t>
+            </w:r>
+          </w:p>
+        </w:tc>
+        <w:tc>
+          <w:tcPr>
+            <w:tcW w:type="dxa" w:w="2351"/>
+            <w:shd w:val="clear" w:color="auto" w:fill="007B8A"/>
+          </w:tcPr>
+          <w:p>
+            <w:pPr>
+              <w:jc w:val="center"/>
+            </w:pPr>
+            <w:r>
+              <w:rPr>
+                <w:b/>
+                <w:color w:val="FFFFFF"/>
+                <w:sz w:val="18"/>
+              </w:rPr>
+              <w:t>Colour Profile</w:t>
+            </w:r>
+          </w:p>
+        </w:tc>
+        <w:tc>
+          <w:tcPr>
+            <w:tcW w:type="dxa" w:w="2351"/>
+            <w:shd w:val="clear" w:color="auto" w:fill="007B8A"/>
+          </w:tcPr>
+          <w:p>
+            <w:pPr>
+              <w:jc w:val="center"/>
+            </w:pPr>
+            <w:r>
+              <w:rPr>
+                <w:b/>
+                <w:color w:val="FFFFFF"/>
+                <w:sz w:val="18"/>
+              </w:rPr>
+              <w:t>File Format</w:t>
+            </w:r>
+          </w:p>
+        </w:tc>
+      </w:tr>
+      <w:tr>
+        <w:tc>
+          <w:tcPr>
+            <w:tcW w:type="dxa" w:w="2351"/>
+            <w:shd w:val="clear" w:color="auto" w:fill="E8F4F5"/>
           </w:tcPr>
           <w:p>
             <w:r>
               <w:rPr>
+                <w:sz w:val="18"/>
+              </w:rPr>
+              <w:t>Print (brochures, reports)</w:t>
+            </w:r>
+          </w:p>
+        </w:tc>
+        <w:tc>
+          <w:tcPr>
+            <w:tcW w:type="dxa" w:w="2351"/>
+            <w:shd w:val="clear" w:color="auto" w:fill="E8F4F5"/>
+          </w:tcPr>
+          <w:p>
+            <w:r>
+              <w:rPr>
+                <w:sz w:val="18"/>
+              </w:rPr>
+              <w:t>300 DPI at actual print size</w:t>
+            </w:r>
+          </w:p>
+        </w:tc>
+        <w:tc>
+          <w:tcPr>
+            <w:tcW w:type="dxa" w:w="2351"/>
+            <w:shd w:val="clear" w:color="auto" w:fill="E8F4F5"/>
+          </w:tcPr>
+          <w:p>
+            <w:r>
+              <w:rPr>
+                <w:sz w:val="18"/>
+              </w:rPr>
+              <w:t>CMYK (ISO Coated v2)</w:t>
+            </w:r>
+          </w:p>
+        </w:tc>
+        <w:tc>
+          <w:tcPr>
+            <w:tcW w:type="dxa" w:w="2351"/>
+            <w:shd w:val="clear" w:color="auto" w:fill="E8F4F5"/>
+          </w:tcPr>
+          <w:p>
+            <w:r>
+              <w:rPr>
+                <w:sz w:val="18"/>
+              </w:rPr>
+              <w:t>TIFF or high-res PDF</w:t>
+            </w:r>
+          </w:p>
+        </w:tc>
+      </w:tr>
+      <w:tr>
+        <w:tc>
+          <w:tcPr>
+            <w:tcW w:type="dxa" w:w="2351"/>
+            <w:shd w:val="clear" w:color="auto" w:fill="FFFFFF"/>
+          </w:tcPr>
+          <w:p>
+            <w:r>
+              <w:rPr>
+                <w:sz w:val="18"/>
+              </w:rPr>
+              <w:t>Digital (website, social)</w:t>
+            </w:r>
+          </w:p>
+        </w:tc>
+        <w:tc>
+          <w:tcPr>
+            <w:tcW w:type="dxa" w:w="2351"/>
+            <w:shd w:val="clear" w:color="auto" w:fill="FFFFFF"/>
+          </w:tcPr>
+          <w:p>
+            <w:r>
+              <w:rPr>
+                <w:sz w:val="18"/>
+              </w:rPr>
+              <w:t>72 DPI; min 1920×1080px for hero images</w:t>
+            </w:r>
+          </w:p>
+        </w:tc>
+        <w:tc>
+          <w:tcPr>
+            <w:tcW w:type="dxa" w:w="2351"/>
+            <w:shd w:val="clear" w:color="auto" w:fill="FFFFFF"/>
+          </w:tcPr>
+          <w:p>
+            <w:r>
+              <w:rPr>
+                <w:sz w:val="18"/>
+              </w:rPr>
+              <w:t>sRGB</w:t>
+            </w:r>
+          </w:p>
+        </w:tc>
+        <w:tc>
+          <w:tcPr>
+            <w:tcW w:type="dxa" w:w="2351"/>
+            <w:shd w:val="clear" w:color="auto" w:fill="FFFFFF"/>
+          </w:tcPr>
+          <w:p>
+            <w:r>
+              <w:rPr>
+                <w:sz w:val="18"/>
+              </w:rPr>
+              <w:t>JPEG (quality 90%+) or WebP</w:t>
+            </w:r>
+          </w:p>
+        </w:tc>
+      </w:tr>
+      <w:tr>
+        <w:tc>
+          <w:tcPr>
+            <w:tcW w:type="dxa" w:w="2351"/>
+            <w:shd w:val="clear" w:color="auto" w:fill="E8F4F5"/>
+          </w:tcPr>
+          <w:p>
+            <w:r>
+              <w:rPr>
+                <w:sz w:val="18"/>
+              </w:rPr>
+              <w:t>Presentations (PowerPoint)</w:t>
+            </w:r>
+          </w:p>
+        </w:tc>
+        <w:tc>
+          <w:tcPr>
+            <w:tcW w:type="dxa" w:w="2351"/>
+            <w:shd w:val="clear" w:color="auto" w:fill="E8F4F5"/>
+          </w:tcPr>
+          <w:p>
+            <w:r>
+              <w:rPr>
+                <w:sz w:val="18"/>
+              </w:rPr>
+              <w:t>150 DPI at slide dimensions</w:t>
+            </w:r>
+          </w:p>
+        </w:tc>
+        <w:tc>
+          <w:tcPr>
+            <w:tcW w:type="dxa" w:w="2351"/>
+            <w:shd w:val="clear" w:color="auto" w:fill="E8F4F5"/>
+          </w:tcPr>
+          <w:p>
+            <w:r>
+              <w:rPr>
+                <w:sz w:val="18"/>
+              </w:rPr>
+              <w:t>sRGB</w:t>
+            </w:r>
+          </w:p>
+        </w:tc>
+        <w:tc>
+          <w:tcPr>
+            <w:tcW w:type="dxa" w:w="2351"/>
+            <w:shd w:val="clear" w:color="auto" w:fill="E8F4F5"/>
+          </w:tcPr>
+          <w:p>
+            <w:r>
+              <w:rPr>
+                <w:sz w:val="18"/>
+              </w:rPr>
+              <w:t>JPEG or PNG</w:t>
+            </w:r>
+          </w:p>
+        </w:tc>
+      </w:tr>
+      <w:tr>
+        <w:tc>
+          <w:tcPr>
+            <w:tcW w:type="dxa" w:w="2351"/>
+            <w:shd w:val="clear" w:color="auto" w:fill="FFFFFF"/>
+          </w:tcPr>
+          <w:p>
+            <w:r>
+              <w:rPr>
+                <w:sz w:val="18"/>
+              </w:rPr>
+              <w:t>Social media (post/story)</w:t>
+            </w:r>
+          </w:p>
+        </w:tc>
+        <w:tc>
+          <w:tcPr>
+            <w:tcW w:type="dxa" w:w="2351"/>
+            <w:shd w:val="clear" w:color="auto" w:fill="FFFFFF"/>
+          </w:tcPr>
+          <w:p>
+            <w:r>
+              <w:rPr>
+                <w:sz w:val="18"/>
+              </w:rPr>
+              <w:t>Platform native (1080×1080; 1080×1920)</w:t>
+            </w:r>
+          </w:p>
+        </w:tc>
+        <w:tc>
+          <w:tcPr>
+            <w:tcW w:type="dxa" w:w="2351"/>
+            <w:shd w:val="clear" w:color="auto" w:fill="FFFFFF"/>
+          </w:tcPr>
+          <w:p>
+            <w:r>
+              <w:rPr>
+                <w:sz w:val="18"/>
+              </w:rPr>
+              <w:t>sRGB</w:t>
+            </w:r>
+          </w:p>
+        </w:tc>
+        <w:tc>
+          <w:tcPr>
+            <w:tcW w:type="dxa" w:w="2351"/>
+            <w:shd w:val="clear" w:color="auto" w:fill="FFFFFF"/>
+          </w:tcPr>
+          <w:p>
+            <w:r>
+              <w:rPr>
+                <w:sz w:val="18"/>
+              </w:rPr>
+              <w:t>JPEG or PNG &lt;5MB</w:t>
+            </w:r>
+          </w:p>
+        </w:tc>
+      </w:tr>
+    </w:tbl>
+    <w:p/>
+    <w:p>
+      <w:pPr>
+        <w:pStyle w:val="Heading1"/>
+        <w:spacing w:before="280" w:after="120"/>
+      </w:pPr>
+      <w:r>
+        <w:rPr>
+          <w:color w:val="007B8A"/>
+          <w:sz w:val="30"/>
+        </w:rPr>
+        <w:t>6. Tone of Voice and Content Principles</w:t>
+      </w:r>
+    </w:p>
+    <w:p>
+      <w:pPr>
+        <w:pStyle w:val="Heading2"/>
+        <w:spacing w:before="200" w:after="80"/>
+      </w:pPr>
+      <w:r>
+        <w:rPr>
+          <w:color w:val="003050"/>
+          <w:sz w:val="24"/>
+        </w:rPr>
+        <w:t>6.1 Brand Voice Attributes</w:t>
+      </w:r>
+    </w:p>
+    <w:tbl>
+      <w:tblPr>
+        <w:tblStyle w:val="TableGrid"/>
+        <w:tblW w:type="auto" w:w="0"/>
+        <w:tblLook w:firstColumn="1" w:firstRow="1" w:lastColumn="0" w:lastRow="0" w:noHBand="0" w:noVBand="1" w:val="04A0"/>
+      </w:tblPr>
+      <w:tblGrid>
+        <w:gridCol w:w="2351"/>
+        <w:gridCol w:w="2351"/>
+        <w:gridCol w:w="2351"/>
+        <w:gridCol w:w="2351"/>
+      </w:tblGrid>
+      <w:tr>
+        <w:tc>
+          <w:tcPr>
+            <w:tcW w:type="dxa" w:w="2351"/>
+            <w:shd w:val="clear" w:color="auto" w:fill="007B8A"/>
+          </w:tcPr>
+          <w:p>
+            <w:pPr>
+              <w:jc w:val="center"/>
+            </w:pPr>
+            <w:r>
+              <w:rPr>
                 <w:b/>
+                <w:color w:val="FFFFFF"/>
+                <w:sz w:val="18"/>
+              </w:rPr>
+              <w:t>Attribute</w:t>
+            </w:r>
+          </w:p>
+        </w:tc>
+        <w:tc>
+          <w:tcPr>
+            <w:tcW w:type="dxa" w:w="2351"/>
+            <w:shd w:val="clear" w:color="auto" w:fill="007B8A"/>
+          </w:tcPr>
+          <w:p>
+            <w:pPr>
+              <w:jc w:val="center"/>
+            </w:pPr>
+            <w:r>
+              <w:rPr>
+                <w:b/>
+                <w:color w:val="FFFFFF"/>
+                <w:sz w:val="18"/>
+              </w:rPr>
+              <w:t>We Are</w:t>
+            </w:r>
+          </w:p>
+        </w:tc>
+        <w:tc>
+          <w:tcPr>
+            <w:tcW w:type="dxa" w:w="2351"/>
+            <w:shd w:val="clear" w:color="auto" w:fill="007B8A"/>
+          </w:tcPr>
+          <w:p>
+            <w:pPr>
+              <w:jc w:val="center"/>
+            </w:pPr>
+            <w:r>
+              <w:rPr>
+                <w:b/>
+                <w:color w:val="FFFFFF"/>
+                <w:sz w:val="18"/>
+              </w:rPr>
+              <w:t>We Are NOT</w:t>
+            </w:r>
+          </w:p>
+        </w:tc>
+        <w:tc>
+          <w:tcPr>
+            <w:tcW w:type="dxa" w:w="2351"/>
+            <w:shd w:val="clear" w:color="auto" w:fill="007B8A"/>
+          </w:tcPr>
+          <w:p>
+            <w:pPr>
+              <w:jc w:val="center"/>
+            </w:pPr>
+            <w:r>
+              <w:rPr>
+                <w:b/>
+                <w:color w:val="FFFFFF"/>
+                <w:sz w:val="18"/>
+              </w:rPr>
+              <w:t>Example</w:t>
+            </w:r>
+          </w:p>
+        </w:tc>
+      </w:tr>
+      <w:tr>
+        <w:tc>
+          <w:tcPr>
+            <w:tcW w:type="dxa" w:w="2351"/>
+            <w:shd w:val="clear" w:color="auto" w:fill="E8F4F5"/>
+          </w:tcPr>
+          <w:p>
+            <w:r>
+              <w:rPr>
+                <w:sz w:val="18"/>
+              </w:rPr>
+              <w:t>Warm &amp; Empathetic</w:t>
+            </w:r>
+          </w:p>
+        </w:tc>
+        <w:tc>
+          <w:tcPr>
+            <w:tcW w:type="dxa" w:w="2351"/>
+            <w:shd w:val="clear" w:color="auto" w:fill="E8F4F5"/>
+          </w:tcPr>
+          <w:p>
+            <w:r>
+              <w:rPr>
+                <w:sz w:val="18"/>
+              </w:rPr>
+              <w:t>Human, caring, patient-first</w:t>
+            </w:r>
+          </w:p>
+        </w:tc>
+        <w:tc>
+          <w:tcPr>
+            <w:tcW w:type="dxa" w:w="2351"/>
+            <w:shd w:val="clear" w:color="auto" w:fill="E8F4F5"/>
+          </w:tcPr>
+          <w:p>
+            <w:r>
+              <w:rPr>
+                <w:sz w:val="18"/>
+              </w:rPr>
+              <w:t>Clinical, cold, institutional</w:t>
+            </w:r>
+          </w:p>
+        </w:tc>
+        <w:tc>
+          <w:tcPr>
+            <w:tcW w:type="dxa" w:w="2351"/>
+            <w:shd w:val="clear" w:color="auto" w:fill="E8F4F5"/>
+          </w:tcPr>
+          <w:p>
+            <w:r>
+              <w:rPr>
+                <w:sz w:val="18"/>
+              </w:rPr>
+              <w:t>✓ 'We understand that a health challenge can be worrying. Our team is with you every step.'  ✗ 'Patient to present at registration counter for processing.'</w:t>
+            </w:r>
+          </w:p>
+        </w:tc>
+      </w:tr>
+      <w:tr>
+        <w:tc>
+          <w:tcPr>
+            <w:tcW w:type="dxa" w:w="2351"/>
+            <w:shd w:val="clear" w:color="auto" w:fill="FFFFFF"/>
+          </w:tcPr>
+          <w:p>
+            <w:r>
+              <w:rPr>
+                <w:sz w:val="18"/>
+              </w:rPr>
+              <w:t>Expert &amp; Trustworthy</w:t>
+            </w:r>
+          </w:p>
+        </w:tc>
+        <w:tc>
+          <w:tcPr>
+            <w:tcW w:type="dxa" w:w="2351"/>
+            <w:shd w:val="clear" w:color="auto" w:fill="FFFFFF"/>
+          </w:tcPr>
+          <w:p>
+            <w:r>
+              <w:rPr>
+                <w:sz w:val="18"/>
+              </w:rPr>
+              <w:t>Evidence-based, qualified, clear</w:t>
+            </w:r>
+          </w:p>
+        </w:tc>
+        <w:tc>
+          <w:tcPr>
+            <w:tcW w:type="dxa" w:w="2351"/>
+            <w:shd w:val="clear" w:color="auto" w:fill="FFFFFF"/>
+          </w:tcPr>
+          <w:p>
+            <w:r>
+              <w:rPr>
+                <w:sz w:val="18"/>
+              </w:rPr>
+              <w:t>Jargon-heavy, inaccessible, condescending</w:t>
+            </w:r>
+          </w:p>
+        </w:tc>
+        <w:tc>
+          <w:tcPr>
+            <w:tcW w:type="dxa" w:w="2351"/>
+            <w:shd w:val="clear" w:color="auto" w:fill="FFFFFF"/>
+          </w:tcPr>
+          <w:p>
+            <w:r>
+              <w:rPr>
+                <w:sz w:val="18"/>
+              </w:rPr>
+              <w:t>✓ 'Our oncologists — trained at leading global centres — offer personalised treatment plans.'  ✗ 'Tumour microenvironment modulation optimises immunotherapy efficacy.'</w:t>
+            </w:r>
+          </w:p>
+        </w:tc>
+      </w:tr>
+      <w:tr>
+        <w:tc>
+          <w:tcPr>
+            <w:tcW w:type="dxa" w:w="2351"/>
+            <w:shd w:val="clear" w:color="auto" w:fill="E8F4F5"/>
+          </w:tcPr>
+          <w:p>
+            <w:r>
+              <w:rPr>
+                <w:sz w:val="18"/>
+              </w:rPr>
+              <w:t>Optimistic &amp; Empowering</w:t>
+            </w:r>
+          </w:p>
+        </w:tc>
+        <w:tc>
+          <w:tcPr>
+            <w:tcW w:type="dxa" w:w="2351"/>
+            <w:shd w:val="clear" w:color="auto" w:fill="E8F4F5"/>
+          </w:tcPr>
+          <w:p>
+            <w:r>
+              <w:rPr>
+                <w:sz w:val="18"/>
+              </w:rPr>
+              <w:t>Positive, forward-looking, enabling</w:t>
+            </w:r>
+          </w:p>
+        </w:tc>
+        <w:tc>
+          <w:tcPr>
+            <w:tcW w:type="dxa" w:w="2351"/>
+            <w:shd w:val="clear" w:color="auto" w:fill="E8F4F5"/>
+          </w:tcPr>
+          <w:p>
+            <w:r>
+              <w:rPr>
+                <w:sz w:val="18"/>
+              </w:rPr>
+              <w:t>Dismissive of health anxiety, over-promising</w:t>
+            </w:r>
+          </w:p>
+        </w:tc>
+        <w:tc>
+          <w:tcPr>
+            <w:tcW w:type="dxa" w:w="2351"/>
+            <w:shd w:val="clear" w:color="auto" w:fill="E8F4F5"/>
+          </w:tcPr>
+          <w:p>
+            <w:r>
+              <w:rPr>
+                <w:sz w:val="18"/>
+              </w:rPr>
+              <w:t>✓ 'With the right care and support, many of our patients return to the lives they love.'  ✗ 'Guaranteed full recovery with our world-class team.'</w:t>
+            </w:r>
+          </w:p>
+        </w:tc>
+      </w:tr>
+      <w:tr>
+        <w:tc>
+          <w:tcPr>
+            <w:tcW w:type="dxa" w:w="2351"/>
+            <w:shd w:val="clear" w:color="auto" w:fill="FFFFFF"/>
+          </w:tcPr>
+          <w:p>
+            <w:r>
+              <w:rPr>
+                <w:sz w:val="18"/>
+              </w:rPr>
+              <w:t>Clear &amp; Direct</w:t>
+            </w:r>
+          </w:p>
+        </w:tc>
+        <w:tc>
+          <w:tcPr>
+            <w:tcW w:type="dxa" w:w="2351"/>
+            <w:shd w:val="clear" w:color="auto" w:fill="FFFFFF"/>
+          </w:tcPr>
+          <w:p>
+            <w:r>
+              <w:rPr>
+                <w:sz w:val="18"/>
+              </w:rPr>
+              <w:t>Plain language, structured, scannable</w:t>
+            </w:r>
+          </w:p>
+        </w:tc>
+        <w:tc>
+          <w:tcPr>
+            <w:tcW w:type="dxa" w:w="2351"/>
+            <w:shd w:val="clear" w:color="auto" w:fill="FFFFFF"/>
+          </w:tcPr>
+          <w:p>
+            <w:r>
+              <w:rPr>
+                <w:sz w:val="18"/>
+              </w:rPr>
+              <w:t>Ambiguous, verbose, jargon-laden</w:t>
+            </w:r>
+          </w:p>
+        </w:tc>
+        <w:tc>
+          <w:tcPr>
+            <w:tcW w:type="dxa" w:w="2351"/>
+            <w:shd w:val="clear" w:color="auto" w:fill="FFFFFF"/>
+          </w:tcPr>
+          <w:p>
+            <w:r>
+              <w:rPr>
+                <w:sz w:val="18"/>
+              </w:rPr>
+              <w:t>✓ Use active voice; sentences &lt;25 words; avoid Latin medical terms in patient-facing content.  ✗ Patient-facing content with ICD-10 codes or clinical abbreviations.</w:t>
+            </w:r>
+          </w:p>
+        </w:tc>
+      </w:tr>
+    </w:tbl>
+    <w:p/>
+    <w:p>
+      <w:pPr>
+        <w:pStyle w:val="Heading2"/>
+        <w:spacing w:before="200" w:after="80"/>
+      </w:pPr>
+      <w:r>
+        <w:rPr>
+          <w:color w:val="003050"/>
+          <w:sz w:val="24"/>
+        </w:rPr>
+        <w:t>6.2 AI-Assisted Content (Copilot Guidelines)</w:t>
+      </w:r>
+    </w:p>
+    <w:p>
+      <w:pPr>
+        <w:pStyle w:val="ListBullet"/>
+        <w:spacing w:after="40"/>
+      </w:pPr>
+      <w:r>
+        <w:rPr>
+          <w:sz w:val="20"/>
+        </w:rPr>
+        <w:t>Content generated by Microsoft 365 Copilot must be reviewed and edited by a qualified human author before publication.</w:t>
+      </w:r>
+    </w:p>
+    <w:p>
+      <w:pPr>
+        <w:pStyle w:val="ListBullet"/>
+        <w:spacing w:after="40"/>
+      </w:pPr>
+      <w:r>
+        <w:rPr>
+          <w:sz w:val="20"/>
+        </w:rPr>
+        <w:t>Medical or clinical claims in all AI-assisted content must be verified against current clinical guidelines by a licensed clinician.</w:t>
+      </w:r>
+    </w:p>
+    <w:p>
+      <w:pPr>
+        <w:pStyle w:val="ListBullet"/>
+        <w:spacing w:after="40"/>
+      </w:pPr>
+      <w:r>
+        <w:rPr>
+          <w:sz w:val="20"/>
+        </w:rPr>
+        <w:t>Use the Contoso Tone of Voice checklist (form MKT-TOV-02) when reviewing AI-generated copy.</w:t>
+      </w:r>
+    </w:p>
+    <w:p>
+      <w:pPr>
+        <w:pStyle w:val="ListBullet"/>
+        <w:spacing w:after="40"/>
+      </w:pPr>
+      <w:r>
+        <w:rPr>
+          <w:sz w:val="20"/>
+        </w:rPr>
+        <w:t>Disclose use of AI in content creation in internal workflow logs, not in patient-facing materials.</w:t>
+      </w:r>
+    </w:p>
+    <w:p>
+      <w:pPr>
+        <w:pStyle w:val="ListBullet"/>
+        <w:spacing w:after="40"/>
+      </w:pPr>
+      <w:r>
+        <w:rPr>
+          <w:sz w:val="20"/>
+        </w:rPr>
+        <w:t>AI translation (e.g., English to Bahasa Malaysia or Mandarin) must be reviewed by a native-speaker staff member before publication.</w:t>
+      </w:r>
+    </w:p>
+    <w:p>
+      <w:pPr>
+        <w:pStyle w:val="Heading1"/>
+        <w:spacing w:before="280" w:after="120"/>
+      </w:pPr>
+      <w:r>
+        <w:rPr>
+          <w:color w:val="007B8A"/>
+          <w:sz w:val="30"/>
+        </w:rPr>
+        <w:t>7. Digital Brand Standards</w:t>
+      </w:r>
+    </w:p>
+    <w:p>
+      <w:pPr>
+        <w:pStyle w:val="Heading2"/>
+        <w:spacing w:before="200" w:after="80"/>
+      </w:pPr>
+      <w:r>
+        <w:rPr>
+          <w:color w:val="003050"/>
+          <w:sz w:val="24"/>
+        </w:rPr>
+        <w:t>7.1 Website and Patient Portal</w:t>
+      </w:r>
+    </w:p>
+    <w:p>
+      <w:pPr>
+        <w:spacing w:after="120"/>
+      </w:pPr>
+      <w:r>
+        <w:rPr>
+          <w:b w:val="0"/>
+          <w:i w:val="0"/>
+          <w:sz w:val="20"/>
+        </w:rPr>
+        <w:t>The Contoso Healthcare Group website (contosohealthcare.com.my) and Contoso MyHealth patient portal are the primary digital brand touchpoints. Both platforms use the Group's Figma design system ("Contoso Design System v2.0"), maintained by the Group Digital team.</w:t>
+      </w:r>
+    </w:p>
+    <w:p>
+      <w:pPr>
+        <w:pStyle w:val="ListBullet"/>
+        <w:spacing w:after="40"/>
+      </w:pPr>
+      <w:r>
+        <w:rPr>
+          <w:sz w:val="20"/>
+        </w:rPr>
+        <w:t>Website refresh cycle: full redesign every 3 years; minor updates quarterly.</w:t>
+      </w:r>
+    </w:p>
+    <w:p>
+      <w:pPr>
+        <w:pStyle w:val="ListBullet"/>
+        <w:spacing w:after="40"/>
+      </w:pPr>
+      <w:r>
+        <w:rPr>
+          <w:sz w:val="20"/>
+        </w:rPr>
+        <w:t>Content freshness: all clinical service page content reviewed annually by clinical heads.</w:t>
+      </w:r>
+    </w:p>
+    <w:p>
+      <w:pPr>
+        <w:pStyle w:val="ListBullet"/>
+        <w:spacing w:after="40"/>
+      </w:pPr>
+      <w:r>
+        <w:rPr>
+          <w:sz w:val="20"/>
+        </w:rPr>
+        <w:t>SEO: targeted keywords reviewed quarterly; page speed target &lt;2.5 seconds (LCP) on mobile.</w:t>
+      </w:r>
+    </w:p>
+    <w:p>
+      <w:pPr>
+        <w:pStyle w:val="ListBullet"/>
+        <w:spacing w:after="40"/>
+      </w:pPr>
+      <w:r>
+        <w:rPr>
+          <w:sz w:val="20"/>
+        </w:rPr>
+        <w:t>WCAG 2.1 Level AA accessibility compliance: mandatory audit annually.</w:t>
+      </w:r>
+    </w:p>
+    <w:p>
+      <w:pPr>
+        <w:pStyle w:val="Heading2"/>
+        <w:spacing w:before="200" w:after="80"/>
+      </w:pPr>
+      <w:r>
+        <w:rPr>
+          <w:color w:val="003050"/>
+          <w:sz w:val="24"/>
+        </w:rPr>
+        <w:t>7.2 Social Media Governance</w:t>
+      </w:r>
+    </w:p>
+    <w:tbl>
+      <w:tblPr>
+        <w:tblStyle w:val="TableGrid"/>
+        <w:tblW w:type="auto" w:w="0"/>
+        <w:tblLook w:firstColumn="1" w:firstRow="1" w:lastColumn="0" w:lastRow="0" w:noHBand="0" w:noVBand="1" w:val="04A0"/>
+      </w:tblPr>
+      <w:tblGrid>
+        <w:gridCol w:w="1881"/>
+        <w:gridCol w:w="1881"/>
+        <w:gridCol w:w="1881"/>
+        <w:gridCol w:w="1881"/>
+        <w:gridCol w:w="1881"/>
+      </w:tblGrid>
+      <w:tr>
+        <w:tc>
+          <w:tcPr>
+            <w:tcW w:type="dxa" w:w="1881"/>
+            <w:shd w:val="clear" w:color="auto" w:fill="007B8A"/>
+          </w:tcPr>
+          <w:p>
+            <w:pPr>
+              <w:jc w:val="center"/>
+            </w:pPr>
+            <w:r>
+              <w:rPr>
+                <w:b/>
+                <w:color w:val="FFFFFF"/>
+                <w:sz w:val="18"/>
               </w:rPr>
               <w:t>Platform</w:t>
             </w:r>
@@ -3011,51 +3580,56 @@
         </w:tc>
         <w:tc>
           <w:tcPr>
-            <w:tcW w:type="dxa" w:w="1440"/>
+            <w:tcW w:type="dxa" w:w="1881"/>
+            <w:shd w:val="clear" w:color="auto" w:fill="007B8A"/>
           </w:tcPr>
           <w:p>
+            <w:pPr>
+              <w:jc w:val="center"/>
+            </w:pPr>
             <w:r>
               <w:rPr>
                 <w:b/>
+                <w:color w:val="FFFFFF"/>
+                <w:sz w:val="18"/>
               </w:rPr>
-              <w:t>Handle Type</w:t>
+              <w:t>Channel Owner</w:t>
             </w:r>
           </w:p>
         </w:tc>
         <w:tc>
           <w:tcPr>
-            <w:tcW w:type="dxa" w:w="1440"/>
+            <w:tcW w:type="dxa" w:w="1881"/>
+            <w:shd w:val="clear" w:color="auto" w:fill="007B8A"/>
           </w:tcPr>
           <w:p>
+            <w:pPr>
+              <w:jc w:val="center"/>
+            </w:pPr>
             <w:r>
               <w:rPr>
                 <w:b/>
+                <w:color w:val="FFFFFF"/>
+                <w:sz w:val="18"/>
               </w:rPr>
-              <w:t>Tone</w:t>
+              <w:t>Content Pillar</w:t>
             </w:r>
           </w:p>
         </w:tc>
         <w:tc>
           <w:tcPr>
-            <w:tcW w:type="dxa" w:w="1440"/>
+            <w:tcW w:type="dxa" w:w="1881"/>
+            <w:shd w:val="clear" w:color="auto" w:fill="007B8A"/>
           </w:tcPr>
           <w:p>
+            <w:pPr>
+              <w:jc w:val="center"/>
+            </w:pPr>
             <w:r>
               <w:rPr>
                 <w:b/>
-              </w:rPr>
-              <w:t>Image Specs</w:t>
-            </w:r>
-          </w:p>
-        </w:tc>
-        <w:tc>
-          <w:tcPr>
-            <w:tcW w:type="dxa" w:w="1440"/>
-          </w:tcPr>
-          <w:p>
-            <w:r>
-              <w:rPr>
-                <w:b/>
+                <w:color w:val="FFFFFF"/>
+                <w:sz w:val="18"/>
               </w:rPr>
               <w:t>Posting Frequency</w:t>
             </w:r>
@@ -3063,14 +3637,20 @@
         </w:tc>
         <w:tc>
           <w:tcPr>
-            <w:tcW w:type="dxa" w:w="1440"/>
+            <w:tcW w:type="dxa" w:w="1881"/>
+            <w:shd w:val="clear" w:color="auto" w:fill="007B8A"/>
           </w:tcPr>
           <w:p>
+            <w:pPr>
+              <w:jc w:val="center"/>
+            </w:pPr>
             <w:r>
               <w:rPr>
                 <w:b/>
+                <w:color w:val="FFFFFF"/>
+                <w:sz w:val="18"/>
               </w:rPr>
-              <w:t>Response Time SLA</w:t>
+              <w:t>Approval</w:t>
             </w:r>
           </w:p>
         </w:tc>
@@ -3078,61 +3658,71 @@
       <w:tr>
         <w:tc>
           <w:tcPr>
-            <w:tcW w:type="dxa" w:w="1440"/>
+            <w:tcW w:type="dxa" w:w="1881"/>
+            <w:shd w:val="clear" w:color="auto" w:fill="E8F4F5"/>
           </w:tcPr>
           <w:p>
             <w:r>
-              <w:t>LinkedIn</w:t>
+              <w:rPr>
+                <w:sz w:val="18"/>
+              </w:rPr>
+              <w:t>Facebook</w:t>
             </w:r>
           </w:p>
         </w:tc>
         <w:tc>
           <w:tcPr>
-            <w:tcW w:type="dxa" w:w="1440"/>
+            <w:tcW w:type="dxa" w:w="1881"/>
+            <w:shd w:val="clear" w:color="auto" w:fill="E8F4F5"/>
           </w:tcPr>
           <w:p>
             <w:r>
-              <w:t>Corporate + Hospital accounts</w:t>
+              <w:rPr>
+                <w:sz w:val="18"/>
+              </w:rPr>
+              <w:t>Group Marketing</w:t>
             </w:r>
           </w:p>
         </w:tc>
         <w:tc>
           <w:tcPr>
-            <w:tcW w:type="dxa" w:w="1440"/>
+            <w:tcW w:type="dxa" w:w="1881"/>
+            <w:shd w:val="clear" w:color="auto" w:fill="E8F4F5"/>
           </w:tcPr>
           <w:p>
             <w:r>
-              <w:t>Professional, data-driven, thought leadership</w:t>
+              <w:rPr>
+                <w:sz w:val="18"/>
+              </w:rPr>
+              <w:t>Patient stories; community health; event promotion</w:t>
             </w:r>
           </w:p>
         </w:tc>
         <w:tc>
           <w:tcPr>
-            <w:tcW w:type="dxa" w:w="1440"/>
+            <w:tcW w:type="dxa" w:w="1881"/>
+            <w:shd w:val="clear" w:color="auto" w:fill="E8F4F5"/>
           </w:tcPr>
           <w:p>
             <w:r>
-              <w:t>1200×627px (link); 1080×1350 (portrait)</w:t>
+              <w:rPr>
+                <w:sz w:val="18"/>
+              </w:rPr>
+              <w:t>3–5 per week</w:t>
             </w:r>
           </w:p>
         </w:tc>
         <w:tc>
           <w:tcPr>
-            <w:tcW w:type="dxa" w:w="1440"/>
+            <w:tcW w:type="dxa" w:w="1881"/>
+            <w:shd w:val="clear" w:color="auto" w:fill="E8F4F5"/>
           </w:tcPr>
           <w:p>
             <w:r>
-              <w:t>3×/week min (corporate); 2×/week (hospital)</w:t>
-            </w:r>
-          </w:p>
-        </w:tc>
-        <w:tc>
-          <w:tcPr>
-            <w:tcW w:type="dxa" w:w="1440"/>
-          </w:tcPr>
-          <w:p>
-            <w:r>
-              <w:t>Business hours: 4 hours</w:t>
+              <w:rPr>
+                <w:sz w:val="18"/>
+              </w:rPr>
+              <w:t>Marketing Executive + Manager</w:t>
             </w:r>
           </w:p>
         </w:tc>
@@ -3140,61 +3730,71 @@
       <w:tr>
         <w:tc>
           <w:tcPr>
-            <w:tcW w:type="dxa" w:w="1440"/>
+            <w:tcW w:type="dxa" w:w="1881"/>
+            <w:shd w:val="clear" w:color="auto" w:fill="FFFFFF"/>
           </w:tcPr>
           <w:p>
             <w:r>
-              <w:t>Facebook</w:t>
+              <w:rPr>
+                <w:sz w:val="18"/>
+              </w:rPr>
+              <w:t>Instagram</w:t>
             </w:r>
           </w:p>
         </w:tc>
         <w:tc>
           <w:tcPr>
-            <w:tcW w:type="dxa" w:w="1440"/>
+            <w:tcW w:type="dxa" w:w="1881"/>
+            <w:shd w:val="clear" w:color="auto" w:fill="FFFFFF"/>
           </w:tcPr>
           <w:p>
             <w:r>
-              <w:t>Hospital accounts (no corporate)</w:t>
+              <w:rPr>
+                <w:sz w:val="18"/>
+              </w:rPr>
+              <w:t>Group Marketing</w:t>
             </w:r>
           </w:p>
         </w:tc>
         <w:tc>
           <w:tcPr>
-            <w:tcW w:type="dxa" w:w="1440"/>
+            <w:tcW w:type="dxa" w:w="1881"/>
+            <w:shd w:val="clear" w:color="auto" w:fill="FFFFFF"/>
           </w:tcPr>
           <w:p>
             <w:r>
-              <w:t>Warm, community-focused, patient stories</w:t>
+              <w:rPr>
+                <w:sz w:val="18"/>
+              </w:rPr>
+              <w:t>Visual health tips; facility showcase; staff stories</w:t>
             </w:r>
           </w:p>
         </w:tc>
         <w:tc>
           <w:tcPr>
-            <w:tcW w:type="dxa" w:w="1440"/>
+            <w:tcW w:type="dxa" w:w="1881"/>
+            <w:shd w:val="clear" w:color="auto" w:fill="FFFFFF"/>
           </w:tcPr>
           <w:p>
             <w:r>
-              <w:t>1200×630px (post); 1080×1920 (story)</w:t>
+              <w:rPr>
+                <w:sz w:val="18"/>
+              </w:rPr>
+              <w:t>4–6 per week</w:t>
             </w:r>
           </w:p>
         </w:tc>
         <w:tc>
           <w:tcPr>
-            <w:tcW w:type="dxa" w:w="1440"/>
+            <w:tcW w:type="dxa" w:w="1881"/>
+            <w:shd w:val="clear" w:color="auto" w:fill="FFFFFF"/>
           </w:tcPr>
           <w:p>
             <w:r>
-              <w:t>Daily (hospital accounts)</w:t>
-            </w:r>
-          </w:p>
-        </w:tc>
-        <w:tc>
-          <w:tcPr>
-            <w:tcW w:type="dxa" w:w="1440"/>
-          </w:tcPr>
-          <w:p>
-            <w:r>
-              <w:t>All hours: 2 hours for complaints; 4 hours others</w:t>
+              <w:rPr>
+                <w:sz w:val="18"/>
+              </w:rPr>
+              <w:t>Marketing Executive + Manager</w:t>
             </w:r>
           </w:p>
         </w:tc>
@@ -3202,61 +3802,71 @@
       <w:tr>
         <w:tc>
           <w:tcPr>
-            <w:tcW w:type="dxa" w:w="1440"/>
+            <w:tcW w:type="dxa" w:w="1881"/>
+            <w:shd w:val="clear" w:color="auto" w:fill="E8F4F5"/>
           </w:tcPr>
           <w:p>
             <w:r>
-              <w:t>Instagram</w:t>
+              <w:rPr>
+                <w:sz w:val="18"/>
+              </w:rPr>
+              <w:t>LinkedIn</w:t>
             </w:r>
           </w:p>
         </w:tc>
         <w:tc>
           <w:tcPr>
-            <w:tcW w:type="dxa" w:w="1440"/>
+            <w:tcW w:type="dxa" w:w="1881"/>
+            <w:shd w:val="clear" w:color="auto" w:fill="E8F4F5"/>
           </w:tcPr>
           <w:p>
             <w:r>
-              <w:t>Hospital + brand accounts</w:t>
+              <w:rPr>
+                <w:sz w:val="18"/>
+              </w:rPr>
+              <w:t>Group Corporate Affairs</w:t>
             </w:r>
           </w:p>
         </w:tc>
         <w:tc>
           <w:tcPr>
-            <w:tcW w:type="dxa" w:w="1440"/>
+            <w:tcW w:type="dxa" w:w="1881"/>
+            <w:shd w:val="clear" w:color="auto" w:fill="E8F4F5"/>
           </w:tcPr>
           <w:p>
             <w:r>
-              <w:t>Visual, inspiring, human-centred stories</w:t>
+              <w:rPr>
+                <w:sz w:val="18"/>
+              </w:rPr>
+              <w:t>Clinical excellence; ESG; career; investor relations</w:t>
             </w:r>
           </w:p>
         </w:tc>
         <w:tc>
           <w:tcPr>
-            <w:tcW w:type="dxa" w:w="1440"/>
+            <w:tcW w:type="dxa" w:w="1881"/>
+            <w:shd w:val="clear" w:color="auto" w:fill="E8F4F5"/>
           </w:tcPr>
           <w:p>
             <w:r>
-              <w:t>1080×1080px (feed); 1080×1920px (story/Reel)</w:t>
+              <w:rPr>
+                <w:sz w:val="18"/>
+              </w:rPr>
+              <w:t>2–3 per week</w:t>
             </w:r>
           </w:p>
         </w:tc>
         <w:tc>
           <w:tcPr>
-            <w:tcW w:type="dxa" w:w="1440"/>
+            <w:tcW w:type="dxa" w:w="1881"/>
+            <w:shd w:val="clear" w:color="auto" w:fill="E8F4F5"/>
           </w:tcPr>
           <w:p>
             <w:r>
-              <w:t>5×/week (feed); daily stories</w:t>
-            </w:r>
-          </w:p>
-        </w:tc>
-        <w:tc>
-          <w:tcPr>
-            <w:tcW w:type="dxa" w:w="1440"/>
-          </w:tcPr>
-          <w:p>
-            <w:r>
-              <w:t>Non-urgent: 8 hours</w:t>
+              <w:rPr>
+                <w:sz w:val="18"/>
+              </w:rPr>
+              <w:t>Corporate Affairs + CEO office</w:t>
             </w:r>
           </w:p>
         </w:tc>
@@ -3264,61 +3874,71 @@
       <w:tr>
         <w:tc>
           <w:tcPr>
-            <w:tcW w:type="dxa" w:w="1440"/>
+            <w:tcW w:type="dxa" w:w="1881"/>
+            <w:shd w:val="clear" w:color="auto" w:fill="FFFFFF"/>
           </w:tcPr>
           <w:p>
             <w:r>
-              <w:t>X (Twitter)</w:t>
+              <w:rPr>
+                <w:sz w:val="18"/>
+              </w:rPr>
+              <w:t>TikTok</w:t>
             </w:r>
           </w:p>
         </w:tc>
         <w:tc>
           <w:tcPr>
-            <w:tcW w:type="dxa" w:w="1440"/>
+            <w:tcW w:type="dxa" w:w="1881"/>
+            <w:shd w:val="clear" w:color="auto" w:fill="FFFFFF"/>
           </w:tcPr>
           <w:p>
             <w:r>
-              <w:t>Corporate only (@ContosoHealth)</w:t>
+              <w:rPr>
+                <w:sz w:val="18"/>
+              </w:rPr>
+              <w:t>Group Marketing (KL &amp; PJ)</w:t>
             </w:r>
           </w:p>
         </w:tc>
         <w:tc>
           <w:tcPr>
-            <w:tcW w:type="dxa" w:w="1440"/>
+            <w:tcW w:type="dxa" w:w="1881"/>
+            <w:shd w:val="clear" w:color="auto" w:fill="FFFFFF"/>
           </w:tcPr>
           <w:p>
             <w:r>
-              <w:t>Concise, news-driven, stakeholder-facing</w:t>
+              <w:rPr>
+                <w:sz w:val="18"/>
+              </w:rPr>
+              <w:t>Health education; behind-the-scenes; staff culture</w:t>
             </w:r>
           </w:p>
         </w:tc>
         <w:tc>
           <w:tcPr>
-            <w:tcW w:type="dxa" w:w="1440"/>
+            <w:tcW w:type="dxa" w:w="1881"/>
+            <w:shd w:val="clear" w:color="auto" w:fill="FFFFFF"/>
           </w:tcPr>
           <w:p>
             <w:r>
-              <w:t>1200×675px</w:t>
+              <w:rPr>
+                <w:sz w:val="18"/>
+              </w:rPr>
+              <w:t>2–3 per week</w:t>
             </w:r>
           </w:p>
         </w:tc>
         <w:tc>
           <w:tcPr>
-            <w:tcW w:type="dxa" w:w="1440"/>
+            <w:tcW w:type="dxa" w:w="1881"/>
+            <w:shd w:val="clear" w:color="auto" w:fill="FFFFFF"/>
           </w:tcPr>
           <w:p>
             <w:r>
-              <w:t>As-needed: news, events, responses</w:t>
-            </w:r>
-          </w:p>
-        </w:tc>
-        <w:tc>
-          <w:tcPr>
-            <w:tcW w:type="dxa" w:w="1440"/>
-          </w:tcPr>
-          <w:p>
-            <w:r>
-              <w:t>Business hours: 2 hours</w:t>
+              <w:rPr>
+                <w:sz w:val="18"/>
+              </w:rPr>
+              <w:t>Senior Marketing Manager</w:t>
             </w:r>
           </w:p>
         </w:tc>
@@ -3326,415 +3946,1852 @@
       <w:tr>
         <w:tc>
           <w:tcPr>
-            <w:tcW w:type="dxa" w:w="1440"/>
+            <w:tcW w:type="dxa" w:w="1881"/>
+            <w:shd w:val="clear" w:color="auto" w:fill="E8F4F5"/>
           </w:tcPr>
           <w:p>
             <w:r>
+              <w:rPr>
+                <w:sz w:val="18"/>
+              </w:rPr>
               <w:t>YouTube</w:t>
             </w:r>
           </w:p>
         </w:tc>
         <w:tc>
           <w:tcPr>
-            <w:tcW w:type="dxa" w:w="1440"/>
+            <w:tcW w:type="dxa" w:w="1881"/>
+            <w:shd w:val="clear" w:color="auto" w:fill="E8F4F5"/>
           </w:tcPr>
           <w:p>
             <w:r>
-              <w:t>Corporate + hospital</w:t>
+              <w:rPr>
+                <w:sz w:val="18"/>
+              </w:rPr>
+              <w:t>Group Marketing</w:t>
             </w:r>
           </w:p>
         </w:tc>
         <w:tc>
           <w:tcPr>
-            <w:tcW w:type="dxa" w:w="1440"/>
+            <w:tcW w:type="dxa" w:w="1881"/>
+            <w:shd w:val="clear" w:color="auto" w:fill="E8F4F5"/>
           </w:tcPr>
           <w:p>
             <w:r>
-              <w:t>Professional, educational; patient story format</w:t>
+              <w:rPr>
+                <w:sz w:val="18"/>
+              </w:rPr>
+              <w:t>Patient testimonials; procedure explainers; annual report highlights</w:t>
             </w:r>
           </w:p>
         </w:tc>
         <w:tc>
           <w:tcPr>
-            <w:tcW w:type="dxa" w:w="1440"/>
+            <w:tcW w:type="dxa" w:w="1881"/>
+            <w:shd w:val="clear" w:color="auto" w:fill="E8F4F5"/>
           </w:tcPr>
           <w:p>
             <w:r>
-              <w:t>1920×1080px (16:9 HD); captions required</w:t>
+              <w:rPr>
+                <w:sz w:val="18"/>
+              </w:rPr>
+              <w:t>1–2 per month</w:t>
             </w:r>
           </w:p>
         </w:tc>
         <w:tc>
           <w:tcPr>
-            <w:tcW w:type="dxa" w:w="1440"/>
+            <w:tcW w:type="dxa" w:w="1881"/>
+            <w:shd w:val="clear" w:color="auto" w:fill="E8F4F5"/>
           </w:tcPr>
           <w:p>
             <w:r>
-              <w:t>Monthly (corporate); quarterly (hospital)</w:t>
+              <w:rPr>
+                <w:sz w:val="18"/>
+              </w:rPr>
+              <w:t>Director of Marketing</w:t>
+            </w:r>
+          </w:p>
+        </w:tc>
+      </w:tr>
+      <w:tr>
+        <w:tc>
+          <w:tcPr>
+            <w:tcW w:type="dxa" w:w="1881"/>
+            <w:shd w:val="clear" w:color="auto" w:fill="FFFFFF"/>
+          </w:tcPr>
+          <w:p>
+            <w:r>
+              <w:rPr>
+                <w:sz w:val="18"/>
+              </w:rPr>
+              <w:t>X (Twitter)</w:t>
             </w:r>
           </w:p>
         </w:tc>
         <w:tc>
           <w:tcPr>
-            <w:tcW w:type="dxa" w:w="1440"/>
+            <w:tcW w:type="dxa" w:w="1881"/>
+            <w:shd w:val="clear" w:color="auto" w:fill="FFFFFF"/>
           </w:tcPr>
           <w:p>
             <w:r>
-              <w:t>Comment moderation: 24 hours</w:t>
+              <w:rPr>
+                <w:sz w:val="18"/>
+              </w:rPr>
+              <w:t>Group Corporate Affairs</w:t>
+            </w:r>
+          </w:p>
+        </w:tc>
+        <w:tc>
+          <w:tcPr>
+            <w:tcW w:type="dxa" w:w="1881"/>
+            <w:shd w:val="clear" w:color="auto" w:fill="FFFFFF"/>
+          </w:tcPr>
+          <w:p>
+            <w:r>
+              <w:rPr>
+                <w:sz w:val="18"/>
+              </w:rPr>
+              <w:t>Institutional; crisis communications; media</w:t>
+            </w:r>
+          </w:p>
+        </w:tc>
+        <w:tc>
+          <w:tcPr>
+            <w:tcW w:type="dxa" w:w="1881"/>
+            <w:shd w:val="clear" w:color="auto" w:fill="FFFFFF"/>
+          </w:tcPr>
+          <w:p>
+            <w:r>
+              <w:rPr>
+                <w:sz w:val="18"/>
+              </w:rPr>
+              <w:t>As needed</w:t>
+            </w:r>
+          </w:p>
+        </w:tc>
+        <w:tc>
+          <w:tcPr>
+            <w:tcW w:type="dxa" w:w="1881"/>
+            <w:shd w:val="clear" w:color="auto" w:fill="FFFFFF"/>
+          </w:tcPr>
+          <w:p>
+            <w:r>
+              <w:rPr>
+                <w:sz w:val="18"/>
+              </w:rPr>
+              <w:t>Corporate Affairs Director</w:t>
             </w:r>
           </w:p>
         </w:tc>
       </w:tr>
     </w:tbl>
+    <w:p/>
     <w:p>
+      <w:pPr>
+        <w:pStyle w:val="Heading2"/>
+        <w:spacing w:before="200" w:after="80"/>
+      </w:pPr>
       <w:r>
         <w:rPr>
-          <w:sz w:val="22"/>
+          <w:color w:val="003050"/>
+          <w:sz w:val="24"/>
         </w:rPr>
-        <w:t>Content that requires mandatory pre-approval: clinical outcome claims, patient testimonials, financial performance references, ESG commitments, any content involving Acibadem/Fortis brands (separate brand teams), crisis or sensitive issue content.</w:t>
+        <w:t>7.3 Email Communications</w:t>
       </w:r>
     </w:p>
     <w:p>
+      <w:pPr>
+        <w:pStyle w:val="ListBullet"/>
+        <w:spacing w:after="40"/>
+      </w:pPr>
       <w:r>
-        <w:br w:type="page"/>
+        <w:rPr>
+          <w:sz w:val="20"/>
+        </w:rPr>
+        <w:t>All mass email communications to patients must use the approved Contoso MyHealth email template (Mailchimp / HubSpot).</w:t>
+      </w:r>
+    </w:p>
+    <w:p>
+      <w:pPr>
+        <w:pStyle w:val="ListBullet"/>
+        <w:spacing w:after="40"/>
+      </w:pPr>
+      <w:r>
+        <w:rPr>
+          <w:sz w:val="20"/>
+        </w:rPr>
+        <w:t>Unsubscribe mechanism mandatory in all marketing emails (PDPA and CAN-SPAM compliance).</w:t>
+      </w:r>
+    </w:p>
+    <w:p>
+      <w:pPr>
+        <w:pStyle w:val="ListBullet"/>
+        <w:spacing w:after="40"/>
+      </w:pPr>
+      <w:r>
+        <w:rPr>
+          <w:sz w:val="20"/>
+        </w:rPr>
+        <w:t>Clinical appointment reminders are operational (not marketing) and exempt from unsubscribe requirement, but must include opt-out preference management link.</w:t>
       </w:r>
     </w:p>
     <w:p>
       <w:pPr>
         <w:pStyle w:val="Heading1"/>
+        <w:spacing w:before="280" w:after="120"/>
       </w:pPr>
       <w:r>
         <w:rPr>
           <w:color w:val="007B8A"/>
+          <w:sz w:val="30"/>
         </w:rPr>
-        <w:t>SECTION 7: PRESS RELEASE TEMPLATE</w:t>
+        <w:t>8. Internal Communications and Microsoft 365</w:t>
       </w:r>
     </w:p>
     <w:p>
+      <w:pPr>
+        <w:pStyle w:val="Heading2"/>
+        <w:spacing w:before="200" w:after="80"/>
+      </w:pPr>
       <w:r>
         <w:rPr>
-          <w:sz w:val="22"/>
+          <w:color w:val="003050"/>
+          <w:sz w:val="24"/>
         </w:rPr>
-        <w:t>Standard template — all fields mandatory unless marked optional:</w:t>
+        <w:t>8.1 Microsoft 365 Usage Standards</w:t>
       </w:r>
     </w:p>
     <w:p>
+      <w:pPr>
+        <w:spacing w:after="120"/>
+      </w:pPr>
       <w:r>
-        <w:t>FOR IMMEDIATE RELEASE / EMBARGOED UNTIL [DATE &amp; TIME — mandatory for embargoed releases]</w:t>
-        <w:br/>
-        <w:br/>
-        <w:t>[HEADLINE: Maximum 12 words. News lead — not marketing. What happened?]</w:t>
-        <w:br/>
-        <w:t>[SUBHEADLINE — Optional: one supporting sentence for context]</w:t>
-        <w:br/>
-        <w:br/>
-        <w:t>[CITY], [DATE] — [LEAD PARAGRAPH: Who, what, where, when, why in 40 words max.]</w:t>
-        <w:br/>
-        <w:br/>
-        <w:t>[BODY PARAGRAPH 1: Most important supporting facts. Max 3 sentences. No jargon. Active voice.]</w:t>
-        <w:br/>
-        <w:br/>
-        <w:t>[BODY PARAGRAPH 2: Context, background, or additional data. Max 3 sentences.]</w:t>
-        <w:br/>
-        <w:br/>
-        <w:t>"[APPROVED QUOTE — must be pre-approved by the quoted individual and Group Comms]," said [Full Name, Title], Contoso Healthcare.</w:t>
-        <w:br/>
-        <w:br/>
-        <w:t>"[OPTIONAL: Second quote from Hospital CEO or clinical lead — if relevant and pre-approved]," said [Name, Title].</w:t>
-        <w:br/>
-        <w:br/>
-        <w:t>About Contoso Healthcare</w:t>
-        <w:br/>
-        <w:t>Contoso Healthcare (Bursa: XXXX | SGX: XXXX) is one of the world's largest private healthcare groups, operating 85 hospitals and medical facilities across 11 countries. Guided by our promise of 'Caring for Life', Contoso serves over one million patients annually across Asia, the Middle East, and Europe.</w:t>
-        <w:br/>
-        <w:br/>
-        <w:t>Media contact: Group Corporate Communications | comms@contosohealthcare.com | +603-XXXX-XXXX</w:t>
-        <w:br/>
-        <w:br/>
-        <w:t>###</w:t>
+        <w:rPr>
+          <w:b w:val="0"/>
+          <w:i w:val="0"/>
+          <w:sz w:val="20"/>
+        </w:rPr>
+        <w:t>Contoso Healthcare Group's standard productivity suite is Microsoft 365 (E3 licence for corporate staff; F3 for frontline). The following standards apply to all internal communications:</w:t>
+      </w:r>
+    </w:p>
+    <w:tbl>
+      <w:tblPr>
+        <w:tblStyle w:val="TableGrid"/>
+        <w:tblW w:type="auto" w:w="0"/>
+        <w:tblLook w:firstColumn="1" w:firstRow="1" w:lastColumn="0" w:lastRow="0" w:noHBand="0" w:noVBand="1" w:val="04A0"/>
+      </w:tblPr>
+      <w:tblGrid>
+        <w:gridCol w:w="2351"/>
+        <w:gridCol w:w="2351"/>
+        <w:gridCol w:w="2351"/>
+        <w:gridCol w:w="2351"/>
+      </w:tblGrid>
+      <w:tr>
+        <w:tc>
+          <w:tcPr>
+            <w:tcW w:type="dxa" w:w="2351"/>
+            <w:shd w:val="clear" w:color="auto" w:fill="007B8A"/>
+          </w:tcPr>
+          <w:p>
+            <w:pPr>
+              <w:jc w:val="center"/>
+            </w:pPr>
+            <w:r>
+              <w:rPr>
+                <w:b/>
+                <w:color w:val="FFFFFF"/>
+                <w:sz w:val="18"/>
+              </w:rPr>
+              <w:t>Tool</w:t>
+            </w:r>
+          </w:p>
+        </w:tc>
+        <w:tc>
+          <w:tcPr>
+            <w:tcW w:type="dxa" w:w="2351"/>
+            <w:shd w:val="clear" w:color="auto" w:fill="007B8A"/>
+          </w:tcPr>
+          <w:p>
+            <w:pPr>
+              <w:jc w:val="center"/>
+            </w:pPr>
+            <w:r>
+              <w:rPr>
+                <w:b/>
+                <w:color w:val="FFFFFF"/>
+                <w:sz w:val="18"/>
+              </w:rPr>
+              <w:t>Approved Use</w:t>
+            </w:r>
+          </w:p>
+        </w:tc>
+        <w:tc>
+          <w:tcPr>
+            <w:tcW w:type="dxa" w:w="2351"/>
+            <w:shd w:val="clear" w:color="auto" w:fill="007B8A"/>
+          </w:tcPr>
+          <w:p>
+            <w:pPr>
+              <w:jc w:val="center"/>
+            </w:pPr>
+            <w:r>
+              <w:rPr>
+                <w:b/>
+                <w:color w:val="FFFFFF"/>
+                <w:sz w:val="18"/>
+              </w:rPr>
+              <w:t>Prohibited Use</w:t>
+            </w:r>
+          </w:p>
+        </w:tc>
+        <w:tc>
+          <w:tcPr>
+            <w:tcW w:type="dxa" w:w="2351"/>
+            <w:shd w:val="clear" w:color="auto" w:fill="007B8A"/>
+          </w:tcPr>
+          <w:p>
+            <w:pPr>
+              <w:jc w:val="center"/>
+            </w:pPr>
+            <w:r>
+              <w:rPr>
+                <w:b/>
+                <w:color w:val="FFFFFF"/>
+                <w:sz w:val="18"/>
+              </w:rPr>
+              <w:t>Owner</w:t>
+            </w:r>
+          </w:p>
+        </w:tc>
+      </w:tr>
+      <w:tr>
+        <w:tc>
+          <w:tcPr>
+            <w:tcW w:type="dxa" w:w="2351"/>
+            <w:shd w:val="clear" w:color="auto" w:fill="E8F4F5"/>
+          </w:tcPr>
+          <w:p>
+            <w:r>
+              <w:rPr>
+                <w:sz w:val="18"/>
+              </w:rPr>
+              <w:t>Microsoft Teams</w:t>
+            </w:r>
+          </w:p>
+        </w:tc>
+        <w:tc>
+          <w:tcPr>
+            <w:tcW w:type="dxa" w:w="2351"/>
+            <w:shd w:val="clear" w:color="auto" w:fill="E8F4F5"/>
+          </w:tcPr>
+          <w:p>
+            <w:r>
+              <w:rPr>
+                <w:sz w:val="18"/>
+              </w:rPr>
+              <w:t>All internal meetings; departmental collaboration; project channels; Copilot-assisted meeting notes</w:t>
+            </w:r>
+          </w:p>
+        </w:tc>
+        <w:tc>
+          <w:tcPr>
+            <w:tcW w:type="dxa" w:w="2351"/>
+            <w:shd w:val="clear" w:color="auto" w:fill="E8F4F5"/>
+          </w:tcPr>
+          <w:p>
+            <w:r>
+              <w:rPr>
+                <w:sz w:val="18"/>
+              </w:rPr>
+              <w:t>Personal social conversation; sharing unencrypted patient data; external file sharing without DLP check</w:t>
+            </w:r>
+          </w:p>
+        </w:tc>
+        <w:tc>
+          <w:tcPr>
+            <w:tcW w:type="dxa" w:w="2351"/>
+            <w:shd w:val="clear" w:color="auto" w:fill="E8F4F5"/>
+          </w:tcPr>
+          <w:p>
+            <w:r>
+              <w:rPr>
+                <w:sz w:val="18"/>
+              </w:rPr>
+              <w:t>Group CIO / IT</w:t>
+            </w:r>
+          </w:p>
+        </w:tc>
+      </w:tr>
+      <w:tr>
+        <w:tc>
+          <w:tcPr>
+            <w:tcW w:type="dxa" w:w="2351"/>
+            <w:shd w:val="clear" w:color="auto" w:fill="FFFFFF"/>
+          </w:tcPr>
+          <w:p>
+            <w:r>
+              <w:rPr>
+                <w:sz w:val="18"/>
+              </w:rPr>
+              <w:t>Outlook / Exchange</w:t>
+            </w:r>
+          </w:p>
+        </w:tc>
+        <w:tc>
+          <w:tcPr>
+            <w:tcW w:type="dxa" w:w="2351"/>
+            <w:shd w:val="clear" w:color="auto" w:fill="FFFFFF"/>
+          </w:tcPr>
+          <w:p>
+            <w:r>
+              <w:rPr>
+                <w:sz w:val="18"/>
+              </w:rPr>
+              <w:t>Internal and external email; calendar; scheduling</w:t>
+            </w:r>
+          </w:p>
+        </w:tc>
+        <w:tc>
+          <w:tcPr>
+            <w:tcW w:type="dxa" w:w="2351"/>
+            <w:shd w:val="clear" w:color="auto" w:fill="FFFFFF"/>
+          </w:tcPr>
+          <w:p>
+            <w:r>
+              <w:rPr>
+                <w:sz w:val="18"/>
+              </w:rPr>
+              <w:t>Mass email to patients outside approved marketing platform; sharing credentials</w:t>
+            </w:r>
+          </w:p>
+        </w:tc>
+        <w:tc>
+          <w:tcPr>
+            <w:tcW w:type="dxa" w:w="2351"/>
+            <w:shd w:val="clear" w:color="auto" w:fill="FFFFFF"/>
+          </w:tcPr>
+          <w:p>
+            <w:r>
+              <w:rPr>
+                <w:sz w:val="18"/>
+              </w:rPr>
+              <w:t>Group CIO / IT</w:t>
+            </w:r>
+          </w:p>
+        </w:tc>
+      </w:tr>
+      <w:tr>
+        <w:tc>
+          <w:tcPr>
+            <w:tcW w:type="dxa" w:w="2351"/>
+            <w:shd w:val="clear" w:color="auto" w:fill="E8F4F5"/>
+          </w:tcPr>
+          <w:p>
+            <w:r>
+              <w:rPr>
+                <w:sz w:val="18"/>
+              </w:rPr>
+              <w:t>SharePoint</w:t>
+            </w:r>
+          </w:p>
+        </w:tc>
+        <w:tc>
+          <w:tcPr>
+            <w:tcW w:type="dxa" w:w="2351"/>
+            <w:shd w:val="clear" w:color="auto" w:fill="E8F4F5"/>
+          </w:tcPr>
+          <w:p>
+            <w:r>
+              <w:rPr>
+                <w:sz w:val="18"/>
+              </w:rPr>
+              <w:t>Document management; intranet; policy library; brand asset library</w:t>
+            </w:r>
+          </w:p>
+        </w:tc>
+        <w:tc>
+          <w:tcPr>
+            <w:tcW w:type="dxa" w:w="2351"/>
+            <w:shd w:val="clear" w:color="auto" w:fill="E8F4F5"/>
+          </w:tcPr>
+          <w:p>
+            <w:r>
+              <w:rPr>
+                <w:sz w:val="18"/>
+              </w:rPr>
+              <w:t>Storing patient records (must be in HIS/EHR); public-facing file sharing</w:t>
+            </w:r>
+          </w:p>
+        </w:tc>
+        <w:tc>
+          <w:tcPr>
+            <w:tcW w:type="dxa" w:w="2351"/>
+            <w:shd w:val="clear" w:color="auto" w:fill="E8F4F5"/>
+          </w:tcPr>
+          <w:p>
+            <w:r>
+              <w:rPr>
+                <w:sz w:val="18"/>
+              </w:rPr>
+              <w:t>Group CIO / IT</w:t>
+            </w:r>
+          </w:p>
+        </w:tc>
+      </w:tr>
+      <w:tr>
+        <w:tc>
+          <w:tcPr>
+            <w:tcW w:type="dxa" w:w="2351"/>
+            <w:shd w:val="clear" w:color="auto" w:fill="FFFFFF"/>
+          </w:tcPr>
+          <w:p>
+            <w:r>
+              <w:rPr>
+                <w:sz w:val="18"/>
+              </w:rPr>
+              <w:t>OneDrive</w:t>
+            </w:r>
+          </w:p>
+        </w:tc>
+        <w:tc>
+          <w:tcPr>
+            <w:tcW w:type="dxa" w:w="2351"/>
+            <w:shd w:val="clear" w:color="auto" w:fill="FFFFFF"/>
+          </w:tcPr>
+          <w:p>
+            <w:r>
+              <w:rPr>
+                <w:sz w:val="18"/>
+              </w:rPr>
+              <w:t>Personal working files; Copilot-integrated drafting</w:t>
+            </w:r>
+          </w:p>
+        </w:tc>
+        <w:tc>
+          <w:tcPr>
+            <w:tcW w:type="dxa" w:w="2351"/>
+            <w:shd w:val="clear" w:color="auto" w:fill="FFFFFF"/>
+          </w:tcPr>
+          <w:p>
+            <w:r>
+              <w:rPr>
+                <w:sz w:val="18"/>
+              </w:rPr>
+              <w:t>Sole storage of critical documents (must sync to SharePoint); patient-identifiable data</w:t>
+            </w:r>
+          </w:p>
+        </w:tc>
+        <w:tc>
+          <w:tcPr>
+            <w:tcW w:type="dxa" w:w="2351"/>
+            <w:shd w:val="clear" w:color="auto" w:fill="FFFFFF"/>
+          </w:tcPr>
+          <w:p>
+            <w:r>
+              <w:rPr>
+                <w:sz w:val="18"/>
+              </w:rPr>
+              <w:t>Group CIO / IT</w:t>
+            </w:r>
+          </w:p>
+        </w:tc>
+      </w:tr>
+      <w:tr>
+        <w:tc>
+          <w:tcPr>
+            <w:tcW w:type="dxa" w:w="2351"/>
+            <w:shd w:val="clear" w:color="auto" w:fill="E8F4F5"/>
+          </w:tcPr>
+          <w:p>
+            <w:r>
+              <w:rPr>
+                <w:sz w:val="18"/>
+              </w:rPr>
+              <w:t>Microsoft 365 Copilot</w:t>
+            </w:r>
+          </w:p>
+        </w:tc>
+        <w:tc>
+          <w:tcPr>
+            <w:tcW w:type="dxa" w:w="2351"/>
+            <w:shd w:val="clear" w:color="auto" w:fill="E8F4F5"/>
+          </w:tcPr>
+          <w:p>
+            <w:r>
+              <w:rPr>
+                <w:sz w:val="18"/>
+              </w:rPr>
+              <w:t>Drafting; summarising; data analysis on approved Group data</w:t>
+            </w:r>
+          </w:p>
+        </w:tc>
+        <w:tc>
+          <w:tcPr>
+            <w:tcW w:type="dxa" w:w="2351"/>
+            <w:shd w:val="clear" w:color="auto" w:fill="E8F4F5"/>
+          </w:tcPr>
+          <w:p>
+            <w:r>
+              <w:rPr>
+                <w:sz w:val="18"/>
+              </w:rPr>
+              <w:t>Inputting patient PII/PHI; clinical decision-making without clinician review</w:t>
+            </w:r>
+          </w:p>
+        </w:tc>
+        <w:tc>
+          <w:tcPr>
+            <w:tcW w:type="dxa" w:w="2351"/>
+            <w:shd w:val="clear" w:color="auto" w:fill="E8F4F5"/>
+          </w:tcPr>
+          <w:p>
+            <w:r>
+              <w:rPr>
+                <w:sz w:val="18"/>
+              </w:rPr>
+              <w:t>Group CIO + CSO</w:t>
+            </w:r>
+          </w:p>
+        </w:tc>
+      </w:tr>
+      <w:tr>
+        <w:tc>
+          <w:tcPr>
+            <w:tcW w:type="dxa" w:w="2351"/>
+            <w:shd w:val="clear" w:color="auto" w:fill="FFFFFF"/>
+          </w:tcPr>
+          <w:p>
+            <w:r>
+              <w:rPr>
+                <w:sz w:val="18"/>
+              </w:rPr>
+              <w:t>Power BI</w:t>
+            </w:r>
+          </w:p>
+        </w:tc>
+        <w:tc>
+          <w:tcPr>
+            <w:tcW w:type="dxa" w:w="2351"/>
+            <w:shd w:val="clear" w:color="auto" w:fill="FFFFFF"/>
+          </w:tcPr>
+          <w:p>
+            <w:r>
+              <w:rPr>
+                <w:sz w:val="18"/>
+              </w:rPr>
+              <w:t>Operational dashboards; ESG reporting; financial analytics</w:t>
+            </w:r>
+          </w:p>
+        </w:tc>
+        <w:tc>
+          <w:tcPr>
+            <w:tcW w:type="dxa" w:w="2351"/>
+            <w:shd w:val="clear" w:color="auto" w:fill="FFFFFF"/>
+          </w:tcPr>
+          <w:p>
+            <w:r>
+              <w:rPr>
+                <w:sz w:val="18"/>
+              </w:rPr>
+              <w:t>Sharing externally without anonymisation / approval</w:t>
+            </w:r>
+          </w:p>
+        </w:tc>
+        <w:tc>
+          <w:tcPr>
+            <w:tcW w:type="dxa" w:w="2351"/>
+            <w:shd w:val="clear" w:color="auto" w:fill="FFFFFF"/>
+          </w:tcPr>
+          <w:p>
+            <w:r>
+              <w:rPr>
+                <w:sz w:val="18"/>
+              </w:rPr>
+              <w:t>Group CIO / Finance</w:t>
+            </w:r>
+          </w:p>
+        </w:tc>
+      </w:tr>
+    </w:tbl>
+    <w:p/>
+    <w:p>
+      <w:pPr>
+        <w:pStyle w:val="Heading2"/>
+        <w:spacing w:before="200" w:after="80"/>
+      </w:pPr>
+      <w:r>
+        <w:rPr>
+          <w:color w:val="003050"/>
+          <w:sz w:val="24"/>
+        </w:rPr>
+        <w:t>8.2 Town Hall and All-Staff Communications</w:t>
       </w:r>
     </w:p>
     <w:p>
+      <w:pPr>
+        <w:pStyle w:val="ListBullet"/>
+        <w:spacing w:after="40"/>
+      </w:pPr>
       <w:r>
-        <w:br w:type="page"/>
+        <w:rPr>
+          <w:sz w:val="20"/>
+        </w:rPr>
+        <w:t>Quarterly All-Staff Town Hall: hosted by Group CEO; recorded and posted on SharePoint within 2 business days.</w:t>
+      </w:r>
+    </w:p>
+    <w:p>
+      <w:pPr>
+        <w:pStyle w:val="ListBullet"/>
+        <w:spacing w:after="40"/>
+      </w:pPr>
+      <w:r>
+        <w:rPr>
+          <w:sz w:val="20"/>
+        </w:rPr>
+        <w:t>Hospital-level monthly briefings: Hospital CEO; 30-minute format; Teams Live Events for multi-site attendance.</w:t>
+      </w:r>
+    </w:p>
+    <w:p>
+      <w:pPr>
+        <w:pStyle w:val="ListBullet"/>
+        <w:spacing w:after="40"/>
+      </w:pPr>
+      <w:r>
+        <w:rPr>
+          <w:sz w:val="20"/>
+        </w:rPr>
+        <w:t>Emergency communications: Group Communications Director activates Crisis Communications Plan (COM-CRISIS-001) for events affecting patient safety, reputation, or business continuity.</w:t>
       </w:r>
     </w:p>
     <w:p>
       <w:pPr>
         <w:pStyle w:val="Heading1"/>
+        <w:spacing w:before="280" w:after="120"/>
       </w:pPr>
       <w:r>
         <w:rPr>
           <w:color w:val="007B8A"/>
+          <w:sz w:val="30"/>
         </w:rPr>
-        <w:t>SECTION 8: DO'S AND DON'TS CHECKLIST</w:t>
+        <w:t>9. Events, Sponsorships, and Partnerships</w:t>
       </w:r>
     </w:p>
     <w:p>
       <w:pPr>
         <w:pStyle w:val="Heading2"/>
+        <w:spacing w:before="200" w:after="80"/>
       </w:pPr>
       <w:r>
         <w:rPr>
           <w:color w:val="003050"/>
+          <w:sz w:val="24"/>
         </w:rPr>
-        <w:t>✅ DO — Always</w:t>
+        <w:t>9.1 Event Brand Standards</w:t>
+      </w:r>
+    </w:p>
+    <w:p>
+      <w:pPr>
+        <w:spacing w:after="120"/>
+      </w:pPr>
+      <w:r>
+        <w:rPr>
+          <w:b w:val="0"/>
+          <w:i w:val="0"/>
+          <w:sz w:val="20"/>
+        </w:rPr>
+        <w:t>All Contoso-hosted or co-sponsored events (medical conferences, health screenings, community runs, hospital open days) must use the Contoso Event Branding Kit (available on SharePoint &gt; Marketing &gt; Brand Assets &gt; Events).</w:t>
       </w:r>
     </w:p>
     <w:p>
       <w:pPr>
         <w:pStyle w:val="ListBullet"/>
+        <w:spacing w:after="40"/>
       </w:pPr>
       <w:r>
-        <w:t>Download logo files from Contoso Brand Hub (SharePoint: /Group-Comms/Brand-Hub) — never recreate</w:t>
+        <w:rPr>
+          <w:sz w:val="20"/>
+        </w:rPr>
+        <w:t>Stage backdrop: Teal (#007B8A) full bleed with white Contoso logo, maximum 25% of backdrop width.</w:t>
       </w:r>
     </w:p>
     <w:p>
       <w:pPr>
         <w:pStyle w:val="ListBullet"/>
+        <w:spacing w:after="40"/>
       </w:pPr>
       <w:r>
-        <w:t>Get Group Comms approval before any press release, media interview, or external statement</w:t>
+        <w:rPr>
+          <w:sz w:val="20"/>
+        </w:rPr>
+        <w:t>Pull-up banners: Full Contoso design system; hospital name in footer; QR code linking to event microsite or hospital page.</w:t>
       </w:r>
     </w:p>
     <w:p>
       <w:pPr>
         <w:pStyle w:val="ListBullet"/>
+        <w:spacing w:after="40"/>
       </w:pPr>
       <w:r>
-        <w:t>Use Source Sans Pro (or Calibri fallback in Office) — never Arial, Times New Roman, or decorative fonts</w:t>
+        <w:rPr>
+          <w:sz w:val="20"/>
+        </w:rPr>
+        <w:t>Merchandise: Approved items only (cap, pen, tote, hand sanitiser, reusable water bottle) with approved logo placement. No clinical equipment as merchandise.</w:t>
+      </w:r>
+    </w:p>
+    <w:p>
+      <w:pPr>
+        <w:pStyle w:val="Heading2"/>
+        <w:spacing w:before="200" w:after="80"/>
+      </w:pPr>
+      <w:r>
+        <w:rPr>
+          <w:color w:val="003050"/>
+          <w:sz w:val="24"/>
+        </w:rPr>
+        <w:t>9.2 Sponsorship Criteria</w:t>
+      </w:r>
+    </w:p>
+    <w:tbl>
+      <w:tblPr>
+        <w:tblStyle w:val="TableGrid"/>
+        <w:tblW w:type="auto" w:w="0"/>
+        <w:tblLook w:firstColumn="1" w:firstRow="1" w:lastColumn="0" w:lastRow="0" w:noHBand="0" w:noVBand="1" w:val="04A0"/>
+      </w:tblPr>
+      <w:tblGrid>
+        <w:gridCol w:w="1881"/>
+        <w:gridCol w:w="1881"/>
+        <w:gridCol w:w="1881"/>
+        <w:gridCol w:w="1881"/>
+        <w:gridCol w:w="1881"/>
+      </w:tblGrid>
+      <w:tr>
+        <w:tc>
+          <w:tcPr>
+            <w:tcW w:type="dxa" w:w="1881"/>
+            <w:shd w:val="clear" w:color="auto" w:fill="007B8A"/>
+          </w:tcPr>
+          <w:p>
+            <w:pPr>
+              <w:jc w:val="center"/>
+            </w:pPr>
+            <w:r>
+              <w:rPr>
+                <w:b/>
+                <w:color w:val="FFFFFF"/>
+                <w:sz w:val="18"/>
+              </w:rPr>
+              <w:t>Tier</w:t>
+            </w:r>
+          </w:p>
+        </w:tc>
+        <w:tc>
+          <w:tcPr>
+            <w:tcW w:type="dxa" w:w="1881"/>
+            <w:shd w:val="clear" w:color="auto" w:fill="007B8A"/>
+          </w:tcPr>
+          <w:p>
+            <w:pPr>
+              <w:jc w:val="center"/>
+            </w:pPr>
+            <w:r>
+              <w:rPr>
+                <w:b/>
+                <w:color w:val="FFFFFF"/>
+                <w:sz w:val="18"/>
+              </w:rPr>
+              <w:t>Investment Level</w:t>
+            </w:r>
+          </w:p>
+        </w:tc>
+        <w:tc>
+          <w:tcPr>
+            <w:tcW w:type="dxa" w:w="1881"/>
+            <w:shd w:val="clear" w:color="auto" w:fill="007B8A"/>
+          </w:tcPr>
+          <w:p>
+            <w:pPr>
+              <w:jc w:val="center"/>
+            </w:pPr>
+            <w:r>
+              <w:rPr>
+                <w:b/>
+                <w:color w:val="FFFFFF"/>
+                <w:sz w:val="18"/>
+              </w:rPr>
+              <w:t>Minimum Criteria</w:t>
+            </w:r>
+          </w:p>
+        </w:tc>
+        <w:tc>
+          <w:tcPr>
+            <w:tcW w:type="dxa" w:w="1881"/>
+            <w:shd w:val="clear" w:color="auto" w:fill="007B8A"/>
+          </w:tcPr>
+          <w:p>
+            <w:pPr>
+              <w:jc w:val="center"/>
+            </w:pPr>
+            <w:r>
+              <w:rPr>
+                <w:b/>
+                <w:color w:val="FFFFFF"/>
+                <w:sz w:val="18"/>
+              </w:rPr>
+              <w:t>Examples</w:t>
+            </w:r>
+          </w:p>
+        </w:tc>
+        <w:tc>
+          <w:tcPr>
+            <w:tcW w:type="dxa" w:w="1881"/>
+            <w:shd w:val="clear" w:color="auto" w:fill="007B8A"/>
+          </w:tcPr>
+          <w:p>
+            <w:pPr>
+              <w:jc w:val="center"/>
+            </w:pPr>
+            <w:r>
+              <w:rPr>
+                <w:b/>
+                <w:color w:val="FFFFFF"/>
+                <w:sz w:val="18"/>
+              </w:rPr>
+              <w:t>Approval Authority</w:t>
+            </w:r>
+          </w:p>
+        </w:tc>
+      </w:tr>
+      <w:tr>
+        <w:tc>
+          <w:tcPr>
+            <w:tcW w:type="dxa" w:w="1881"/>
+            <w:shd w:val="clear" w:color="auto" w:fill="E8F4F5"/>
+          </w:tcPr>
+          <w:p>
+            <w:r>
+              <w:rPr>
+                <w:sz w:val="18"/>
+              </w:rPr>
+              <w:t>Strategic Partner</w:t>
+            </w:r>
+          </w:p>
+        </w:tc>
+        <w:tc>
+          <w:tcPr>
+            <w:tcW w:type="dxa" w:w="1881"/>
+            <w:shd w:val="clear" w:color="auto" w:fill="E8F4F5"/>
+          </w:tcPr>
+          <w:p>
+            <w:r>
+              <w:rPr>
+                <w:sz w:val="18"/>
+              </w:rPr>
+              <w:t>RM 500K+/year</w:t>
+            </w:r>
+          </w:p>
+        </w:tc>
+        <w:tc>
+          <w:tcPr>
+            <w:tcW w:type="dxa" w:w="1881"/>
+            <w:shd w:val="clear" w:color="auto" w:fill="E8F4F5"/>
+          </w:tcPr>
+          <w:p>
+            <w:r>
+              <w:rPr>
+                <w:sz w:val="18"/>
+              </w:rPr>
+              <w:t>Healthcare/wellness sector alignment; no conflict; &gt;50K audience reach</w:t>
+            </w:r>
+          </w:p>
+        </w:tc>
+        <w:tc>
+          <w:tcPr>
+            <w:tcW w:type="dxa" w:w="1881"/>
+            <w:shd w:val="clear" w:color="auto" w:fill="E8F4F5"/>
+          </w:tcPr>
+          <w:p>
+            <w:r>
+              <w:rPr>
+                <w:sz w:val="18"/>
+              </w:rPr>
+              <w:t>Allianz Malaysia; Prudential BSN Takaful; AIA Malaysia</w:t>
+            </w:r>
+          </w:p>
+        </w:tc>
+        <w:tc>
+          <w:tcPr>
+            <w:tcW w:type="dxa" w:w="1881"/>
+            <w:shd w:val="clear" w:color="auto" w:fill="E8F4F5"/>
+          </w:tcPr>
+          <w:p>
+            <w:r>
+              <w:rPr>
+                <w:sz w:val="18"/>
+              </w:rPr>
+              <w:t>Group CEO + Board</w:t>
+            </w:r>
+          </w:p>
+        </w:tc>
+      </w:tr>
+      <w:tr>
+        <w:tc>
+          <w:tcPr>
+            <w:tcW w:type="dxa" w:w="1881"/>
+            <w:shd w:val="clear" w:color="auto" w:fill="FFFFFF"/>
+          </w:tcPr>
+          <w:p>
+            <w:r>
+              <w:rPr>
+                <w:sz w:val="18"/>
+              </w:rPr>
+              <w:t>Premium Sponsor</w:t>
+            </w:r>
+          </w:p>
+        </w:tc>
+        <w:tc>
+          <w:tcPr>
+            <w:tcW w:type="dxa" w:w="1881"/>
+            <w:shd w:val="clear" w:color="auto" w:fill="FFFFFF"/>
+          </w:tcPr>
+          <w:p>
+            <w:r>
+              <w:rPr>
+                <w:sz w:val="18"/>
+              </w:rPr>
+              <w:t>RM 100K–500K</w:t>
+            </w:r>
+          </w:p>
+        </w:tc>
+        <w:tc>
+          <w:tcPr>
+            <w:tcW w:type="dxa" w:w="1881"/>
+            <w:shd w:val="clear" w:color="auto" w:fill="FFFFFF"/>
+          </w:tcPr>
+          <w:p>
+            <w:r>
+              <w:rPr>
+                <w:sz w:val="18"/>
+              </w:rPr>
+              <w:t>Brand safety assessment; &gt;10K audience reach; Contoso logo prominent</w:t>
+            </w:r>
+          </w:p>
+        </w:tc>
+        <w:tc>
+          <w:tcPr>
+            <w:tcW w:type="dxa" w:w="1881"/>
+            <w:shd w:val="clear" w:color="auto" w:fill="FFFFFF"/>
+          </w:tcPr>
+          <w:p>
+            <w:r>
+              <w:rPr>
+                <w:sz w:val="18"/>
+              </w:rPr>
+              <w:t>Medical device companies; healthcare IT; private ambulance</w:t>
+            </w:r>
+          </w:p>
+        </w:tc>
+        <w:tc>
+          <w:tcPr>
+            <w:tcW w:type="dxa" w:w="1881"/>
+            <w:shd w:val="clear" w:color="auto" w:fill="FFFFFF"/>
+          </w:tcPr>
+          <w:p>
+            <w:r>
+              <w:rPr>
+                <w:sz w:val="18"/>
+              </w:rPr>
+              <w:t>Group CEO</w:t>
+            </w:r>
+          </w:p>
+        </w:tc>
+      </w:tr>
+      <w:tr>
+        <w:tc>
+          <w:tcPr>
+            <w:tcW w:type="dxa" w:w="1881"/>
+            <w:shd w:val="clear" w:color="auto" w:fill="E8F4F5"/>
+          </w:tcPr>
+          <w:p>
+            <w:r>
+              <w:rPr>
+                <w:sz w:val="18"/>
+              </w:rPr>
+              <w:t>Community Sponsor</w:t>
+            </w:r>
+          </w:p>
+        </w:tc>
+        <w:tc>
+          <w:tcPr>
+            <w:tcW w:type="dxa" w:w="1881"/>
+            <w:shd w:val="clear" w:color="auto" w:fill="E8F4F5"/>
+          </w:tcPr>
+          <w:p>
+            <w:r>
+              <w:rPr>
+                <w:sz w:val="18"/>
+              </w:rPr>
+              <w:t>&lt;RM 100K</w:t>
+            </w:r>
+          </w:p>
+        </w:tc>
+        <w:tc>
+          <w:tcPr>
+            <w:tcW w:type="dxa" w:w="1881"/>
+            <w:shd w:val="clear" w:color="auto" w:fill="E8F4F5"/>
+          </w:tcPr>
+          <w:p>
+            <w:r>
+              <w:rPr>
+                <w:sz w:val="18"/>
+              </w:rPr>
+              <w:t>Local community relevance; non-conflicting</w:t>
+            </w:r>
+          </w:p>
+        </w:tc>
+        <w:tc>
+          <w:tcPr>
+            <w:tcW w:type="dxa" w:w="1881"/>
+            <w:shd w:val="clear" w:color="auto" w:fill="E8F4F5"/>
+          </w:tcPr>
+          <w:p>
+            <w:r>
+              <w:rPr>
+                <w:sz w:val="18"/>
+              </w:rPr>
+              <w:t>NGOs; Rotary; school health fairs; community marathons</w:t>
+            </w:r>
+          </w:p>
+        </w:tc>
+        <w:tc>
+          <w:tcPr>
+            <w:tcW w:type="dxa" w:w="1881"/>
+            <w:shd w:val="clear" w:color="auto" w:fill="E8F4F5"/>
+          </w:tcPr>
+          <w:p>
+            <w:r>
+              <w:rPr>
+                <w:sz w:val="18"/>
+              </w:rPr>
+              <w:t>Hospital CEO + Marketing Director</w:t>
+            </w:r>
+          </w:p>
+        </w:tc>
+      </w:tr>
+      <w:tr>
+        <w:tc>
+          <w:tcPr>
+            <w:tcW w:type="dxa" w:w="1881"/>
+            <w:shd w:val="clear" w:color="auto" w:fill="FFFFFF"/>
+          </w:tcPr>
+          <w:p>
+            <w:r>
+              <w:rPr>
+                <w:sz w:val="18"/>
+              </w:rPr>
+              <w:t>Prohibited</w:t>
+            </w:r>
+          </w:p>
+        </w:tc>
+        <w:tc>
+          <w:tcPr>
+            <w:tcW w:type="dxa" w:w="1881"/>
+            <w:shd w:val="clear" w:color="auto" w:fill="FFFFFF"/>
+          </w:tcPr>
+          <w:p>
+            <w:r>
+              <w:rPr>
+                <w:sz w:val="18"/>
+              </w:rPr>
+              <w:t>Any amount</w:t>
+            </w:r>
+          </w:p>
+        </w:tc>
+        <w:tc>
+          <w:tcPr>
+            <w:tcW w:type="dxa" w:w="1881"/>
+            <w:shd w:val="clear" w:color="auto" w:fill="FFFFFF"/>
+          </w:tcPr>
+          <w:p>
+            <w:r>
+              <w:rPr>
+                <w:sz w:val="18"/>
+              </w:rPr>
+              <w:t>Tobacco, alcohol, gambling, political parties, competing hospitals</w:t>
+            </w:r>
+          </w:p>
+        </w:tc>
+        <w:tc>
+          <w:tcPr>
+            <w:tcW w:type="dxa" w:w="1881"/>
+            <w:shd w:val="clear" w:color="auto" w:fill="FFFFFF"/>
+          </w:tcPr>
+          <w:p>
+            <w:r>
+              <w:rPr>
+                <w:sz w:val="18"/>
+              </w:rPr>
+              <w:t>–</w:t>
+            </w:r>
+          </w:p>
+        </w:tc>
+        <w:tc>
+          <w:tcPr>
+            <w:tcW w:type="dxa" w:w="1881"/>
+            <w:shd w:val="clear" w:color="auto" w:fill="FFFFFF"/>
+          </w:tcPr>
+          <w:p>
+            <w:r>
+              <w:rPr>
+                <w:sz w:val="18"/>
+              </w:rPr>
+              <w:t>N/A</w:t>
+            </w:r>
+          </w:p>
+        </w:tc>
+      </w:tr>
+    </w:tbl>
+    <w:p/>
+    <w:p>
+      <w:pPr>
+        <w:pStyle w:val="Heading1"/>
+        <w:spacing w:before="280" w:after="120"/>
+      </w:pPr>
+      <w:r>
+        <w:rPr>
+          <w:color w:val="007B8A"/>
+          <w:sz w:val="30"/>
+        </w:rPr>
+        <w:t>10. Brand Governance and Compliance</w:t>
+      </w:r>
+    </w:p>
+    <w:p>
+      <w:pPr>
+        <w:pStyle w:val="Heading2"/>
+        <w:spacing w:before="200" w:after="80"/>
+      </w:pPr>
+      <w:r>
+        <w:rPr>
+          <w:color w:val="003050"/>
+          <w:sz w:val="24"/>
+        </w:rPr>
+        <w:t>10.1 Brand Approval Workflow</w:t>
+      </w:r>
+    </w:p>
+    <w:p>
+      <w:pPr>
+        <w:spacing w:after="120"/>
+      </w:pPr>
+      <w:r>
+        <w:rPr>
+          <w:b w:val="0"/>
+          <w:i w:val="0"/>
+          <w:sz w:val="20"/>
+        </w:rPr>
+        <w:t>All external communications materials (including patient-facing content, press releases, advertising, social media campaigns, and event collateral) must follow the Contoso Brand Approval Workflow:</w:t>
       </w:r>
     </w:p>
     <w:p>
       <w:pPr>
         <w:pStyle w:val="ListBullet"/>
+        <w:spacing w:after="40"/>
       </w:pPr>
       <w:r>
-        <w:t>Include the Contoso Healthcare boilerplate in every press release and major external document</w:t>
+        <w:rPr>
+          <w:sz w:val="20"/>
+        </w:rPr>
+        <w:t>Step 1: Brief submitted to Group Marketing using Form MKT-BRIEF-01 (minimum 5 working days for standard approvals).</w:t>
       </w:r>
     </w:p>
     <w:p>
       <w:pPr>
         <w:pStyle w:val="ListBullet"/>
+        <w:spacing w:after="40"/>
       </w:pPr>
       <w:r>
-        <w:t>Cite specific data sources for any statistics or performance claims</w:t>
+        <w:rPr>
+          <w:sz w:val="20"/>
+        </w:rPr>
+        <w:t>Step 2: Creative development by approved agency or in-house team using Contoso Design System.</w:t>
       </w:r>
     </w:p>
     <w:p>
       <w:pPr>
         <w:pStyle w:val="ListBullet"/>
+        <w:spacing w:after="40"/>
       </w:pPr>
       <w:r>
-        <w:t>Get Medical Director sign-off for all clinical outcome claims, before any channel</w:t>
+        <w:rPr>
+          <w:sz w:val="20"/>
+        </w:rPr>
+        <w:t>Step 3: Brand review by Group Marketing Manager (within 2 working days).</w:t>
       </w:r>
     </w:p>
     <w:p>
       <w:pPr>
         <w:pStyle w:val="ListBullet"/>
+        <w:spacing w:after="40"/>
       </w:pPr>
       <w:r>
-        <w:t>Obtain signed patient consent (Form COMMS-T01) before any patient photo, video, or testimonial</w:t>
+        <w:rPr>
+          <w:sz w:val="20"/>
+        </w:rPr>
+        <w:t>Step 4: Legal/compliance sign-off for any clinical claims or regulated content (3 working days).</w:t>
       </w:r>
     </w:p>
     <w:p>
       <w:pPr>
         <w:pStyle w:val="ListBullet"/>
+        <w:spacing w:after="40"/>
       </w:pPr>
       <w:r>
-        <w:t>Disclose Bursa Malaysia / SGX listing codes in all investor and financial communications</w:t>
+        <w:rPr>
+          <w:sz w:val="20"/>
+        </w:rPr>
+        <w:t>Step 5: Director of Marketing final approval for campaigns &gt;RM 50K or &gt;100K impressions.</w:t>
       </w:r>
     </w:p>
     <w:p>
       <w:pPr>
         <w:pStyle w:val="ListBullet"/>
+        <w:spacing w:after="40"/>
       </w:pPr>
       <w:r>
-        <w:t>Adapt tone for local market (see Section 4.3) while keeping core brand personality consistent</w:t>
-      </w:r>
-    </w:p>
-    <w:p>
-      <w:pPr>
-        <w:pStyle w:val="ListBullet"/>
-      </w:pPr>
-      <w:r>
-        <w:t>Test all digital content for WCAG 2.1 AA accessibility compliance before publishing</w:t>
-      </w:r>
-    </w:p>
-    <w:p>
-      <w:pPr>
-        <w:pStyle w:val="ListBullet"/>
-      </w:pPr>
-      <w:r>
-        <w:t>Translate brand materials using approved medical translators — never machine translation alone</w:t>
-      </w:r>
-    </w:p>
-    <w:p>
-      <w:pPr>
-        <w:pStyle w:val="ListBullet"/>
-      </w:pPr>
-      <w:r>
-        <w:t>Follow GDPR / PDPA requirements for all communications involving personal data</w:t>
-      </w:r>
-    </w:p>
-    <w:p>
-      <w:pPr>
-        <w:pStyle w:val="ListBullet"/>
-      </w:pPr>
-      <w:r>
-        <w:t>Use RAG (Red/Amber/Green) status consistently as defined in Section 2 colour palette</w:t>
-      </w:r>
-    </w:p>
-    <w:p>
-      <w:pPr>
-        <w:pStyle w:val="ListBullet"/>
-      </w:pPr>
-      <w:r>
-        <w:t>Report brand guideline violations to Group Comms — they erode brand equity over time</w:t>
-      </w:r>
-    </w:p>
-    <w:p>
-      <w:pPr>
-        <w:pStyle w:val="ListBullet"/>
-      </w:pPr>
-      <w:r>
-        <w:t>Pre-brief Group Comms for any speech, conference presentation, or interview by senior leaders</w:t>
+        <w:rPr>
+          <w:sz w:val="20"/>
+        </w:rPr>
+        <w:t>Step 6: Publication/distribution. All approved assets uploaded to SharePoint Brand Asset Library within 1 working day of publication.</w:t>
       </w:r>
     </w:p>
     <w:p>
       <w:pPr>
         <w:pStyle w:val="Heading2"/>
+        <w:spacing w:before="200" w:after="80"/>
       </w:pPr>
       <w:r>
         <w:rPr>
           <w:color w:val="003050"/>
+          <w:sz w:val="24"/>
         </w:rPr>
-        <w:t>❌ DON'T — Never</w:t>
+        <w:t>10.2 Brand Audit Schedule</w:t>
+      </w:r>
+    </w:p>
+    <w:tbl>
+      <w:tblPr>
+        <w:tblStyle w:val="TableGrid"/>
+        <w:tblW w:type="auto" w:w="0"/>
+        <w:tblLook w:firstColumn="1" w:firstRow="1" w:lastColumn="0" w:lastRow="0" w:noHBand="0" w:noVBand="1" w:val="04A0"/>
+      </w:tblPr>
+      <w:tblGrid>
+        <w:gridCol w:w="1881"/>
+        <w:gridCol w:w="1881"/>
+        <w:gridCol w:w="1881"/>
+        <w:gridCol w:w="1881"/>
+        <w:gridCol w:w="1881"/>
+      </w:tblGrid>
+      <w:tr>
+        <w:tc>
+          <w:tcPr>
+            <w:tcW w:type="dxa" w:w="1881"/>
+            <w:shd w:val="clear" w:color="auto" w:fill="007B8A"/>
+          </w:tcPr>
+          <w:p>
+            <w:pPr>
+              <w:jc w:val="center"/>
+            </w:pPr>
+            <w:r>
+              <w:rPr>
+                <w:b/>
+                <w:color w:val="FFFFFF"/>
+                <w:sz w:val="18"/>
+              </w:rPr>
+              <w:t>Audit Type</w:t>
+            </w:r>
+          </w:p>
+        </w:tc>
+        <w:tc>
+          <w:tcPr>
+            <w:tcW w:type="dxa" w:w="1881"/>
+            <w:shd w:val="clear" w:color="auto" w:fill="007B8A"/>
+          </w:tcPr>
+          <w:p>
+            <w:pPr>
+              <w:jc w:val="center"/>
+            </w:pPr>
+            <w:r>
+              <w:rPr>
+                <w:b/>
+                <w:color w:val="FFFFFF"/>
+                <w:sz w:val="18"/>
+              </w:rPr>
+              <w:t>Frequency</w:t>
+            </w:r>
+          </w:p>
+        </w:tc>
+        <w:tc>
+          <w:tcPr>
+            <w:tcW w:type="dxa" w:w="1881"/>
+            <w:shd w:val="clear" w:color="auto" w:fill="007B8A"/>
+          </w:tcPr>
+          <w:p>
+            <w:pPr>
+              <w:jc w:val="center"/>
+            </w:pPr>
+            <w:r>
+              <w:rPr>
+                <w:b/>
+                <w:color w:val="FFFFFF"/>
+                <w:sz w:val="18"/>
+              </w:rPr>
+              <w:t>Scope</w:t>
+            </w:r>
+          </w:p>
+        </w:tc>
+        <w:tc>
+          <w:tcPr>
+            <w:tcW w:type="dxa" w:w="1881"/>
+            <w:shd w:val="clear" w:color="auto" w:fill="007B8A"/>
+          </w:tcPr>
+          <w:p>
+            <w:pPr>
+              <w:jc w:val="center"/>
+            </w:pPr>
+            <w:r>
+              <w:rPr>
+                <w:b/>
+                <w:color w:val="FFFFFF"/>
+                <w:sz w:val="18"/>
+              </w:rPr>
+              <w:t>Owner</w:t>
+            </w:r>
+          </w:p>
+        </w:tc>
+        <w:tc>
+          <w:tcPr>
+            <w:tcW w:type="dxa" w:w="1881"/>
+            <w:shd w:val="clear" w:color="auto" w:fill="007B8A"/>
+          </w:tcPr>
+          <w:p>
+            <w:pPr>
+              <w:jc w:val="center"/>
+            </w:pPr>
+            <w:r>
+              <w:rPr>
+                <w:b/>
+                <w:color w:val="FFFFFF"/>
+                <w:sz w:val="18"/>
+              </w:rPr>
+              <w:t>Last Completed</w:t>
+            </w:r>
+          </w:p>
+        </w:tc>
+      </w:tr>
+      <w:tr>
+        <w:tc>
+          <w:tcPr>
+            <w:tcW w:type="dxa" w:w="1881"/>
+            <w:shd w:val="clear" w:color="auto" w:fill="E8F4F5"/>
+          </w:tcPr>
+          <w:p>
+            <w:r>
+              <w:rPr>
+                <w:sz w:val="18"/>
+              </w:rPr>
+              <w:t>Internal Brand Compliance Audit</w:t>
+            </w:r>
+          </w:p>
+        </w:tc>
+        <w:tc>
+          <w:tcPr>
+            <w:tcW w:type="dxa" w:w="1881"/>
+            <w:shd w:val="clear" w:color="auto" w:fill="E8F4F5"/>
+          </w:tcPr>
+          <w:p>
+            <w:r>
+              <w:rPr>
+                <w:sz w:val="18"/>
+              </w:rPr>
+              <w:t>Annual</w:t>
+            </w:r>
+          </w:p>
+        </w:tc>
+        <w:tc>
+          <w:tcPr>
+            <w:tcW w:type="dxa" w:w="1881"/>
+            <w:shd w:val="clear" w:color="auto" w:fill="E8F4F5"/>
+          </w:tcPr>
+          <w:p>
+            <w:r>
+              <w:rPr>
+                <w:sz w:val="18"/>
+              </w:rPr>
+              <w:t>All 6 hospitals; wayfinding; print; digital; uniforms</w:t>
+            </w:r>
+          </w:p>
+        </w:tc>
+        <w:tc>
+          <w:tcPr>
+            <w:tcW w:type="dxa" w:w="1881"/>
+            <w:shd w:val="clear" w:color="auto" w:fill="E8F4F5"/>
+          </w:tcPr>
+          <w:p>
+            <w:r>
+              <w:rPr>
+                <w:sz w:val="18"/>
+              </w:rPr>
+              <w:t>Group Marketing Manager</w:t>
+            </w:r>
+          </w:p>
+        </w:tc>
+        <w:tc>
+          <w:tcPr>
+            <w:tcW w:type="dxa" w:w="1881"/>
+            <w:shd w:val="clear" w:color="auto" w:fill="E8F4F5"/>
+          </w:tcPr>
+          <w:p>
+            <w:r>
+              <w:rPr>
+                <w:sz w:val="18"/>
+              </w:rPr>
+              <w:t>March 2025</w:t>
+            </w:r>
+          </w:p>
+        </w:tc>
+      </w:tr>
+      <w:tr>
+        <w:tc>
+          <w:tcPr>
+            <w:tcW w:type="dxa" w:w="1881"/>
+            <w:shd w:val="clear" w:color="auto" w:fill="FFFFFF"/>
+          </w:tcPr>
+          <w:p>
+            <w:r>
+              <w:rPr>
+                <w:sz w:val="18"/>
+              </w:rPr>
+              <w:t>External Brand Perception Survey</w:t>
+            </w:r>
+          </w:p>
+        </w:tc>
+        <w:tc>
+          <w:tcPr>
+            <w:tcW w:type="dxa" w:w="1881"/>
+            <w:shd w:val="clear" w:color="auto" w:fill="FFFFFF"/>
+          </w:tcPr>
+          <w:p>
+            <w:r>
+              <w:rPr>
+                <w:sz w:val="18"/>
+              </w:rPr>
+              <w:t>Bi-annual</w:t>
+            </w:r>
+          </w:p>
+        </w:tc>
+        <w:tc>
+          <w:tcPr>
+            <w:tcW w:type="dxa" w:w="1881"/>
+            <w:shd w:val="clear" w:color="auto" w:fill="FFFFFF"/>
+          </w:tcPr>
+          <w:p>
+            <w:r>
+              <w:rPr>
+                <w:sz w:val="18"/>
+              </w:rPr>
+              <w:t>Patient and community survey (min n=500 per hospital)</w:t>
+            </w:r>
+          </w:p>
+        </w:tc>
+        <w:tc>
+          <w:tcPr>
+            <w:tcW w:type="dxa" w:w="1881"/>
+            <w:shd w:val="clear" w:color="auto" w:fill="FFFFFF"/>
+          </w:tcPr>
+          <w:p>
+            <w:r>
+              <w:rPr>
+                <w:sz w:val="18"/>
+              </w:rPr>
+              <w:t>Group Marketing Director</w:t>
+            </w:r>
+          </w:p>
+        </w:tc>
+        <w:tc>
+          <w:tcPr>
+            <w:tcW w:type="dxa" w:w="1881"/>
+            <w:shd w:val="clear" w:color="auto" w:fill="FFFFFF"/>
+          </w:tcPr>
+          <w:p>
+            <w:r>
+              <w:rPr>
+                <w:sz w:val="18"/>
+              </w:rPr>
+              <w:t>November 2024</w:t>
+            </w:r>
+          </w:p>
+        </w:tc>
+      </w:tr>
+      <w:tr>
+        <w:tc>
+          <w:tcPr>
+            <w:tcW w:type="dxa" w:w="1881"/>
+            <w:shd w:val="clear" w:color="auto" w:fill="E8F4F5"/>
+          </w:tcPr>
+          <w:p>
+            <w:r>
+              <w:rPr>
+                <w:sz w:val="18"/>
+              </w:rPr>
+              <w:t>Digital Accessibility Audit (WCAG)</w:t>
+            </w:r>
+          </w:p>
+        </w:tc>
+        <w:tc>
+          <w:tcPr>
+            <w:tcW w:type="dxa" w:w="1881"/>
+            <w:shd w:val="clear" w:color="auto" w:fill="E8F4F5"/>
+          </w:tcPr>
+          <w:p>
+            <w:r>
+              <w:rPr>
+                <w:sz w:val="18"/>
+              </w:rPr>
+              <w:t>Annual</w:t>
+            </w:r>
+          </w:p>
+        </w:tc>
+        <w:tc>
+          <w:tcPr>
+            <w:tcW w:type="dxa" w:w="1881"/>
+            <w:shd w:val="clear" w:color="auto" w:fill="E8F4F5"/>
+          </w:tcPr>
+          <w:p>
+            <w:r>
+              <w:rPr>
+                <w:sz w:val="18"/>
+              </w:rPr>
+              <w:t>Website; patient portal; patient app</w:t>
+            </w:r>
+          </w:p>
+        </w:tc>
+        <w:tc>
+          <w:tcPr>
+            <w:tcW w:type="dxa" w:w="1881"/>
+            <w:shd w:val="clear" w:color="auto" w:fill="E8F4F5"/>
+          </w:tcPr>
+          <w:p>
+            <w:r>
+              <w:rPr>
+                <w:sz w:val="18"/>
+              </w:rPr>
+              <w:t>Group CIO + Digital Agency</w:t>
+            </w:r>
+          </w:p>
+        </w:tc>
+        <w:tc>
+          <w:tcPr>
+            <w:tcW w:type="dxa" w:w="1881"/>
+            <w:shd w:val="clear" w:color="auto" w:fill="E8F4F5"/>
+          </w:tcPr>
+          <w:p>
+            <w:r>
+              <w:rPr>
+                <w:sz w:val="18"/>
+              </w:rPr>
+              <w:t>January 2025</w:t>
+            </w:r>
+          </w:p>
+        </w:tc>
+      </w:tr>
+      <w:tr>
+        <w:tc>
+          <w:tcPr>
+            <w:tcW w:type="dxa" w:w="1881"/>
+            <w:shd w:val="clear" w:color="auto" w:fill="FFFFFF"/>
+          </w:tcPr>
+          <w:p>
+            <w:r>
+              <w:rPr>
+                <w:sz w:val="18"/>
+              </w:rPr>
+              <w:t>Social Media Brand Audit</w:t>
+            </w:r>
+          </w:p>
+        </w:tc>
+        <w:tc>
+          <w:tcPr>
+            <w:tcW w:type="dxa" w:w="1881"/>
+            <w:shd w:val="clear" w:color="auto" w:fill="FFFFFF"/>
+          </w:tcPr>
+          <w:p>
+            <w:r>
+              <w:rPr>
+                <w:sz w:val="18"/>
+              </w:rPr>
+              <w:t>Quarterly</w:t>
+            </w:r>
+          </w:p>
+        </w:tc>
+        <w:tc>
+          <w:tcPr>
+            <w:tcW w:type="dxa" w:w="1881"/>
+            <w:shd w:val="clear" w:color="auto" w:fill="FFFFFF"/>
+          </w:tcPr>
+          <w:p>
+            <w:r>
+              <w:rPr>
+                <w:sz w:val="18"/>
+              </w:rPr>
+              <w:t>All active channels; tone; visual compliance</w:t>
+            </w:r>
+          </w:p>
+        </w:tc>
+        <w:tc>
+          <w:tcPr>
+            <w:tcW w:type="dxa" w:w="1881"/>
+            <w:shd w:val="clear" w:color="auto" w:fill="FFFFFF"/>
+          </w:tcPr>
+          <w:p>
+            <w:r>
+              <w:rPr>
+                <w:sz w:val="18"/>
+              </w:rPr>
+              <w:t>Group Social Media Manager</w:t>
+            </w:r>
+          </w:p>
+        </w:tc>
+        <w:tc>
+          <w:tcPr>
+            <w:tcW w:type="dxa" w:w="1881"/>
+            <w:shd w:val="clear" w:color="auto" w:fill="FFFFFF"/>
+          </w:tcPr>
+          <w:p>
+            <w:r>
+              <w:rPr>
+                <w:sz w:val="18"/>
+              </w:rPr>
+              <w:t>June 2025</w:t>
+            </w:r>
+          </w:p>
+        </w:tc>
+      </w:tr>
+      <w:tr>
+        <w:tc>
+          <w:tcPr>
+            <w:tcW w:type="dxa" w:w="1881"/>
+            <w:shd w:val="clear" w:color="auto" w:fill="E8F4F5"/>
+          </w:tcPr>
+          <w:p>
+            <w:r>
+              <w:rPr>
+                <w:sz w:val="18"/>
+              </w:rPr>
+              <w:t>Agency Brand Induction</w:t>
+            </w:r>
+          </w:p>
+        </w:tc>
+        <w:tc>
+          <w:tcPr>
+            <w:tcW w:type="dxa" w:w="1881"/>
+            <w:shd w:val="clear" w:color="auto" w:fill="E8F4F5"/>
+          </w:tcPr>
+          <w:p>
+            <w:r>
+              <w:rPr>
+                <w:sz w:val="18"/>
+              </w:rPr>
+              <w:t>Per engagement</w:t>
+            </w:r>
+          </w:p>
+        </w:tc>
+        <w:tc>
+          <w:tcPr>
+            <w:tcW w:type="dxa" w:w="1881"/>
+            <w:shd w:val="clear" w:color="auto" w:fill="E8F4F5"/>
+          </w:tcPr>
+          <w:p>
+            <w:r>
+              <w:rPr>
+                <w:sz w:val="18"/>
+              </w:rPr>
+              <w:t>All new agencies and contractors</w:t>
+            </w:r>
+          </w:p>
+        </w:tc>
+        <w:tc>
+          <w:tcPr>
+            <w:tcW w:type="dxa" w:w="1881"/>
+            <w:shd w:val="clear" w:color="auto" w:fill="E8F4F5"/>
+          </w:tcPr>
+          <w:p>
+            <w:r>
+              <w:rPr>
+                <w:sz w:val="18"/>
+              </w:rPr>
+              <w:t>Group Marketing Manager</w:t>
+            </w:r>
+          </w:p>
+        </w:tc>
+        <w:tc>
+          <w:tcPr>
+            <w:tcW w:type="dxa" w:w="1881"/>
+            <w:shd w:val="clear" w:color="auto" w:fill="E8F4F5"/>
+          </w:tcPr>
+          <w:p>
+            <w:r>
+              <w:rPr>
+                <w:sz w:val="18"/>
+              </w:rPr>
+              <w:t>Ongoing</w:t>
+            </w:r>
+          </w:p>
+        </w:tc>
+      </w:tr>
+    </w:tbl>
+    <w:p/>
+    <w:p>
+      <w:pPr>
+        <w:pStyle w:val="Heading2"/>
+        <w:spacing w:before="200" w:after="80"/>
+      </w:pPr>
+      <w:r>
+        <w:rPr>
+          <w:color w:val="003050"/>
+          <w:sz w:val="24"/>
+        </w:rPr>
+        <w:t>10.3 Brand Queries and Escalation</w:t>
       </w:r>
     </w:p>
     <w:p>
       <w:pPr>
-        <w:pStyle w:val="ListBullet"/>
+        <w:spacing w:after="120"/>
       </w:pPr>
       <w:r>
-        <w:t>Do NOT name competitors or make comparative claims in external communications</w:t>
+        <w:rPr>
+          <w:b w:val="0"/>
+          <w:i w:val="0"/>
+          <w:sz w:val="20"/>
+        </w:rPr>
+        <w:t>For brand queries, asset requests, or compliance concerns, contact: brandteam@contosohealthcare.com.my or the Group Marketing Director via Microsoft Teams. Response SLA: 1 business day for urgent; 3 business days for standard requests.</w:t>
       </w:r>
     </w:p>
     <w:p>
       <w:pPr>
-        <w:pStyle w:val="ListBullet"/>
+        <w:spacing w:after="120"/>
       </w:pPr>
       <w:r>
-        <w:t>Do NOT make clinical outcome guarantees ('We will cure...', 'Guaranteed results...')</w:t>
-      </w:r>
-    </w:p>
-    <w:p>
-      <w:pPr>
-        <w:pStyle w:val="ListBullet"/>
-      </w:pPr>
-      <w:r>
-        <w:t>Do NOT use the brand colours for purposes other than defined in Section 2</w:t>
-      </w:r>
-    </w:p>
-    <w:p>
-      <w:pPr>
-        <w:pStyle w:val="ListBullet"/>
-      </w:pPr>
-      <w:r>
-        <w:t>Do NOT publish patient names, photos, or clinical details without signed consent</w:t>
-      </w:r>
-    </w:p>
-    <w:p>
-      <w:pPr>
-        <w:pStyle w:val="ListBullet"/>
-      </w:pPr>
-      <w:r>
-        <w:t>Do NOT use social media to respond to individual patient complaints — redirect to patient relations</w:t>
-      </w:r>
-    </w:p>
-    <w:p>
-      <w:pPr>
-        <w:pStyle w:val="ListBullet"/>
-      </w:pPr>
-      <w:r>
-        <w:t>Do NOT create your own logo variants, templates, or brand materials without Group Comms review</w:t>
-      </w:r>
-    </w:p>
-    <w:p>
-      <w:pPr>
-        <w:pStyle w:val="ListBullet"/>
-      </w:pPr>
-      <w:r>
-        <w:t>Do NOT quote specific pricing or fees in media communications</w:t>
-      </w:r>
-    </w:p>
-    <w:p>
-      <w:pPr>
-        <w:pStyle w:val="ListBullet"/>
-      </w:pPr>
-      <w:r>
-        <w:t>Do NOT use the Acibadem, Fortis, or Mount Elizabeth logos without specific brand team approval</w:t>
-      </w:r>
-    </w:p>
-    <w:p>
-      <w:pPr>
-        <w:pStyle w:val="ListBullet"/>
-      </w:pPr>
-      <w:r>
-        <w:t>Do NOT issue any statement related to regulatory investigations, legal proceedings, or whistleblower matters without Legal and Group Comms sign-off</w:t>
-      </w:r>
-    </w:p>
-    <w:p>
-      <w:pPr>
-        <w:pStyle w:val="ListBullet"/>
-      </w:pPr>
-      <w:r>
-        <w:t>Do NOT claim AI tools 'diagnose', 'prescribe', or 'replace' clinical judgment</w:t>
-      </w:r>
-    </w:p>
-    <w:p>
-      <w:pPr>
-        <w:pStyle w:val="ListBullet"/>
-      </w:pPr>
-      <w:r>
-        <w:t>Do NOT post on corporate channels during a crisis without Group Comms direction</w:t>
-      </w:r>
-    </w:p>
-    <w:p>
-      <w:pPr>
-        <w:pStyle w:val="ListBullet"/>
-      </w:pPr>
-      <w:r>
-        <w:t>Do NOT use stock photos of patients unless from approved Contoso Photography Library</w:t>
-      </w:r>
-    </w:p>
-    <w:p>
-      <w:pPr>
-        <w:pStyle w:val="ListBullet"/>
-      </w:pPr>
-      <w:r>
-        <w:t>Do NOT translate brand taglines ('Caring for Life') without Group Comms approval — nuance is critical</w:t>
-      </w:r>
-    </w:p>
-    <w:p>
-      <w:pPr>
-        <w:pStyle w:val="ListBullet"/>
-      </w:pPr>
-      <w:r>
-        <w:t>Do NOT share draft press releases with media before final Group Comms approval</w:t>
-      </w:r>
-    </w:p>
-    <w:p>
-      <w:pPr>
-        <w:pStyle w:val="ListBullet"/>
-      </w:pPr>
-      <w:r>
-        <w:t>Do NOT use vague sustainability claims ('green', 'eco-friendly', 'carbon neutral') without specific data</w:t>
+        <w:rPr>
+          <w:b w:val="0"/>
+          <w:i w:val="0"/>
+          <w:sz w:val="20"/>
+        </w:rPr>
+        <w:t>Breaches of brand guidelines may result in disciplinary action under Group HR Policy (POL-HR-003). Serious external brand breaches must be escalated to the Group CEO within 24 hours.</w:t>
       </w:r>
     </w:p>
     <w:sectPr>
       <w:pgSz w:w="12240" w:h="15840"/>
-      <w:pgMar w:top="1440" w:right="1800" w:bottom="1440" w:left="1800" w:header="720" w:footer="720" w:gutter="0"/>
+      <w:pgMar w:top="1134" w:right="1417" w:bottom="1134" w:left="1417" w:header="720" w:footer="720" w:gutter="0"/>
       <w:cols w:space="720"/>
       <w:docGrid w:linePitch="360"/>
     </w:sectPr>
